--- a/ind/docx/47.content.docx
+++ b/ind/docx/47.content.docx
@@ -163,13 +163,6 @@
         <w:rPr>
           <w:lang w:val="id_ID" w:bidi="id_ID"/>
         </w:rPr>
-      </w:r>
-      <w:r>
-        <w:rPr>
-          <w:i/>
-          <w:lang w:val="id_ID" w:bidi="id_ID"/>
-        </w:rPr>
-        <w:t>2 Korintus 1:1–2, 2 Korintus 1:2, 2 Korintus 1:3, 2 Korintus 1:3–11, 2 Korintus 1:4–6, 2 Korintus 1:6, 2 Korintus 1:8–11, 2 Korintus 1:12, 2 Korintus 1:12–14, 2 Korintus 1:15–2:2, 2 Korintus 1:17, 2 Korintus 1:18–20, 2 Korintus 1:18–22, 2 Korintus 1:19, 2 Korintus 1:20, 2 Korintus 1:21–22, 2 Korintus 1:23–2.2, 2 Korintus 2:1, 2 Korintus 2:3–4, 2 Korintus 2:5–11, 2 Korintus 2:11, 2 Korintus 2:12–13, 2 Korintus 2:14, 2 Korintus 2:14–7.4, 2 Korintus 2:15–16, 2 Korintus 2:17, 2 Korintus 3:1–3, 2 Korintus 3:4–6, 2 Korintus 3:4–18: 4. Demikianlah besarnya keyakinan kami kepada Allah oleh Kristus. 5. Dengan diri kami sendiri kami tidak sanggup untuk memperhitungkan sesuatu seolah-olah pekerjaan kami sendiri, tidak, kesanggupan kami adalah pekerjaan Allah. 6. Ialah membuat kami juga sanggup menjadi pelayan-pelayan dari suatu perjanjian baru, yang tidak terdiri dari hukum yang tertulis, tetapi dari Roh; sebab hukum yang tertulis mematikan, tetapi Roh menghidupkan. 7. Pelayanan yang memimpin kepada kematian, yang dengan huruf-huruf terukir pada loh-loh batu, telah datang dengan kemuliaan, sehingga orang-orang Israel tidak tahan menatap wajah Musa karena kemuliaan wajahnya yang fana itu, 8. betapa lebih besarnya lagi kemuliaan pelayanan Roh! 9. Sebab, jika pelayanan yang memimpin kepada penghukuman itu mulia, betapa lebih mulianya lagi pelayanan yang memimpin kepada pembenaran. 10. Sungguh, apa yang dahulu dianggap mulia, sekarang ini tidak mempunyai kemuliaan oleh karena kemuliaan yang melebihi segala-galanya. 11. Sebab, jika yang pudar itu disertai dengan kemuliaan, betapa lebihnya lagi yang kekal itu dalam kemuliaan. 12. Karena kami mempunyai pengharapan yang demikian, maka kami bertindak dengan penuh keberanian, 13. tidak seperti Musa, yang menyelubungi wajahnya, supaya mata orang-orang Israel jangan melihat hilangnya kemuliaan yang sementara itu. 14. Tetapi pikiran mereka telah menjadi tumpul, sebab sampai pada hari ini selubung itu masih tetap menyelubungi pembacaan perjanjian lama itu, kalau mereka membacanya, karena hanya dalam Kristus selubung itu dihapuskan. 15. Sampai pada hari ini, setiap kali mereka membaca kitab Musa, ada selubung yang menutupi hati mereka. 16. Tetapi apabila hati seorang berbalik kepada Tuhan, maka selubung itu diambil dari padanya. 17. Sebab Tuhan adalah Roh; dan di mana ada Roh Allah, di situ ada kemerdekaan. 18. Dan kita semua mencerminkan kemuliaan Tuhan dengan muka yang tidak berselubung. Dan karena kemuliaan itu datangnya dari Tuhan yang adalah Roh, maka kita diubah menjadi serupa dengan gambar-Nya, dalam kemuliaan yang semakin besar., 2 Korintus 3:7–11, 2 Korintus 3:12–15, 2 Korintus 3:16–18, 2 Korintus 4:1, 2 Korintus 4:2, 2 Korintus 4:3–4, 2 Korintus 4:5, 2 Korintus 4:7, 2 Korintus 4:11, 2 Korintus 4:12, 2 Korintus 4:13–14, 2 Korintus 4:16–17, 2 Korintus 4:18, 2 Korintus 5:1–10, 2 Korintus 5:2, 2 Korintus 5:7, 2 Korintus 5:9–10, 2 Korintus 5:11, 2 Korintus 5:11–7:4, 2 Korintus 5:12, 2 Korintus 5:13, 2 Korintus 5:14, 2 Korintus 5:14–17, 2 Korintus 5:16–17, 2 Korintus 5:18–21, 2 Korintus 5:20, 2 Korintus 5:21, 2 Korintus 6:1–2, 2 Korintus 6:2, 2 Korintus 6:3–10, 2 Korintus 6:6–7, 2 Korintus 6:8–10, 2 Korintus 6:11–13, 2 Korintus 6:14, 2 Korintus 6:14–7:1, 2 Korintus 6:15, 2 Korintus 6:16, 2 Korintus 6:18, 2 Korintus 7:1, 2 Korintus 7:2–4, 2 Korintus 7:4, 2 Korintus 7:5–7, 2 Korintus 7:8–13, 2 Korintus 7:9–10, 2 Korintus 7:13–16, 2 Korintus 7:14, 2 Korintus 8:1–2, 2 Korintus 8:1–9.15, 2 Korintus 8:6, 2 Korintus 8:7, 2 Korintus 8:9, 2 Korintus 8:10, 2 Korintus 8:15, 2 Korintus 8:18–24, 2 Korintus 8:23, 2 Korintus 9:1–5, 2 Korintus 9:6, 2 Korintus 9:7, 2 Korintus 9:8–9, 2 Korintus 9:10–14, 2 Korintus 10:1, 2 Korintus 10:1–6, 2 Korintus 10:1–13.13, 2 Korintus 10:3–5, 2 Korintus 10:7–11, 2 Korintus 10:10, 2 Korintus 10:12, 2 Korintus 10:13–16, 2 Korintus 10:17–18, 2 Korintus 11:1, 2 Korintus 11:1–6, 2 Korintus 11:2, 2 Korintus 11:3, 2 Korintus 11:4, 2 Korintus 11:5–6, 2 Korintus 11:7, 2 Korintus 11:8–9, 2 Korintus 11:12, 2 Korintus 11:13–15, 2 Korintus 11:16–29, 2 Korintus 11:19, 2 Korintus 11:20–21, 2 Korintus 11:21–29, 2 Korintus 11:22, 2 Korintus 11:23–24, 2 Korintus 11:23–27, 2 Korintus 11:25, 2 Korintus 11:26–27, 2 Korintus 11:28, 2 Korintus 11:30, 2 Korintus 11:32–33, 2 Korintus 12:1, 2 Korintus 12:1–7, 2 Korintus 12:2, 2 Korintus 12:3–4, 2 Korintus 12:5–7, 2 Korintus 12:7–10, 2 Korintus 12:11, 2 Korintus 12:11–13, 2 Korintus 12:12, 2 Korintus 12:13, 2 Korintus 12:14–15, 2 Korintus 12:16–18, 2 Korintus 12:19, 2 Korintus 12:20–21, 2 Korintus 12:21, 2 Korintus 13:1–2, 2 Korintus 13:3–4, 2 Korintus 13:5–6, 2 Korintus 13:7, 2 Korintus 13:7–10, 2 Korintus 13:9, 2 Korintus 13:10, 2 Korintus 13:11, 2 Korintus 13:11–14, 2 Korintus 13:12–13, 2 Korintus 13:14</w:t>
       </w:r>
       <w:r>
         <w:rPr>

--- a/ind/docx/47.content.docx
+++ b/ind/docx/47.content.docx
@@ -150,19 +150,6 @@
           <w:lang w:val="id_ID" w:bidi="id_ID"/>
         </w:rPr>
         <w:t>2CO</w:t>
-      </w:r>
-      <w:r>
-        <w:rPr>
-          <w:lang w:val="id_ID" w:bidi="id_ID"/>
-        </w:rPr>
-      </w:r>
-    </w:p>
-    <w:p>
-      <w:pPr/>
-      <w:r>
-        <w:rPr>
-          <w:lang w:val="id_ID" w:bidi="id_ID"/>
-        </w:rPr>
       </w:r>
       <w:r>
         <w:rPr>

--- a/ind/docx/47.content.docx
+++ b/ind/docx/47.content.docx
@@ -19,7 +19,7 @@
         <w:rPr>
           <w:lang w:val="id_ID" w:bidi="id_ID"/>
         </w:rPr>
-        <w:t>Resource: Catatan Studi (Tyndale)</w:t>
+        <w:t>Resource: Tyndale Open Study Notes</w:t>
       </w:r>
       <w:r>
         <w:rPr>
@@ -112,7 +112,7 @@
         <w:rPr>
           <w:lang w:val="id_ID" w:bidi="id_ID"/>
         </w:rPr>
-        <w:t>Catatan Studi (Tyndale)</w:t>
+        <w:t>Tyndale Open Study Notes</w:t>
       </w:r>
     </w:p>
     <w:p>

--- a/ind/docx/47.content.docx
+++ b/ind/docx/47.content.docx
@@ -19,7 +19,7 @@
         <w:rPr>
           <w:lang w:val="id_ID" w:bidi="id_ID"/>
         </w:rPr>
-        <w:t>Resource: Tyndale Open Study Notes</w:t>
+        <w:t>Resource: Aquifer Open Study Notes</w:t>
       </w:r>
       <w:r>
         <w:rPr>
@@ -112,7 +112,7 @@
         <w:rPr>
           <w:lang w:val="id_ID" w:bidi="id_ID"/>
         </w:rPr>
-        <w:t>Tyndale Open Study Notes</w:t>
+        <w:t>Aquifer Open Study Notes</w:t>
       </w:r>
     </w:p>
     <w:p>

--- a/ind/docx/47.content.docx
+++ b/ind/docx/47.content.docx
@@ -233,36 +233,24 @@
         </w:rPr>
         <w:t xml:space="preserve">Surat-surat pada abad pertama biasanya dimulai dengan menyebutkan nama penulis dan penerima yang dituju, diikuti dengan salam (lihat </w:t>
       </w:r>
-      <w:hyperlink r:id="rId13">
-        <w:r>
-          <w:rPr>
-            <w:lang w:val="id_ID" w:bidi="id_ID"/>
-          </w:rPr>
-          <w:rPr>
-            <w:color w:val="0000EE"/>
-            <w:u w:val="single"/>
-          </w:rPr>
-          <w:t>Kisah. 15:23</w:t>
-        </w:r>
-      </w:hyperlink>
+      <w:r>
+        <w:rPr>
+          <w:lang w:val="id_ID" w:bidi="id_ID"/>
+        </w:rPr>
+        <w:t>Kisah. 15:23</w:t>
+      </w:r>
       <w:r>
         <w:rPr>
           <w:lang w:val="id_ID" w:bidi="id_ID"/>
         </w:rPr>
         <w:t xml:space="preserve">; </w:t>
       </w:r>
-      <w:hyperlink r:id="rId14">
-        <w:r>
-          <w:rPr>
-            <w:lang w:val="id_ID" w:bidi="id_ID"/>
-          </w:rPr>
-          <w:rPr>
-            <w:color w:val="0000EE"/>
-            <w:u w:val="single"/>
-          </w:rPr>
-          <w:t>23:25–26</w:t>
-        </w:r>
-      </w:hyperlink>
+      <w:r>
+        <w:rPr>
+          <w:lang w:val="id_ID" w:bidi="id_ID"/>
+        </w:rPr>
+        <w:t>23:25–26</w:t>
+      </w:r>
       <w:r>
         <w:rPr>
           <w:lang w:val="id_ID" w:bidi="id_ID"/>
@@ -378,18 +366,12 @@
         </w:rPr>
         <w:t>Bapa yang penuh belas kasihan: Allah senang menunjukkan kebaikan kepada umat-Nya dan mendengarkan seruan anak-anak-Nya (</w:t>
       </w:r>
-      <w:hyperlink r:id="rId15">
-        <w:r>
-          <w:rPr>
-            <w:lang w:val="id_ID" w:bidi="id_ID"/>
-          </w:rPr>
-          <w:rPr>
-            <w:color w:val="0000EE"/>
-            <w:u w:val="single"/>
-          </w:rPr>
-          <w:t>Mzm. 145:18–19</w:t>
-        </w:r>
-      </w:hyperlink>
+      <w:r>
+        <w:rPr>
+          <w:lang w:val="id_ID" w:bidi="id_ID"/>
+        </w:rPr>
+        <w:t>Mzm. 145:18–19</w:t>
+      </w:r>
       <w:r>
         <w:rPr>
           <w:lang w:val="id_ID" w:bidi="id_ID"/>
@@ -444,36 +426,24 @@
         </w:rPr>
         <w:t>Paulus kini memulai dengan ucapan syukur yang penuh sukacita. Dia merasa senang karena, meskipun banyak masalah membebaninya, dia telah mendapatkan penghiburan khusus dari Allah (</w:t>
       </w:r>
-      <w:hyperlink r:id="rId16">
-        <w:r>
-          <w:rPr>
-            <w:lang w:val="id_ID" w:bidi="id_ID"/>
-          </w:rPr>
-          <w:rPr>
-            <w:color w:val="0000EE"/>
-            <w:u w:val="single"/>
-          </w:rPr>
-          <w:t>1:4–7</w:t>
-        </w:r>
-      </w:hyperlink>
+      <w:r>
+        <w:rPr>
+          <w:lang w:val="id_ID" w:bidi="id_ID"/>
+        </w:rPr>
+        <w:t>1:4–7</w:t>
+      </w:r>
       <w:r>
         <w:rPr>
           <w:lang w:val="id_ID" w:bidi="id_ID"/>
         </w:rPr>
         <w:t>) dan telah diselamatkan dari kematian di provinsi Asia (</w:t>
       </w:r>
-      <w:hyperlink r:id="rId17">
-        <w:r>
-          <w:rPr>
-            <w:lang w:val="id_ID" w:bidi="id_ID"/>
-          </w:rPr>
-          <w:rPr>
-            <w:color w:val="0000EE"/>
-            <w:u w:val="single"/>
-          </w:rPr>
-          <w:t>1:8–11</w:t>
-        </w:r>
-      </w:hyperlink>
+      <w:r>
+        <w:rPr>
+          <w:lang w:val="id_ID" w:bidi="id_ID"/>
+        </w:rPr>
+        <w:t>1:8–11</w:t>
+      </w:r>
       <w:r>
         <w:rPr>
           <w:lang w:val="id_ID" w:bidi="id_ID"/>
@@ -657,144 +627,96 @@
         </w:rPr>
         <w:t xml:space="preserve"> tidak diketahui dengan pasti penderitaan apa yang disebut di sini. Salah satu kemungkinan adalah kerusuhan di Efesus (</w:t>
       </w:r>
-      <w:hyperlink r:id="rId18">
-        <w:r>
-          <w:rPr>
-            <w:lang w:val="id_ID" w:bidi="id_ID"/>
-          </w:rPr>
-          <w:rPr>
-            <w:color w:val="0000EE"/>
-            <w:u w:val="single"/>
-          </w:rPr>
-          <w:t>Kisah. 19:23–41</w:t>
-        </w:r>
-      </w:hyperlink>
+      <w:r>
+        <w:rPr>
+          <w:lang w:val="id_ID" w:bidi="id_ID"/>
+        </w:rPr>
+        <w:t>Kisah. 19:23–41</w:t>
+      </w:r>
       <w:r>
         <w:rPr>
           <w:lang w:val="id_ID" w:bidi="id_ID"/>
         </w:rPr>
         <w:t>). Kemungkinan lainnya adalah bahwa Paulus diadili di pengadilan sipil dan menghadapi ancaman hukuman mati di Efesus (</w:t>
       </w:r>
-      <w:hyperlink r:id="rId19">
-        <w:r>
-          <w:rPr>
-            <w:lang w:val="id_ID" w:bidi="id_ID"/>
-          </w:rPr>
-          <w:rPr>
-            <w:color w:val="0000EE"/>
-            <w:u w:val="single"/>
-          </w:rPr>
-          <w:t>2Kor. 1:9</w:t>
-        </w:r>
-      </w:hyperlink>
+      <w:r>
+        <w:rPr>
+          <w:lang w:val="id_ID" w:bidi="id_ID"/>
+        </w:rPr>
+        <w:t>2Kor. 1:9</w:t>
+      </w:r>
       <w:r>
         <w:rPr>
           <w:lang w:val="id_ID" w:bidi="id_ID"/>
         </w:rPr>
         <w:t xml:space="preserve">; lihat </w:t>
       </w:r>
-      <w:hyperlink r:id="rId20">
-        <w:r>
-          <w:rPr>
-            <w:lang w:val="id_ID" w:bidi="id_ID"/>
-          </w:rPr>
-          <w:rPr>
-            <w:color w:val="0000EE"/>
-            <w:u w:val="single"/>
-          </w:rPr>
-          <w:t>1 Kor 15:32</w:t>
-        </w:r>
-      </w:hyperlink>
+      <w:r>
+        <w:rPr>
+          <w:lang w:val="id_ID" w:bidi="id_ID"/>
+        </w:rPr>
+        <w:t>1 Kor 15:32</w:t>
+      </w:r>
       <w:r>
         <w:rPr>
           <w:lang w:val="id_ID" w:bidi="id_ID"/>
         </w:rPr>
         <w:t>). Kemungkinan yang lebih kecil adalah bahwa dia menderita penyakit akut yang mengancam jiwa. Paulus tidak asing terhadap bahaya maut (</w:t>
       </w:r>
-      <w:hyperlink r:id="rId21">
-        <w:r>
-          <w:rPr>
-            <w:lang w:val="id_ID" w:bidi="id_ID"/>
-          </w:rPr>
-          <w:rPr>
-            <w:color w:val="0000EE"/>
-            <w:u w:val="single"/>
-          </w:rPr>
-          <w:t>2Kor. 1:10</w:t>
-        </w:r>
-      </w:hyperlink>
+      <w:r>
+        <w:rPr>
+          <w:lang w:val="id_ID" w:bidi="id_ID"/>
+        </w:rPr>
+        <w:t>2Kor. 1:10</w:t>
+      </w:r>
       <w:r>
         <w:rPr>
           <w:lang w:val="id_ID" w:bidi="id_ID"/>
         </w:rPr>
         <w:t xml:space="preserve">; lihat juga </w:t>
       </w:r>
-      <w:hyperlink r:id="rId22">
-        <w:r>
-          <w:rPr>
-            <w:lang w:val="id_ID" w:bidi="id_ID"/>
-          </w:rPr>
-          <w:rPr>
-            <w:color w:val="0000EE"/>
-            <w:u w:val="single"/>
-          </w:rPr>
-          <w:t>4:10–12</w:t>
-        </w:r>
-      </w:hyperlink>
+      <w:r>
+        <w:rPr>
+          <w:lang w:val="id_ID" w:bidi="id_ID"/>
+        </w:rPr>
+        <w:t>4:10–12</w:t>
+      </w:r>
       <w:r>
         <w:rPr>
           <w:lang w:val="id_ID" w:bidi="id_ID"/>
         </w:rPr>
         <w:t xml:space="preserve">; </w:t>
       </w:r>
-      <w:hyperlink r:id="rId23">
-        <w:r>
-          <w:rPr>
-            <w:lang w:val="id_ID" w:bidi="id_ID"/>
-          </w:rPr>
-          <w:rPr>
-            <w:color w:val="0000EE"/>
-            <w:u w:val="single"/>
-          </w:rPr>
-          <w:t>6:9</w:t>
-        </w:r>
-      </w:hyperlink>
+      <w:r>
+        <w:rPr>
+          <w:lang w:val="id_ID" w:bidi="id_ID"/>
+        </w:rPr>
+        <w:t>6:9</w:t>
+      </w:r>
       <w:r>
         <w:rPr>
           <w:lang w:val="id_ID" w:bidi="id_ID"/>
         </w:rPr>
         <w:t xml:space="preserve">; </w:t>
       </w:r>
-      <w:hyperlink r:id="rId24">
-        <w:r>
-          <w:rPr>
-            <w:lang w:val="id_ID" w:bidi="id_ID"/>
-          </w:rPr>
-          <w:rPr>
-            <w:color w:val="0000EE"/>
-            <w:u w:val="single"/>
-          </w:rPr>
-          <w:t>11:23</w:t>
-        </w:r>
-      </w:hyperlink>
+      <w:r>
+        <w:rPr>
+          <w:lang w:val="id_ID" w:bidi="id_ID"/>
+        </w:rPr>
+        <w:t>11:23</w:t>
+      </w:r>
       <w:r>
         <w:rPr>
           <w:lang w:val="id_ID" w:bidi="id_ID"/>
         </w:rPr>
         <w:t>), tetapi dia diselamatkan secara ajaib oleh pertolongan ilahi (</w:t>
       </w:r>
-      <w:hyperlink r:id="rId25">
-        <w:r>
-          <w:rPr>
-            <w:lang w:val="id_ID" w:bidi="id_ID"/>
-          </w:rPr>
-          <w:rPr>
-            <w:color w:val="0000EE"/>
-            <w:u w:val="single"/>
-          </w:rPr>
-          <w:t>1:11</w:t>
-        </w:r>
-      </w:hyperlink>
+      <w:r>
+        <w:rPr>
+          <w:lang w:val="id_ID" w:bidi="id_ID"/>
+        </w:rPr>
+        <w:t>1:11</w:t>
+      </w:r>
       <w:r>
         <w:rPr>
           <w:lang w:val="id_ID" w:bidi="id_ID"/>
@@ -942,18 +864,12 @@
         </w:rPr>
         <w:t>Rencana perjalanan Paulus dan janjinya yang tidak terpenuhi untuk berkunjung ke Korintus dikritik; ia dituduh plin-plan seperti orang-orang di dunia ini “yang berkata ‘Ya’ padahal maksudnya ‘Tidak’”(</w:t>
       </w:r>
-      <w:hyperlink r:id="rId26">
-        <w:r>
-          <w:rPr>
-            <w:lang w:val="id_ID" w:bidi="id_ID"/>
-          </w:rPr>
-          <w:rPr>
-            <w:color w:val="0000EE"/>
-            <w:u w:val="single"/>
-          </w:rPr>
-          <w:t>1:17</w:t>
-        </w:r>
-      </w:hyperlink>
+      <w:r>
+        <w:rPr>
+          <w:lang w:val="id_ID" w:bidi="id_ID"/>
+        </w:rPr>
+        <w:t>1:17</w:t>
+      </w:r>
       <w:r>
         <w:rPr>
           <w:lang w:val="id_ID" w:bidi="id_ID"/>
@@ -1008,36 +924,24 @@
         </w:rPr>
         <w:t xml:space="preserve">Paulus telah mengubah rencana perjalanannya. Dalam </w:t>
       </w:r>
-      <w:hyperlink r:id="rId27">
-        <w:r>
-          <w:rPr>
-            <w:lang w:val="id_ID" w:bidi="id_ID"/>
-          </w:rPr>
-          <w:rPr>
-            <w:color w:val="0000EE"/>
-            <w:u w:val="single"/>
-          </w:rPr>
-          <w:t>1Kor. 16:5</w:t>
-        </w:r>
-      </w:hyperlink>
+      <w:r>
+        <w:rPr>
+          <w:lang w:val="id_ID" w:bidi="id_ID"/>
+        </w:rPr>
+        <w:t>1Kor. 16:5</w:t>
+      </w:r>
       <w:r>
         <w:rPr>
           <w:lang w:val="id_ID" w:bidi="id_ID"/>
         </w:rPr>
         <w:t xml:space="preserve">, dia menyatakan harapannya untuk mengunjungi Korintus setelah melewati Makedonia. Kemudian, dia tampaknya berjanji untuk mengunjungi Korintus lebih awal (mungkin dalam “surat yang pedih [berat],” </w:t>
       </w:r>
-      <w:hyperlink r:id="rId28">
-        <w:r>
-          <w:rPr>
-            <w:lang w:val="id_ID" w:bidi="id_ID"/>
-          </w:rPr>
-          <w:rPr>
-            <w:color w:val="0000EE"/>
-            <w:u w:val="single"/>
-          </w:rPr>
-          <w:t>2Kor. 7:8</w:t>
-        </w:r>
-      </w:hyperlink>
+      <w:r>
+        <w:rPr>
+          <w:lang w:val="id_ID" w:bidi="id_ID"/>
+        </w:rPr>
+        <w:t>2Kor. 7:8</w:t>
+      </w:r>
       <w:r>
         <w:rPr>
           <w:lang w:val="id_ID" w:bidi="id_ID"/>
@@ -1194,18 +1098,12 @@
         </w:rPr>
         <w:t>Sudah cukup buruk bahwa musuh-musuh Paulus di Korintus telah menyerang karakternya dengan menyebutnya tidak dapat diandalkan dan licik (</w:t>
       </w:r>
-      <w:hyperlink r:id="rId26">
-        <w:r>
-          <w:rPr>
-            <w:lang w:val="id_ID" w:bidi="id_ID"/>
-          </w:rPr>
-          <w:rPr>
-            <w:color w:val="0000EE"/>
-            <w:u w:val="single"/>
-          </w:rPr>
-          <w:t>1:17</w:t>
-        </w:r>
-      </w:hyperlink>
+      <w:r>
+        <w:rPr>
+          <w:lang w:val="id_ID" w:bidi="id_ID"/>
+        </w:rPr>
+        <w:t>1:17</w:t>
+      </w:r>
       <w:r>
         <w:rPr>
           <w:lang w:val="id_ID" w:bidi="id_ID"/>
@@ -1260,108 +1158,72 @@
         </w:rPr>
         <w:t xml:space="preserve">Silas adalah seorang pemimpin Kristen terkenal dari gereja di Antiokhia (lihat </w:t>
       </w:r>
-      <w:hyperlink r:id="rId29">
-        <w:r>
-          <w:rPr>
-            <w:lang w:val="id_ID" w:bidi="id_ID"/>
-          </w:rPr>
-          <w:rPr>
-            <w:color w:val="0000EE"/>
-            <w:u w:val="single"/>
-          </w:rPr>
-          <w:t>Kisah. 15:22</w:t>
-        </w:r>
-      </w:hyperlink>
+      <w:r>
+        <w:rPr>
+          <w:lang w:val="id_ID" w:bidi="id_ID"/>
+        </w:rPr>
+        <w:t>Kisah. 15:22</w:t>
+      </w:r>
       <w:r>
         <w:rPr>
           <w:lang w:val="id_ID" w:bidi="id_ID"/>
         </w:rPr>
         <w:t xml:space="preserve">, </w:t>
       </w:r>
-      <w:hyperlink r:id="rId30">
-        <w:r>
-          <w:rPr>
-            <w:lang w:val="id_ID" w:bidi="id_ID"/>
-          </w:rPr>
-          <w:rPr>
-            <w:color w:val="0000EE"/>
-            <w:u w:val="single"/>
-          </w:rPr>
-          <w:t>27</w:t>
-        </w:r>
-      </w:hyperlink>
+      <w:r>
+        <w:rPr>
+          <w:lang w:val="id_ID" w:bidi="id_ID"/>
+        </w:rPr>
+        <w:t>27</w:t>
+      </w:r>
       <w:r>
         <w:rPr>
           <w:lang w:val="id_ID" w:bidi="id_ID"/>
         </w:rPr>
         <w:t xml:space="preserve">, </w:t>
       </w:r>
-      <w:hyperlink r:id="rId31">
-        <w:r>
-          <w:rPr>
-            <w:lang w:val="id_ID" w:bidi="id_ID"/>
-          </w:rPr>
-          <w:rPr>
-            <w:color w:val="0000EE"/>
-            <w:u w:val="single"/>
-          </w:rPr>
-          <w:t>32</w:t>
-        </w:r>
-      </w:hyperlink>
+      <w:r>
+        <w:rPr>
+          <w:lang w:val="id_ID" w:bidi="id_ID"/>
+        </w:rPr>
+        <w:t>32</w:t>
+      </w:r>
       <w:r>
         <w:rPr>
           <w:lang w:val="id_ID" w:bidi="id_ID"/>
         </w:rPr>
         <w:t xml:space="preserve">; </w:t>
       </w:r>
-      <w:hyperlink r:id="rId32">
-        <w:r>
-          <w:rPr>
-            <w:lang w:val="id_ID" w:bidi="id_ID"/>
-          </w:rPr>
-          <w:rPr>
-            <w:color w:val="0000EE"/>
-            <w:u w:val="single"/>
-          </w:rPr>
-          <w:t>1Tes. 1:1</w:t>
-        </w:r>
-      </w:hyperlink>
+      <w:r>
+        <w:rPr>
+          <w:lang w:val="id_ID" w:bidi="id_ID"/>
+        </w:rPr>
+        <w:t>1Tes. 1:1</w:t>
+      </w:r>
       <w:r>
         <w:rPr>
           <w:lang w:val="id_ID" w:bidi="id_ID"/>
         </w:rPr>
         <w:t xml:space="preserve">; </w:t>
       </w:r>
-      <w:hyperlink r:id="rId33">
-        <w:r>
-          <w:rPr>
-            <w:lang w:val="id_ID" w:bidi="id_ID"/>
-          </w:rPr>
-          <w:rPr>
-            <w:color w:val="0000EE"/>
-            <w:u w:val="single"/>
-          </w:rPr>
-          <w:t>2Tes. 1:1</w:t>
-        </w:r>
-      </w:hyperlink>
+      <w:r>
+        <w:rPr>
+          <w:lang w:val="id_ID" w:bidi="id_ID"/>
+        </w:rPr>
+        <w:t>2Tes. 1:1</w:t>
+      </w:r>
       <w:r>
         <w:rPr>
           <w:lang w:val="id_ID" w:bidi="id_ID"/>
         </w:rPr>
         <w:t xml:space="preserve">; </w:t>
       </w:r>
-      <w:hyperlink r:id="rId34">
-        <w:r>
-          <w:rPr>
-            <w:lang w:val="id_ID" w:bidi="id_ID"/>
-          </w:rPr>
-          <w:rPr>
-            <w:color w:val="0000EE"/>
-            <w:u w:val="single"/>
-          </w:rPr>
-          <w:t>1Ptr. 5:12</w:t>
-        </w:r>
-      </w:hyperlink>
+      <w:r>
+        <w:rPr>
+          <w:lang w:val="id_ID" w:bidi="id_ID"/>
+        </w:rPr>
+        <w:t>1Ptr. 5:12</w:t>
+      </w:r>
       <w:r>
         <w:rPr>
           <w:lang w:val="id_ID" w:bidi="id_ID"/>
@@ -1490,126 +1352,84 @@
         </w:rPr>
         <w:t xml:space="preserve">) oleh Roh Kudus, yang merupakan hadiah Allah kepada umat-Nya (lihat </w:t>
       </w:r>
-      <w:hyperlink r:id="rId35">
-        <w:r>
-          <w:rPr>
-            <w:lang w:val="id_ID" w:bidi="id_ID"/>
-          </w:rPr>
-          <w:rPr>
-            <w:color w:val="0000EE"/>
-            <w:u w:val="single"/>
-          </w:rPr>
-          <w:t>Rm. 8:1–27</w:t>
-        </w:r>
-      </w:hyperlink>
+      <w:r>
+        <w:rPr>
+          <w:lang w:val="id_ID" w:bidi="id_ID"/>
+        </w:rPr>
+        <w:t>Rm. 8:1–27</w:t>
+      </w:r>
       <w:r>
         <w:rPr>
           <w:lang w:val="id_ID" w:bidi="id_ID"/>
         </w:rPr>
         <w:t xml:space="preserve">; </w:t>
       </w:r>
-      <w:hyperlink r:id="rId36">
-        <w:r>
-          <w:rPr>
-            <w:lang w:val="id_ID" w:bidi="id_ID"/>
-          </w:rPr>
-          <w:rPr>
-            <w:color w:val="0000EE"/>
-            <w:u w:val="single"/>
-          </w:rPr>
-          <w:t>Gal. 3:2–7</w:t>
-        </w:r>
-      </w:hyperlink>
+      <w:r>
+        <w:rPr>
+          <w:lang w:val="id_ID" w:bidi="id_ID"/>
+        </w:rPr>
+        <w:t>Gal. 3:2–7</w:t>
+      </w:r>
       <w:r>
         <w:rPr>
           <w:lang w:val="id_ID" w:bidi="id_ID"/>
         </w:rPr>
         <w:t xml:space="preserve">; </w:t>
       </w:r>
-      <w:hyperlink r:id="rId37">
-        <w:r>
-          <w:rPr>
-            <w:lang w:val="id_ID" w:bidi="id_ID"/>
-          </w:rPr>
-          <w:rPr>
-            <w:color w:val="0000EE"/>
-            <w:u w:val="single"/>
-          </w:rPr>
-          <w:t>5:5–6</w:t>
-        </w:r>
-      </w:hyperlink>
+      <w:r>
+        <w:rPr>
+          <w:lang w:val="id_ID" w:bidi="id_ID"/>
+        </w:rPr>
+        <w:t>5:5–6</w:t>
+      </w:r>
       <w:r>
         <w:rPr>
           <w:lang w:val="id_ID" w:bidi="id_ID"/>
         </w:rPr>
         <w:t xml:space="preserve">, </w:t>
       </w:r>
-      <w:hyperlink r:id="rId38">
-        <w:r>
-          <w:rPr>
-            <w:lang w:val="id_ID" w:bidi="id_ID"/>
-          </w:rPr>
-          <w:rPr>
-            <w:color w:val="0000EE"/>
-            <w:u w:val="single"/>
-          </w:rPr>
-          <w:t>16–26</w:t>
-        </w:r>
-      </w:hyperlink>
+      <w:r>
+        <w:rPr>
+          <w:lang w:val="id_ID" w:bidi="id_ID"/>
+        </w:rPr>
+        <w:t>16–26</w:t>
+      </w:r>
       <w:r>
         <w:rPr>
           <w:lang w:val="id_ID" w:bidi="id_ID"/>
         </w:rPr>
         <w:t xml:space="preserve">; </w:t>
       </w:r>
-      <w:hyperlink r:id="rId39">
-        <w:r>
-          <w:rPr>
-            <w:lang w:val="id_ID" w:bidi="id_ID"/>
-          </w:rPr>
-          <w:rPr>
-            <w:color w:val="0000EE"/>
-            <w:u w:val="single"/>
-          </w:rPr>
-          <w:t>Ef. 1:13–14</w:t>
-        </w:r>
-      </w:hyperlink>
+      <w:r>
+        <w:rPr>
+          <w:lang w:val="id_ID" w:bidi="id_ID"/>
+        </w:rPr>
+        <w:t>Ef. 1:13–14</w:t>
+      </w:r>
       <w:r>
         <w:rPr>
           <w:lang w:val="id_ID" w:bidi="id_ID"/>
         </w:rPr>
         <w:t xml:space="preserve">). • "sebagai jaminan" adalah istilah dari dunia perdagangan yang artinya deposit atau uang muka, menjamin kepemilikan penuh (lihat </w:t>
       </w:r>
-      <w:hyperlink r:id="rId40">
-        <w:r>
-          <w:rPr>
-            <w:lang w:val="id_ID" w:bidi="id_ID"/>
-          </w:rPr>
-          <w:rPr>
-            <w:color w:val="0000EE"/>
-            <w:u w:val="single"/>
-          </w:rPr>
-          <w:t>2Kor. 5:5</w:t>
-        </w:r>
-      </w:hyperlink>
+      <w:r>
+        <w:rPr>
+          <w:lang w:val="id_ID" w:bidi="id_ID"/>
+        </w:rPr>
+        <w:t>2Kor. 5:5</w:t>
+      </w:r>
       <w:r>
         <w:rPr>
           <w:lang w:val="id_ID" w:bidi="id_ID"/>
         </w:rPr>
         <w:t xml:space="preserve">; </w:t>
       </w:r>
-      <w:hyperlink r:id="rId41">
-        <w:r>
-          <w:rPr>
-            <w:lang w:val="id_ID" w:bidi="id_ID"/>
-          </w:rPr>
-          <w:rPr>
-            <w:color w:val="0000EE"/>
-            <w:u w:val="single"/>
-          </w:rPr>
-          <w:t>Ef. 1:14</w:t>
-        </w:r>
-      </w:hyperlink>
+      <w:r>
+        <w:rPr>
+          <w:lang w:val="id_ID" w:bidi="id_ID"/>
+        </w:rPr>
+        <w:t>Ef. 1:14</w:t>
+      </w:r>
       <w:r>
         <w:rPr>
           <w:lang w:val="id_ID" w:bidi="id_ID"/>
@@ -1664,180 +1484,120 @@
         </w:rPr>
         <w:t xml:space="preserve">Allah sebagai saksiku: Sumpah sederhana ini menunjukkan bahwa dia mengatakan yang sejujurnya (lihat </w:t>
       </w:r>
-      <w:hyperlink r:id="rId42">
-        <w:r>
-          <w:rPr>
-            <w:lang w:val="id_ID" w:bidi="id_ID"/>
-          </w:rPr>
-          <w:rPr>
-            <w:color w:val="0000EE"/>
-            <w:u w:val="single"/>
-          </w:rPr>
-          <w:t>1Sam. 12:5</w:t>
-        </w:r>
-      </w:hyperlink>
+      <w:r>
+        <w:rPr>
+          <w:lang w:val="id_ID" w:bidi="id_ID"/>
+        </w:rPr>
+        <w:t>1Sam. 12:5</w:t>
+      </w:r>
       <w:r>
         <w:rPr>
           <w:lang w:val="id_ID" w:bidi="id_ID"/>
         </w:rPr>
         <w:t xml:space="preserve">; </w:t>
       </w:r>
-      <w:hyperlink r:id="rId43">
-        <w:r>
-          <w:rPr>
-            <w:lang w:val="id_ID" w:bidi="id_ID"/>
-          </w:rPr>
-          <w:rPr>
-            <w:color w:val="0000EE"/>
-            <w:u w:val="single"/>
-          </w:rPr>
-          <w:t>20:12</w:t>
-        </w:r>
-      </w:hyperlink>
+      <w:r>
+        <w:rPr>
+          <w:lang w:val="id_ID" w:bidi="id_ID"/>
+        </w:rPr>
+        <w:t>20:12</w:t>
+      </w:r>
       <w:r>
         <w:rPr>
           <w:lang w:val="id_ID" w:bidi="id_ID"/>
         </w:rPr>
         <w:t xml:space="preserve">; </w:t>
       </w:r>
-      <w:hyperlink r:id="rId44">
-        <w:r>
-          <w:rPr>
-            <w:lang w:val="id_ID" w:bidi="id_ID"/>
-          </w:rPr>
-          <w:rPr>
-            <w:color w:val="0000EE"/>
-            <w:u w:val="single"/>
-          </w:rPr>
-          <w:t>Ayb. 16:19</w:t>
-        </w:r>
-      </w:hyperlink>
+      <w:r>
+        <w:rPr>
+          <w:lang w:val="id_ID" w:bidi="id_ID"/>
+        </w:rPr>
+        <w:t>Ayb. 16:19</w:t>
+      </w:r>
       <w:r>
         <w:rPr>
           <w:lang w:val="id_ID" w:bidi="id_ID"/>
         </w:rPr>
         <w:t xml:space="preserve">; bandingkan </w:t>
       </w:r>
-      <w:hyperlink r:id="rId45">
-        <w:r>
-          <w:rPr>
-            <w:lang w:val="id_ID" w:bidi="id_ID"/>
-          </w:rPr>
-          <w:rPr>
-            <w:color w:val="0000EE"/>
-            <w:u w:val="single"/>
-          </w:rPr>
-          <w:t>Rut 1:17</w:t>
-        </w:r>
-      </w:hyperlink>
+      <w:r>
+        <w:rPr>
+          <w:lang w:val="id_ID" w:bidi="id_ID"/>
+        </w:rPr>
+        <w:t>Rut 1:17</w:t>
+      </w:r>
       <w:r>
         <w:rPr>
           <w:lang w:val="id_ID" w:bidi="id_ID"/>
         </w:rPr>
         <w:t xml:space="preserve">; </w:t>
       </w:r>
-      <w:hyperlink r:id="rId46">
-        <w:r>
-          <w:rPr>
-            <w:lang w:val="id_ID" w:bidi="id_ID"/>
-          </w:rPr>
-          <w:rPr>
-            <w:color w:val="0000EE"/>
-            <w:u w:val="single"/>
-          </w:rPr>
-          <w:t>1Sam. 14:44</w:t>
-        </w:r>
-      </w:hyperlink>
+      <w:r>
+        <w:rPr>
+          <w:lang w:val="id_ID" w:bidi="id_ID"/>
+        </w:rPr>
+        <w:t>1Sam. 14:44</w:t>
+      </w:r>
       <w:r>
         <w:rPr>
           <w:lang w:val="id_ID" w:bidi="id_ID"/>
         </w:rPr>
         <w:t xml:space="preserve">; </w:t>
       </w:r>
-      <w:hyperlink r:id="rId47">
-        <w:r>
-          <w:rPr>
-            <w:lang w:val="id_ID" w:bidi="id_ID"/>
-          </w:rPr>
-          <w:rPr>
-            <w:color w:val="0000EE"/>
-            <w:u w:val="single"/>
-          </w:rPr>
-          <w:t>2Sam. 3:35</w:t>
-        </w:r>
-      </w:hyperlink>
+      <w:r>
+        <w:rPr>
+          <w:lang w:val="id_ID" w:bidi="id_ID"/>
+        </w:rPr>
+        <w:t>2Sam. 3:35</w:t>
+      </w:r>
       <w:r>
         <w:rPr>
           <w:lang w:val="id_ID" w:bidi="id_ID"/>
         </w:rPr>
         <w:t xml:space="preserve">; </w:t>
       </w:r>
-      <w:hyperlink r:id="rId48">
-        <w:r>
-          <w:rPr>
-            <w:lang w:val="id_ID" w:bidi="id_ID"/>
-          </w:rPr>
-          <w:rPr>
-            <w:color w:val="0000EE"/>
-            <w:u w:val="single"/>
-          </w:rPr>
-          <w:t>1Raj. 2:23</w:t>
-        </w:r>
-      </w:hyperlink>
+      <w:r>
+        <w:rPr>
+          <w:lang w:val="id_ID" w:bidi="id_ID"/>
+        </w:rPr>
+        <w:t>1Raj. 2:23</w:t>
+      </w:r>
       <w:r>
         <w:rPr>
           <w:lang w:val="id_ID" w:bidi="id_ID"/>
         </w:rPr>
         <w:t xml:space="preserve">; </w:t>
       </w:r>
-      <w:hyperlink r:id="rId49">
-        <w:r>
-          <w:rPr>
-            <w:lang w:val="id_ID" w:bidi="id_ID"/>
-          </w:rPr>
-          <w:rPr>
-            <w:color w:val="0000EE"/>
-            <w:u w:val="single"/>
-          </w:rPr>
-          <w:t>Yer. 42:5</w:t>
-        </w:r>
-      </w:hyperlink>
+      <w:r>
+        <w:rPr>
+          <w:lang w:val="id_ID" w:bidi="id_ID"/>
+        </w:rPr>
+        <w:t>Yer. 42:5</w:t>
+      </w:r>
       <w:r>
         <w:rPr>
           <w:lang w:val="id_ID" w:bidi="id_ID"/>
         </w:rPr>
         <w:t>). Alasan sebenarnya perubahan rencana perjalanan Paulus adalah untuk menyelamatkan mereka dari teguran keras (</w:t>
       </w:r>
-      <w:hyperlink r:id="rId50">
-        <w:r>
-          <w:rPr>
-            <w:lang w:val="id_ID" w:bidi="id_ID"/>
-          </w:rPr>
-          <w:rPr>
-            <w:color w:val="0000EE"/>
-            <w:u w:val="single"/>
-          </w:rPr>
-          <w:t>2Kor. 1:23</w:t>
-        </w:r>
-      </w:hyperlink>
+      <w:r>
+        <w:rPr>
+          <w:lang w:val="id_ID" w:bidi="id_ID"/>
+        </w:rPr>
+        <w:t>2Kor. 1:23</w:t>
+      </w:r>
       <w:r>
         <w:rPr>
           <w:lang w:val="id_ID" w:bidi="id_ID"/>
         </w:rPr>
         <w:t>) dan menghindari memberikan kunjungan yang menyakitkan lagi kepada mereka (</w:t>
       </w:r>
-      <w:hyperlink r:id="rId51">
-        <w:r>
-          <w:rPr>
-            <w:lang w:val="id_ID" w:bidi="id_ID"/>
-          </w:rPr>
-          <w:rPr>
-            <w:color w:val="0000EE"/>
-            <w:u w:val="single"/>
-          </w:rPr>
-          <w:t>2:1</w:t>
-        </w:r>
-      </w:hyperlink>
+      <w:r>
+        <w:rPr>
+          <w:lang w:val="id_ID" w:bidi="id_ID"/>
+        </w:rPr>
+        <w:t>2:1</w:t>
+      </w:r>
       <w:r>
         <w:rPr>
           <w:lang w:val="id_ID" w:bidi="id_ID"/>
@@ -1892,54 +1652,36 @@
         </w:rPr>
         <w:t xml:space="preserve">Kunjungan Paulus sebelumnya sangat menyakitkan dan membuatnya sangat tertekan. Kunjungan ini tidak dicatat dalam Kisah Para Rasul; tampaknya terjadi selama pelayanan tiga tahun Paulus di Efesus (lihat </w:t>
       </w:r>
-      <w:hyperlink r:id="rId52">
-        <w:r>
-          <w:rPr>
-            <w:lang w:val="id_ID" w:bidi="id_ID"/>
-          </w:rPr>
-          <w:rPr>
-            <w:color w:val="0000EE"/>
-            <w:u w:val="single"/>
-          </w:rPr>
-          <w:t>Kisah. 19:8–22</w:t>
-        </w:r>
-      </w:hyperlink>
+      <w:r>
+        <w:rPr>
+          <w:lang w:val="id_ID" w:bidi="id_ID"/>
+        </w:rPr>
+        <w:t>Kisah. 19:8–22</w:t>
+      </w:r>
       <w:r>
         <w:rPr>
           <w:lang w:val="id_ID" w:bidi="id_ID"/>
         </w:rPr>
         <w:t>). Selama kunjungan itu, Paulus dengan tegas menegur gereja (</w:t>
       </w:r>
-      <w:hyperlink r:id="rId50">
-        <w:r>
-          <w:rPr>
-            <w:lang w:val="id_ID" w:bidi="id_ID"/>
-          </w:rPr>
-          <w:rPr>
-            <w:color w:val="0000EE"/>
-            <w:u w:val="single"/>
-          </w:rPr>
-          <w:t>2Kor. 1:23</w:t>
-        </w:r>
-      </w:hyperlink>
+      <w:r>
+        <w:rPr>
+          <w:lang w:val="id_ID" w:bidi="id_ID"/>
+        </w:rPr>
+        <w:t>2Kor. 1:23</w:t>
+      </w:r>
       <w:r>
         <w:rPr>
           <w:lang w:val="id_ID" w:bidi="id_ID"/>
         </w:rPr>
         <w:t>) dan dihina oleh seseorang yang tidak disebutkan namanya (</w:t>
       </w:r>
-      <w:hyperlink r:id="rId53">
-        <w:r>
-          <w:rPr>
-            <w:lang w:val="id_ID" w:bidi="id_ID"/>
-          </w:rPr>
-          <w:rPr>
-            <w:color w:val="0000EE"/>
-            <w:u w:val="single"/>
-          </w:rPr>
-          <w:t>2:5–11</w:t>
-        </w:r>
-      </w:hyperlink>
+      <w:r>
+        <w:rPr>
+          <w:lang w:val="id_ID" w:bidi="id_ID"/>
+        </w:rPr>
+        <w:t>2:5–11</w:t>
+      </w:r>
       <w:r>
         <w:rPr>
           <w:lang w:val="id_ID" w:bidi="id_ID"/>
@@ -1994,36 +1736,24 @@
         </w:rPr>
         <w:t>Setelah kunjungan yang menyakitkan (</w:t>
       </w:r>
-      <w:hyperlink r:id="rId51">
-        <w:r>
-          <w:rPr>
-            <w:lang w:val="id_ID" w:bidi="id_ID"/>
-          </w:rPr>
-          <w:rPr>
-            <w:color w:val="0000EE"/>
-            <w:u w:val="single"/>
-          </w:rPr>
-          <w:t>2:1</w:t>
-        </w:r>
-      </w:hyperlink>
+      <w:r>
+        <w:rPr>
+          <w:lang w:val="id_ID" w:bidi="id_ID"/>
+        </w:rPr>
+        <w:t>2:1</w:t>
+      </w:r>
       <w:r>
         <w:rPr>
           <w:lang w:val="id_ID" w:bidi="id_ID"/>
         </w:rPr>
         <w:t xml:space="preserve">), Paulus kemudian menulis surat dengan kesedihan yang mendalam dan banyak air mata yang ditujukan untuk kebaikan jemaat Korintus. Surat itu (lihat juga </w:t>
       </w:r>
-      <w:hyperlink r:id="rId54">
-        <w:r>
-          <w:rPr>
-            <w:lang w:val="id_ID" w:bidi="id_ID"/>
-          </w:rPr>
-          <w:rPr>
-            <w:color w:val="0000EE"/>
-            <w:u w:val="single"/>
-          </w:rPr>
-          <w:t>7:8–10</w:t>
-        </w:r>
-      </w:hyperlink>
+      <w:r>
+        <w:rPr>
+          <w:lang w:val="id_ID" w:bidi="id_ID"/>
+        </w:rPr>
+        <w:t>7:8–10</w:t>
+      </w:r>
       <w:r>
         <w:rPr>
           <w:lang w:val="id_ID" w:bidi="id_ID"/>
@@ -2078,18 +1808,12 @@
         </w:rPr>
         <w:t>Ayat-ayat ini merupakan hasil dari kunjungan Paulus sebelumnya dan penghinaan yang dia terima. Setelah surat Paulus yang keras namun penuh air mata, gereja mengecam perilaku orang yang menyebabkan semua masalah dan mendisiplinkannya (</w:t>
       </w:r>
-      <w:hyperlink r:id="rId55">
-        <w:r>
-          <w:rPr>
-            <w:lang w:val="id_ID" w:bidi="id_ID"/>
-          </w:rPr>
-          <w:rPr>
-            <w:color w:val="0000EE"/>
-            <w:u w:val="single"/>
-          </w:rPr>
-          <w:t>2:6</w:t>
-        </w:r>
-      </w:hyperlink>
+      <w:r>
+        <w:rPr>
+          <w:lang w:val="id_ID" w:bidi="id_ID"/>
+        </w:rPr>
+        <w:t>2:6</w:t>
+      </w:r>
       <w:r>
         <w:rPr>
           <w:lang w:val="id_ID" w:bidi="id_ID"/>
@@ -2169,54 +1893,36 @@
         </w:rPr>
         <w:t xml:space="preserve">: Bdk. </w:t>
       </w:r>
-      <w:hyperlink r:id="rId56">
-        <w:r>
-          <w:rPr>
-            <w:lang w:val="id_ID" w:bidi="id_ID"/>
-          </w:rPr>
-          <w:rPr>
-            <w:color w:val="0000EE"/>
-            <w:u w:val="single"/>
-          </w:rPr>
-          <w:t>11:3</w:t>
-        </w:r>
-      </w:hyperlink>
+      <w:r>
+        <w:rPr>
+          <w:lang w:val="id_ID" w:bidi="id_ID"/>
+        </w:rPr>
+        <w:t>11:3</w:t>
+      </w:r>
       <w:r>
         <w:rPr>
           <w:lang w:val="id_ID" w:bidi="id_ID"/>
         </w:rPr>
         <w:t xml:space="preserve">, </w:t>
       </w:r>
-      <w:hyperlink r:id="rId57">
-        <w:r>
-          <w:rPr>
-            <w:lang w:val="id_ID" w:bidi="id_ID"/>
-          </w:rPr>
-          <w:rPr>
-            <w:color w:val="0000EE"/>
-            <w:u w:val="single"/>
-          </w:rPr>
-          <w:t>14</w:t>
-        </w:r>
-      </w:hyperlink>
+      <w:r>
+        <w:rPr>
+          <w:lang w:val="id_ID" w:bidi="id_ID"/>
+        </w:rPr>
+        <w:t>14</w:t>
+      </w:r>
       <w:r>
         <w:rPr>
           <w:lang w:val="id_ID" w:bidi="id_ID"/>
         </w:rPr>
         <w:t xml:space="preserve">; </w:t>
       </w:r>
-      <w:hyperlink r:id="rId58">
-        <w:r>
-          <w:rPr>
-            <w:lang w:val="id_ID" w:bidi="id_ID"/>
-          </w:rPr>
-          <w:rPr>
-            <w:color w:val="0000EE"/>
-            <w:u w:val="single"/>
-          </w:rPr>
-          <w:t>Ef. 6:11</w:t>
-        </w:r>
-      </w:hyperlink>
+      <w:r>
+        <w:rPr>
+          <w:lang w:val="id_ID" w:bidi="id_ID"/>
+        </w:rPr>
+        <w:t>Ef. 6:11</w:t>
+      </w:r>
       <w:r>
         <w:rPr>
           <w:lang w:val="id_ID" w:bidi="id_ID"/>
@@ -2271,54 +1977,36 @@
         </w:rPr>
         <w:t>Setelah kerusuhan di Efesus (</w:t>
       </w:r>
-      <w:hyperlink r:id="rId59">
-        <w:r>
-          <w:rPr>
-            <w:lang w:val="id_ID" w:bidi="id_ID"/>
-          </w:rPr>
-          <w:rPr>
-            <w:color w:val="0000EE"/>
-            <w:u w:val="single"/>
-          </w:rPr>
-          <w:t>Kisah. 19:1–20:1</w:t>
-        </w:r>
-      </w:hyperlink>
+      <w:r>
+        <w:rPr>
+          <w:lang w:val="id_ID" w:bidi="id_ID"/>
+        </w:rPr>
+        <w:t>Kisah. 19:1–20:1</w:t>
+      </w:r>
       <w:r>
         <w:rPr>
           <w:lang w:val="id_ID" w:bidi="id_ID"/>
         </w:rPr>
         <w:t>), Paulus pergi ke pelabuhan Troas (</w:t>
       </w:r>
-      <w:hyperlink r:id="rId60">
-        <w:r>
-          <w:rPr>
-            <w:lang w:val="id_ID" w:bidi="id_ID"/>
-          </w:rPr>
-          <w:rPr>
-            <w:color w:val="0000EE"/>
-            <w:u w:val="single"/>
-          </w:rPr>
-          <w:t>Kisah. 20:5</w:t>
-        </w:r>
-      </w:hyperlink>
+      <w:r>
+        <w:rPr>
+          <w:lang w:val="id_ID" w:bidi="id_ID"/>
+        </w:rPr>
+        <w:t>Kisah. 20:5</w:t>
+      </w:r>
       <w:r>
         <w:rPr>
           <w:lang w:val="id_ID" w:bidi="id_ID"/>
         </w:rPr>
         <w:t>). Dia sangat ingin mendengar kabar dari Titus mengenai hasil dari suratnya yang tegas namun penuh air mata (</w:t>
       </w:r>
-      <w:hyperlink r:id="rId61">
-        <w:r>
-          <w:rPr>
-            <w:lang w:val="id_ID" w:bidi="id_ID"/>
-          </w:rPr>
-          <w:rPr>
-            <w:color w:val="0000EE"/>
-            <w:u w:val="single"/>
-          </w:rPr>
-          <w:t>2Kor. 2:4</w:t>
-        </w:r>
-      </w:hyperlink>
+      <w:r>
+        <w:rPr>
+          <w:lang w:val="id_ID" w:bidi="id_ID"/>
+        </w:rPr>
+        <w:t>2Kor. 2:4</w:t>
+      </w:r>
       <w:r>
         <w:rPr>
           <w:lang w:val="id_ID" w:bidi="id_ID"/>
@@ -2373,72 +2061,48 @@
         </w:rPr>
         <w:t xml:space="preserve">Seperti tawanan dalam pawai perayaan jenderal Roma, Paulus berada dalam prosesi kemenangan Kristus (bdk. </w:t>
       </w:r>
-      <w:hyperlink r:id="rId62">
-        <w:r>
-          <w:rPr>
-            <w:lang w:val="id_ID" w:bidi="id_ID"/>
-          </w:rPr>
-          <w:rPr>
-            <w:color w:val="0000EE"/>
-            <w:u w:val="single"/>
-          </w:rPr>
-          <w:t>1Kor. 4:9</w:t>
-        </w:r>
-      </w:hyperlink>
+      <w:r>
+        <w:rPr>
+          <w:lang w:val="id_ID" w:bidi="id_ID"/>
+        </w:rPr>
+        <w:t>1Kor. 4:9</w:t>
+      </w:r>
       <w:r>
         <w:rPr>
           <w:lang w:val="id_ID" w:bidi="id_ID"/>
         </w:rPr>
         <w:t xml:space="preserve">; </w:t>
       </w:r>
-      <w:hyperlink r:id="rId63">
-        <w:r>
-          <w:rPr>
-            <w:lang w:val="id_ID" w:bidi="id_ID"/>
-          </w:rPr>
-          <w:rPr>
-            <w:color w:val="0000EE"/>
-            <w:u w:val="single"/>
-          </w:rPr>
-          <w:t>Ef. 4:7–11</w:t>
-        </w:r>
-      </w:hyperlink>
+      <w:r>
+        <w:rPr>
+          <w:lang w:val="id_ID" w:bidi="id_ID"/>
+        </w:rPr>
+        <w:t>Ef. 4:7–11</w:t>
+      </w:r>
       <w:r>
         <w:rPr>
           <w:lang w:val="id_ID" w:bidi="id_ID"/>
         </w:rPr>
         <w:t xml:space="preserve">), membawa tanda-tanda kesediaan untuk mengabdi (lihat </w:t>
       </w:r>
-      <w:hyperlink r:id="rId64">
-        <w:r>
-          <w:rPr>
-            <w:lang w:val="id_ID" w:bidi="id_ID"/>
-          </w:rPr>
-          <w:rPr>
-            <w:color w:val="0000EE"/>
-            <w:u w:val="single"/>
-          </w:rPr>
-          <w:t>Rm. 1:1</w:t>
-        </w:r>
-      </w:hyperlink>
+      <w:r>
+        <w:rPr>
+          <w:lang w:val="id_ID" w:bidi="id_ID"/>
+        </w:rPr>
+        <w:t>Rm. 1:1</w:t>
+      </w:r>
       <w:r>
         <w:rPr>
           <w:lang w:val="id_ID" w:bidi="id_ID"/>
         </w:rPr>
         <w:t xml:space="preserve">; </w:t>
       </w:r>
-      <w:hyperlink r:id="rId65">
-        <w:r>
-          <w:rPr>
-            <w:lang w:val="id_ID" w:bidi="id_ID"/>
-          </w:rPr>
-          <w:rPr>
-            <w:color w:val="0000EE"/>
-            <w:u w:val="single"/>
-          </w:rPr>
-          <w:t>Gal. 6:17</w:t>
-        </w:r>
-      </w:hyperlink>
+      <w:r>
+        <w:rPr>
+          <w:lang w:val="id_ID" w:bidi="id_ID"/>
+        </w:rPr>
+        <w:t>Gal. 6:17</w:t>
+      </w:r>
       <w:r>
         <w:rPr>
           <w:lang w:val="id_ID" w:bidi="id_ID"/>
@@ -2493,18 +2157,12 @@
         </w:rPr>
         <w:t xml:space="preserve">Pada titik ini, cerita tentang menemui Titus terputus dan tidak dilanjutkan sampai </w:t>
       </w:r>
-      <w:hyperlink r:id="rId66">
-        <w:r>
-          <w:rPr>
-            <w:lang w:val="id_ID" w:bidi="id_ID"/>
-          </w:rPr>
-          <w:rPr>
-            <w:color w:val="0000EE"/>
-            <w:u w:val="single"/>
-          </w:rPr>
-          <w:t>7:5</w:t>
-        </w:r>
-      </w:hyperlink>
+      <w:r>
+        <w:rPr>
+          <w:lang w:val="id_ID" w:bidi="id_ID"/>
+        </w:rPr>
+        <w:t>7:5</w:t>
+      </w:r>
       <w:r>
         <w:rPr>
           <w:lang w:val="id_ID" w:bidi="id_ID"/>
@@ -2559,18 +2217,12 @@
         </w:rPr>
         <w:t xml:space="preserve">Dupa biasanya disebarkan di sepanjang rute parade seorang jenderal Roma yang menang. Aroma dupa itu menimbulkan dua kesan bagi orang-orang yang menghirupnya. Bagi para tawanan yang sedang menuju arena dan akan mati, itu adalah bau kematian dan malapetaka yang mengerikan. Bagi para pemenang, itu adalah aroma yang memberi kehidupan. Demikian pula dengan kehidupan orang-orang yang memberitakan Kabar Baik, yang entah mengarah pada kehidupan kekal atau memeteraikan (memastikan) nasib orang yang menolaknya (bdk. </w:t>
       </w:r>
-      <w:hyperlink r:id="rId67">
-        <w:r>
-          <w:rPr>
-            <w:lang w:val="id_ID" w:bidi="id_ID"/>
-          </w:rPr>
-          <w:rPr>
-            <w:color w:val="0000EE"/>
-            <w:u w:val="single"/>
-          </w:rPr>
-          <w:t>1Kor. 1:18</w:t>
-        </w:r>
-      </w:hyperlink>
+      <w:r>
+        <w:rPr>
+          <w:lang w:val="id_ID" w:bidi="id_ID"/>
+        </w:rPr>
+        <w:t>1Kor. 1:18</w:t>
+      </w:r>
       <w:r>
         <w:rPr>
           <w:lang w:val="id_ID" w:bidi="id_ID"/>
@@ -2625,54 +2277,36 @@
         </w:rPr>
         <w:t xml:space="preserve">Paulus membandingkan pelayanannya dengan lawan-lawannya. • Mereka berkhotbah demi keuntungan pribadi dan memalsukan kebenaran, seperti pedagang di zaman Paulus yang menjual barang-barang murahan, atau pemilik penginapan yang mengencerkan anggur dengan air. Sebaliknya, Paulus berkhotbah dengan ketulusan dan otoritas Kristus (bdk. </w:t>
       </w:r>
-      <w:hyperlink r:id="rId68">
-        <w:r>
-          <w:rPr>
-            <w:lang w:val="id_ID" w:bidi="id_ID"/>
-          </w:rPr>
-          <w:rPr>
-            <w:color w:val="0000EE"/>
-            <w:u w:val="single"/>
-          </w:rPr>
-          <w:t>1:12</w:t>
-        </w:r>
-      </w:hyperlink>
+      <w:r>
+        <w:rPr>
+          <w:lang w:val="id_ID" w:bidi="id_ID"/>
+        </w:rPr>
+        <w:t>1:12</w:t>
+      </w:r>
       <w:r>
         <w:rPr>
           <w:lang w:val="id_ID" w:bidi="id_ID"/>
         </w:rPr>
         <w:t xml:space="preserve">; </w:t>
       </w:r>
-      <w:hyperlink r:id="rId69">
-        <w:r>
-          <w:rPr>
-            <w:lang w:val="id_ID" w:bidi="id_ID"/>
-          </w:rPr>
-          <w:rPr>
-            <w:color w:val="0000EE"/>
-            <w:u w:val="single"/>
-          </w:rPr>
-          <w:t>4:2</w:t>
-        </w:r>
-      </w:hyperlink>
+      <w:r>
+        <w:rPr>
+          <w:lang w:val="id_ID" w:bidi="id_ID"/>
+        </w:rPr>
+        <w:t>4:2</w:t>
+      </w:r>
       <w:r>
         <w:rPr>
           <w:lang w:val="id_ID" w:bidi="id_ID"/>
         </w:rPr>
         <w:t xml:space="preserve">). Penyangkalan Paulus terhadap motif-motif mencari keuntungan muncul kembali dalam </w:t>
       </w:r>
-      <w:hyperlink r:id="rId70">
-        <w:r>
-          <w:rPr>
-            <w:lang w:val="id_ID" w:bidi="id_ID"/>
-          </w:rPr>
-          <w:rPr>
-            <w:color w:val="0000EE"/>
-            <w:u w:val="single"/>
-          </w:rPr>
-          <w:t>11:1–12:21</w:t>
-        </w:r>
-      </w:hyperlink>
+      <w:r>
+        <w:rPr>
+          <w:lang w:val="id_ID" w:bidi="id_ID"/>
+        </w:rPr>
+        <w:t>11:1–12:21</w:t>
+      </w:r>
       <w:r>
         <w:rPr>
           <w:lang w:val="id_ID" w:bidi="id_ID"/>
@@ -2727,36 +2361,24 @@
         </w:rPr>
         <w:t xml:space="preserve">Pelayanan Paulus diteguhkan atau dibuktikan kebenarannya oleh kehidupan orang-orang yang diubahkan oleh Kabar Baik, bukan oleh surat rekomendasi (bdk. </w:t>
       </w:r>
-      <w:hyperlink r:id="rId71">
-        <w:r>
-          <w:rPr>
-            <w:lang w:val="id_ID" w:bidi="id_ID"/>
-          </w:rPr>
-          <w:rPr>
-            <w:color w:val="0000EE"/>
-            <w:u w:val="single"/>
-          </w:rPr>
-          <w:t>Kisah. 18:27</w:t>
-        </w:r>
-      </w:hyperlink>
+      <w:r>
+        <w:rPr>
+          <w:lang w:val="id_ID" w:bidi="id_ID"/>
+        </w:rPr>
+        <w:t>Kisah. 18:27</w:t>
+      </w:r>
       <w:r>
         <w:rPr>
           <w:lang w:val="id_ID" w:bidi="id_ID"/>
         </w:rPr>
         <w:t>). Kristus, pembuat transformasi ini, memakai Paulus untuk memimpin orang-orang percaya kepada-Nya. Tanda-tanda keaslian tidak terdapat dalam surat-surat yang ditulis dengan pena dan tinta di atas perkamen, tetapi dalam buah Roh (</w:t>
       </w:r>
-      <w:hyperlink r:id="rId72">
-        <w:r>
-          <w:rPr>
-            <w:lang w:val="id_ID" w:bidi="id_ID"/>
-          </w:rPr>
-          <w:rPr>
-            <w:color w:val="0000EE"/>
-            <w:u w:val="single"/>
-          </w:rPr>
-          <w:t>Gal. 5:22–23</w:t>
-        </w:r>
-      </w:hyperlink>
+      <w:r>
+        <w:rPr>
+          <w:lang w:val="id_ID" w:bidi="id_ID"/>
+        </w:rPr>
+        <w:t>Gal. 5:22–23</w:t>
+      </w:r>
       <w:r>
         <w:rPr>
           <w:lang w:val="id_ID" w:bidi="id_ID"/>
@@ -2811,36 +2433,24 @@
         </w:rPr>
         <w:t>Perjanjian tertulis yang lama adalah hukum Musa sebagaimana ditafsirkan oleh para rabi Yahudi. Ini berakhir dengan kematian bagi para pengikut yang menganggapnya sebagai jalan keselamatan. Hukum itu baik (</w:t>
       </w:r>
-      <w:hyperlink r:id="rId73">
-        <w:r>
-          <w:rPr>
-            <w:lang w:val="id_ID" w:bidi="id_ID"/>
-          </w:rPr>
-          <w:rPr>
-            <w:color w:val="0000EE"/>
-            <w:u w:val="single"/>
-          </w:rPr>
-          <w:t>Rm. 7:12–14</w:t>
-        </w:r>
-      </w:hyperlink>
+      <w:r>
+        <w:rPr>
+          <w:lang w:val="id_ID" w:bidi="id_ID"/>
+        </w:rPr>
+        <w:t>Rm. 7:12–14</w:t>
+      </w:r>
       <w:r>
         <w:rPr>
           <w:lang w:val="id_ID" w:bidi="id_ID"/>
         </w:rPr>
         <w:t>), tetapi mereka yang menggunakannya untuk memperoleh pahala akan gagal. Ini mengarah pada pelanggaran atau kesombongan; bagaimana pun juga, hukum (Taurat) mendatangkan hukuman (</w:t>
       </w:r>
-      <w:hyperlink r:id="rId74">
-        <w:r>
-          <w:rPr>
-            <w:lang w:val="id_ID" w:bidi="id_ID"/>
-          </w:rPr>
-          <w:rPr>
-            <w:color w:val="0000EE"/>
-            <w:u w:val="single"/>
-          </w:rPr>
-          <w:t>2Kor. 3:9</w:t>
-        </w:r>
-      </w:hyperlink>
+      <w:r>
+        <w:rPr>
+          <w:lang w:val="id_ID" w:bidi="id_ID"/>
+        </w:rPr>
+        <w:t>2Kor. 3:9</w:t>
+      </w:r>
       <w:r>
         <w:rPr>
           <w:lang w:val="id_ID" w:bidi="id_ID"/>
@@ -2895,36 +2505,24 @@
         </w:rPr>
         <w:t>Perbedaan antara pelayanan Paulus dan pelayanan lainnya membuat Paulus membandingkan Perjanjian Lama dari hukum tertulis (</w:t>
       </w:r>
-      <w:hyperlink r:id="rId75">
-        <w:r>
-          <w:rPr>
-            <w:lang w:val="id_ID" w:bidi="id_ID"/>
-          </w:rPr>
-          <w:rPr>
-            <w:color w:val="0000EE"/>
-            <w:u w:val="single"/>
-          </w:rPr>
-          <w:t>Kel. 31:18</w:t>
-        </w:r>
-      </w:hyperlink>
+      <w:r>
+        <w:rPr>
+          <w:lang w:val="id_ID" w:bidi="id_ID"/>
+        </w:rPr>
+        <w:t>Kel. 31:18</w:t>
+      </w:r>
       <w:r>
         <w:rPr>
           <w:lang w:val="id_ID" w:bidi="id_ID"/>
         </w:rPr>
         <w:t>) dengan Perjanjian Baru yang tertulis di hati manusia (</w:t>
       </w:r>
-      <w:hyperlink r:id="rId76">
-        <w:r>
-          <w:rPr>
-            <w:lang w:val="id_ID" w:bidi="id_ID"/>
-          </w:rPr>
-          <w:rPr>
-            <w:color w:val="0000EE"/>
-            <w:u w:val="single"/>
-          </w:rPr>
-          <w:t>Yer. 31:33</w:t>
-        </w:r>
-      </w:hyperlink>
+      <w:r>
+        <w:rPr>
+          <w:lang w:val="id_ID" w:bidi="id_ID"/>
+        </w:rPr>
+        <w:t>Yer. 31:33</w:t>
+      </w:r>
       <w:r>
         <w:rPr>
           <w:lang w:val="id_ID" w:bidi="id_ID"/>
@@ -2979,36 +2577,24 @@
         </w:rPr>
         <w:t>Perjanjian Lama memiliki momen kemuliaan, seperti ketika wajah Musa bersinar setelah bersekutu dengan Tuhan (</w:t>
       </w:r>
-      <w:hyperlink r:id="rId77">
-        <w:r>
-          <w:rPr>
-            <w:lang w:val="id_ID" w:bidi="id_ID"/>
-          </w:rPr>
-          <w:rPr>
-            <w:color w:val="0000EE"/>
-            <w:u w:val="single"/>
-          </w:rPr>
-          <w:t>Kel. 34:29–35</w:t>
-        </w:r>
-      </w:hyperlink>
+      <w:r>
+        <w:rPr>
+          <w:lang w:val="id_ID" w:bidi="id_ID"/>
+        </w:rPr>
+        <w:t>Kel. 34:29–35</w:t>
+      </w:r>
       <w:r>
         <w:rPr>
           <w:lang w:val="id_ID" w:bidi="id_ID"/>
         </w:rPr>
         <w:t>). • Cara lama telah digantikan oleh cara baru yang bersifat kekal (</w:t>
       </w:r>
-      <w:hyperlink r:id="rId78">
-        <w:r>
-          <w:rPr>
-            <w:lang w:val="id_ID" w:bidi="id_ID"/>
-          </w:rPr>
-          <w:rPr>
-            <w:color w:val="0000EE"/>
-            <w:u w:val="single"/>
-          </w:rPr>
-          <w:t>Ibr. 8:8–13</w:t>
-        </w:r>
-      </w:hyperlink>
+      <w:r>
+        <w:rPr>
+          <w:lang w:val="id_ID" w:bidi="id_ID"/>
+        </w:rPr>
+        <w:t>Ibr. 8:8–13</w:t>
+      </w:r>
       <w:r>
         <w:rPr>
           <w:lang w:val="id_ID" w:bidi="id_ID"/>
@@ -3124,144 +2710,96 @@
         </w:rPr>
         <w:t>Orang beriman yang kembali kepada Tuhan memiliki kebebasan dalam Roh. Kita menerima sesuatu yang Musa tidak pernah ketahui saat kita semakin menyerupai Kristus (</w:t>
       </w:r>
-      <w:hyperlink r:id="rId79">
-        <w:r>
-          <w:rPr>
-            <w:lang w:val="id_ID" w:bidi="id_ID"/>
-          </w:rPr>
-          <w:rPr>
-            <w:color w:val="0000EE"/>
-            <w:u w:val="single"/>
-          </w:rPr>
-          <w:t>4:4</w:t>
-        </w:r>
-      </w:hyperlink>
+      <w:r>
+        <w:rPr>
+          <w:lang w:val="id_ID" w:bidi="id_ID"/>
+        </w:rPr>
+        <w:t>4:4</w:t>
+      </w:r>
       <w:r>
         <w:rPr>
           <w:lang w:val="id_ID" w:bidi="id_ID"/>
         </w:rPr>
         <w:t xml:space="preserve">; </w:t>
       </w:r>
-      <w:hyperlink r:id="rId80">
-        <w:r>
-          <w:rPr>
-            <w:lang w:val="id_ID" w:bidi="id_ID"/>
-          </w:rPr>
-          <w:rPr>
-            <w:color w:val="0000EE"/>
-            <w:u w:val="single"/>
-          </w:rPr>
-          <w:t>Yoh. 1:1–14</w:t>
-        </w:r>
-      </w:hyperlink>
+      <w:r>
+        <w:rPr>
+          <w:lang w:val="id_ID" w:bidi="id_ID"/>
+        </w:rPr>
+        <w:t>Yoh. 1:1–14</w:t>
+      </w:r>
       <w:r>
         <w:rPr>
           <w:lang w:val="id_ID" w:bidi="id_ID"/>
         </w:rPr>
         <w:t xml:space="preserve">; </w:t>
       </w:r>
-      <w:hyperlink r:id="rId81">
-        <w:r>
-          <w:rPr>
-            <w:lang w:val="id_ID" w:bidi="id_ID"/>
-          </w:rPr>
-          <w:rPr>
-            <w:color w:val="0000EE"/>
-            <w:u w:val="single"/>
-          </w:rPr>
-          <w:t>Kol. 1:15</w:t>
-        </w:r>
-      </w:hyperlink>
+      <w:r>
+        <w:rPr>
+          <w:lang w:val="id_ID" w:bidi="id_ID"/>
+        </w:rPr>
+        <w:t>Kol. 1:15</w:t>
+      </w:r>
       <w:r>
         <w:rPr>
           <w:lang w:val="id_ID" w:bidi="id_ID"/>
         </w:rPr>
         <w:t xml:space="preserve">; </w:t>
       </w:r>
-      <w:hyperlink r:id="rId82">
-        <w:r>
-          <w:rPr>
-            <w:lang w:val="id_ID" w:bidi="id_ID"/>
-          </w:rPr>
-          <w:rPr>
-            <w:color w:val="0000EE"/>
-            <w:u w:val="single"/>
-          </w:rPr>
-          <w:t>Ibr. 1:1–4</w:t>
-        </w:r>
-      </w:hyperlink>
+      <w:r>
+        <w:rPr>
+          <w:lang w:val="id_ID" w:bidi="id_ID"/>
+        </w:rPr>
+        <w:t>Ibr. 1:1–4</w:t>
+      </w:r>
       <w:r>
         <w:rPr>
           <w:lang w:val="id_ID" w:bidi="id_ID"/>
         </w:rPr>
         <w:t>) dan mencerminkan kemuliaan Tuhan. Kemuliaan ilahi dalam kehidupan saat ini mengarahkan kita untuk menjadi seperti Kristus dalam kehidupan selanjutnya (</w:t>
       </w:r>
-      <w:hyperlink r:id="rId83">
-        <w:r>
-          <w:rPr>
-            <w:lang w:val="id_ID" w:bidi="id_ID"/>
-          </w:rPr>
-          <w:rPr>
-            <w:color w:val="0000EE"/>
-            <w:u w:val="single"/>
-          </w:rPr>
-          <w:t>Rm. 8:29</w:t>
-        </w:r>
-      </w:hyperlink>
+      <w:r>
+        <w:rPr>
+          <w:lang w:val="id_ID" w:bidi="id_ID"/>
+        </w:rPr>
+        <w:t>Rm. 8:29</w:t>
+      </w:r>
       <w:r>
         <w:rPr>
           <w:lang w:val="id_ID" w:bidi="id_ID"/>
         </w:rPr>
         <w:t xml:space="preserve">; </w:t>
       </w:r>
-      <w:hyperlink r:id="rId84">
-        <w:r>
-          <w:rPr>
-            <w:lang w:val="id_ID" w:bidi="id_ID"/>
-          </w:rPr>
-          <w:rPr>
-            <w:color w:val="0000EE"/>
-            <w:u w:val="single"/>
-          </w:rPr>
-          <w:t>Gal. 4:19</w:t>
-        </w:r>
-      </w:hyperlink>
+      <w:r>
+        <w:rPr>
+          <w:lang w:val="id_ID" w:bidi="id_ID"/>
+        </w:rPr>
+        <w:t>Gal. 4:19</w:t>
+      </w:r>
       <w:r>
         <w:rPr>
           <w:lang w:val="id_ID" w:bidi="id_ID"/>
         </w:rPr>
         <w:t xml:space="preserve">; </w:t>
       </w:r>
-      <w:hyperlink r:id="rId85">
-        <w:r>
-          <w:rPr>
-            <w:lang w:val="id_ID" w:bidi="id_ID"/>
-          </w:rPr>
-          <w:rPr>
-            <w:color w:val="0000EE"/>
-            <w:u w:val="single"/>
-          </w:rPr>
-          <w:t>Flp. 3:21</w:t>
-        </w:r>
-      </w:hyperlink>
+      <w:r>
+        <w:rPr>
+          <w:lang w:val="id_ID" w:bidi="id_ID"/>
+        </w:rPr>
+        <w:t>Flp. 3:21</w:t>
+      </w:r>
       <w:r>
         <w:rPr>
           <w:lang w:val="id_ID" w:bidi="id_ID"/>
         </w:rPr>
         <w:t xml:space="preserve">; </w:t>
       </w:r>
-      <w:hyperlink r:id="rId86">
-        <w:r>
-          <w:rPr>
-            <w:lang w:val="id_ID" w:bidi="id_ID"/>
-          </w:rPr>
-          <w:rPr>
-            <w:color w:val="0000EE"/>
-            <w:u w:val="single"/>
-          </w:rPr>
-          <w:t>1Yoh. 3:2</w:t>
-        </w:r>
-      </w:hyperlink>
+      <w:r>
+        <w:rPr>
+          <w:lang w:val="id_ID" w:bidi="id_ID"/>
+        </w:rPr>
+        <w:t>1Yoh. 3:2</w:t>
+      </w:r>
       <w:r>
         <w:rPr>
           <w:lang w:val="id_ID" w:bidi="id_ID"/>
@@ -3329,36 +2867,24 @@
         </w:rPr>
         <w:t>) menunjukkan kepada kita belas kasihan Allah. Paulus merasa terhormat memiliki pelayanan untuk membagikan pesan kabar baik (</w:t>
       </w:r>
-      <w:hyperlink r:id="rId87">
-        <w:r>
-          <w:rPr>
-            <w:lang w:val="id_ID" w:bidi="id_ID"/>
-          </w:rPr>
-          <w:rPr>
-            <w:color w:val="0000EE"/>
-            <w:u w:val="single"/>
-          </w:rPr>
-          <w:t>1Kor. 15:9–11</w:t>
-        </w:r>
-      </w:hyperlink>
+      <w:r>
+        <w:rPr>
+          <w:lang w:val="id_ID" w:bidi="id_ID"/>
+        </w:rPr>
+        <w:t>1Kor. 15:9–11</w:t>
+      </w:r>
       <w:r>
         <w:rPr>
           <w:lang w:val="id_ID" w:bidi="id_ID"/>
         </w:rPr>
         <w:t xml:space="preserve">; </w:t>
       </w:r>
-      <w:hyperlink r:id="rId88">
-        <w:r>
-          <w:rPr>
-            <w:lang w:val="id_ID" w:bidi="id_ID"/>
-          </w:rPr>
-          <w:rPr>
-            <w:color w:val="0000EE"/>
-            <w:u w:val="single"/>
-          </w:rPr>
-          <w:t>1Tim. 1:12–17</w:t>
-        </w:r>
-      </w:hyperlink>
+      <w:r>
+        <w:rPr>
+          <w:lang w:val="id_ID" w:bidi="id_ID"/>
+        </w:rPr>
+        <w:t>1Tim. 1:12–17</w:t>
+      </w:r>
       <w:r>
         <w:rPr>
           <w:lang w:val="id_ID" w:bidi="id_ID"/>
@@ -3413,18 +2939,12 @@
         </w:rPr>
         <w:t>Pelayanan Paulus ditandai dengan kejujuran, berbeda dengan beberapa pengkhotbah lainnya (</w:t>
       </w:r>
-      <w:hyperlink r:id="rId89">
-        <w:r>
-          <w:rPr>
-            <w:lang w:val="id_ID" w:bidi="id_ID"/>
-          </w:rPr>
-          <w:rPr>
-            <w:color w:val="0000EE"/>
-            <w:u w:val="single"/>
-          </w:rPr>
-          <w:t>2:17</w:t>
-        </w:r>
-      </w:hyperlink>
+      <w:r>
+        <w:rPr>
+          <w:lang w:val="id_ID" w:bidi="id_ID"/>
+        </w:rPr>
+        <w:t>2:17</w:t>
+      </w:r>
       <w:r>
         <w:rPr>
           <w:lang w:val="id_ID" w:bidi="id_ID"/>
@@ -3479,72 +2999,48 @@
         </w:rPr>
         <w:t xml:space="preserve">Kabar Baik membagi orang-orang ke dalam dua kategori: pertama, orang yang tetap dalam kegelapan dan kedua, orang yang diterangi oleh Allah (lihat </w:t>
       </w:r>
-      <w:hyperlink r:id="rId90">
-        <w:r>
-          <w:rPr>
-            <w:lang w:val="id_ID" w:bidi="id_ID"/>
-          </w:rPr>
-          <w:rPr>
-            <w:color w:val="0000EE"/>
-            <w:u w:val="single"/>
-          </w:rPr>
-          <w:t>Kisah. 26:18</w:t>
-        </w:r>
-      </w:hyperlink>
+      <w:r>
+        <w:rPr>
+          <w:lang w:val="id_ID" w:bidi="id_ID"/>
+        </w:rPr>
+        <w:t>Kisah. 26:18</w:t>
+      </w:r>
       <w:r>
         <w:rPr>
           <w:lang w:val="id_ID" w:bidi="id_ID"/>
         </w:rPr>
         <w:t xml:space="preserve">, bandingkan </w:t>
       </w:r>
-      <w:hyperlink r:id="rId91">
-        <w:r>
-          <w:rPr>
-            <w:lang w:val="id_ID" w:bidi="id_ID"/>
-          </w:rPr>
-          <w:rPr>
-            <w:color w:val="0000EE"/>
-            <w:u w:val="single"/>
-          </w:rPr>
-          <w:t>Yoh. 3:19–21</w:t>
-        </w:r>
-      </w:hyperlink>
+      <w:r>
+        <w:rPr>
+          <w:lang w:val="id_ID" w:bidi="id_ID"/>
+        </w:rPr>
+        <w:t>Yoh. 3:19–21</w:t>
+      </w:r>
       <w:r>
         <w:rPr>
           <w:lang w:val="id_ID" w:bidi="id_ID"/>
         </w:rPr>
         <w:t>). Tindakan Allah dalam membawa orang-orang kepada-Nya adalah sebuah pergerakan dari wilayah yang dikuasai oleh kegelapan menuju cahaya kehadiran Allah (</w:t>
       </w:r>
-      <w:hyperlink r:id="rId92">
-        <w:r>
-          <w:rPr>
-            <w:lang w:val="id_ID" w:bidi="id_ID"/>
-          </w:rPr>
-          <w:rPr>
-            <w:color w:val="0000EE"/>
-            <w:u w:val="single"/>
-          </w:rPr>
-          <w:t>Kol. 1:12–14</w:t>
-        </w:r>
-      </w:hyperlink>
+      <w:r>
+        <w:rPr>
+          <w:lang w:val="id_ID" w:bidi="id_ID"/>
+        </w:rPr>
+        <w:t>Kol. 1:12–14</w:t>
+      </w:r>
       <w:r>
         <w:rPr>
           <w:lang w:val="id_ID" w:bidi="id_ID"/>
         </w:rPr>
         <w:t xml:space="preserve">; </w:t>
       </w:r>
-      <w:hyperlink r:id="rId93">
-        <w:r>
-          <w:rPr>
-            <w:lang w:val="id_ID" w:bidi="id_ID"/>
-          </w:rPr>
-          <w:rPr>
-            <w:color w:val="0000EE"/>
-            <w:u w:val="single"/>
-          </w:rPr>
-          <w:t>1Ptr. 2:9</w:t>
-        </w:r>
-      </w:hyperlink>
+      <w:r>
+        <w:rPr>
+          <w:lang w:val="id_ID" w:bidi="id_ID"/>
+        </w:rPr>
+        <w:t>1Ptr. 2:9</w:t>
+      </w:r>
       <w:r>
         <w:rPr>
           <w:lang w:val="id_ID" w:bidi="id_ID"/>
@@ -3599,54 +3095,36 @@
         </w:rPr>
         <w:t xml:space="preserve">Kami menyatakan bahwa Yesus Kristus adalah Tuhan: Lihat juga </w:t>
       </w:r>
-      <w:hyperlink r:id="rId94">
-        <w:r>
-          <w:rPr>
-            <w:lang w:val="id_ID" w:bidi="id_ID"/>
-          </w:rPr>
-          <w:rPr>
-            <w:color w:val="0000EE"/>
-            <w:u w:val="single"/>
-          </w:rPr>
-          <w:t>Rm. 10:9–10</w:t>
-        </w:r>
-      </w:hyperlink>
+      <w:r>
+        <w:rPr>
+          <w:lang w:val="id_ID" w:bidi="id_ID"/>
+        </w:rPr>
+        <w:t>Rm. 10:9–10</w:t>
+      </w:r>
       <w:r>
         <w:rPr>
           <w:lang w:val="id_ID" w:bidi="id_ID"/>
         </w:rPr>
         <w:t xml:space="preserve">; </w:t>
       </w:r>
-      <w:hyperlink r:id="rId95">
-        <w:r>
-          <w:rPr>
-            <w:lang w:val="id_ID" w:bidi="id_ID"/>
-          </w:rPr>
-          <w:rPr>
-            <w:color w:val="0000EE"/>
-            <w:u w:val="single"/>
-          </w:rPr>
-          <w:t>1Kor. 12:3</w:t>
-        </w:r>
-      </w:hyperlink>
+      <w:r>
+        <w:rPr>
+          <w:lang w:val="id_ID" w:bidi="id_ID"/>
+        </w:rPr>
+        <w:t>1Kor. 12:3</w:t>
+      </w:r>
       <w:r>
         <w:rPr>
           <w:lang w:val="id_ID" w:bidi="id_ID"/>
         </w:rPr>
         <w:t xml:space="preserve">; </w:t>
       </w:r>
-      <w:hyperlink r:id="rId96">
-        <w:r>
-          <w:rPr>
-            <w:lang w:val="id_ID" w:bidi="id_ID"/>
-          </w:rPr>
-          <w:rPr>
-            <w:color w:val="0000EE"/>
-            <w:u w:val="single"/>
-          </w:rPr>
-          <w:t>Kol. 2:6</w:t>
-        </w:r>
-      </w:hyperlink>
+      <w:r>
+        <w:rPr>
+          <w:lang w:val="id_ID" w:bidi="id_ID"/>
+        </w:rPr>
+        <w:t>Kol. 2:6</w:t>
+      </w:r>
       <w:r>
         <w:rPr>
           <w:lang w:val="id_ID" w:bidi="id_ID"/>
@@ -3701,18 +3179,12 @@
         </w:rPr>
         <w:t>Pesan kabar baik itu seperti harta yang berharga, tetapi disimpan dalam bejana tanah liat yang rapuh—yaitu tubuh kita yang lemah. Wawasan ini memberikan tujuan pada penderitaan (</w:t>
       </w:r>
-      <w:hyperlink r:id="rId97">
-        <w:r>
-          <w:rPr>
-            <w:lang w:val="id_ID" w:bidi="id_ID"/>
-          </w:rPr>
-          <w:rPr>
-            <w:color w:val="0000EE"/>
-            <w:u w:val="single"/>
-          </w:rPr>
-          <w:t>4:8–5:10</w:t>
-        </w:r>
-      </w:hyperlink>
+      <w:r>
+        <w:rPr>
+          <w:lang w:val="id_ID" w:bidi="id_ID"/>
+        </w:rPr>
+        <w:t>4:8–5:10</w:t>
+      </w:r>
       <w:r>
         <w:rPr>
           <w:lang w:val="id_ID" w:bidi="id_ID"/>
@@ -3767,18 +3239,12 @@
         </w:rPr>
         <w:t>Orang-orang beriman sering berbagi penderitaan Tuhan dengan keyakinan bahwa mereka juga akan berbagi dalam kehidupan kebangkitan-Nya yang penuh kemenangan (</w:t>
       </w:r>
-      <w:hyperlink r:id="rId98">
-        <w:r>
-          <w:rPr>
-            <w:lang w:val="id_ID" w:bidi="id_ID"/>
-          </w:rPr>
-          <w:rPr>
-            <w:color w:val="0000EE"/>
-            <w:u w:val="single"/>
-          </w:rPr>
-          <w:t>4:14</w:t>
-        </w:r>
-      </w:hyperlink>
+      <w:r>
+        <w:rPr>
+          <w:lang w:val="id_ID" w:bidi="id_ID"/>
+        </w:rPr>
+        <w:t>4:14</w:t>
+      </w:r>
       <w:r>
         <w:rPr>
           <w:lang w:val="id_ID" w:bidi="id_ID"/>
@@ -3833,54 +3299,36 @@
         </w:rPr>
         <w:t xml:space="preserve">Melalui kehidupannya yang penuh bahaya dan ancaman maut (lihat </w:t>
       </w:r>
-      <w:hyperlink r:id="rId99">
-        <w:r>
-          <w:rPr>
-            <w:lang w:val="id_ID" w:bidi="id_ID"/>
-          </w:rPr>
-          <w:rPr>
-            <w:color w:val="0000EE"/>
-            <w:u w:val="single"/>
-          </w:rPr>
-          <w:t>1Kor. 15:30</w:t>
-        </w:r>
-      </w:hyperlink>
+      <w:r>
+        <w:rPr>
+          <w:lang w:val="id_ID" w:bidi="id_ID"/>
+        </w:rPr>
+        <w:t>1Kor. 15:30</w:t>
+      </w:r>
       <w:r>
         <w:rPr>
           <w:lang w:val="id_ID" w:bidi="id_ID"/>
         </w:rPr>
         <w:t xml:space="preserve">), Paulus memperkuat iman orang-orang Kristen di jemaat-jemaat yang ia dirikan (bdk. </w:t>
       </w:r>
-      <w:hyperlink r:id="rId100">
-        <w:r>
-          <w:rPr>
-            <w:lang w:val="id_ID" w:bidi="id_ID"/>
-          </w:rPr>
-          <w:rPr>
-            <w:color w:val="0000EE"/>
-            <w:u w:val="single"/>
-          </w:rPr>
-          <w:t>Kol. 1:24</w:t>
-        </w:r>
-      </w:hyperlink>
+      <w:r>
+        <w:rPr>
+          <w:lang w:val="id_ID" w:bidi="id_ID"/>
+        </w:rPr>
+        <w:t>Kol. 1:24</w:t>
+      </w:r>
       <w:r>
         <w:rPr>
           <w:lang w:val="id_ID" w:bidi="id_ID"/>
         </w:rPr>
         <w:t xml:space="preserve">; </w:t>
       </w:r>
-      <w:hyperlink r:id="rId101">
-        <w:r>
-          <w:rPr>
-            <w:lang w:val="id_ID" w:bidi="id_ID"/>
-          </w:rPr>
-          <w:rPr>
-            <w:color w:val="0000EE"/>
-            <w:u w:val="single"/>
-          </w:rPr>
-          <w:t>2Tim. 2:10</w:t>
-        </w:r>
-      </w:hyperlink>
+      <w:r>
+        <w:rPr>
+          <w:lang w:val="id_ID" w:bidi="id_ID"/>
+        </w:rPr>
+        <w:t>2Tim. 2:10</w:t>
+      </w:r>
       <w:r>
         <w:rPr>
           <w:lang w:val="id_ID" w:bidi="id_ID"/>
@@ -3935,18 +3383,12 @@
         </w:rPr>
         <w:t xml:space="preserve">Rahasia ketahanan Paulus terletak pada jenis iman yang sama dengan yang dimiliki pemazmur, (lihat </w:t>
       </w:r>
-      <w:hyperlink r:id="rId102">
-        <w:r>
-          <w:rPr>
-            <w:lang w:val="id_ID" w:bidi="id_ID"/>
-          </w:rPr>
-          <w:rPr>
-            <w:color w:val="0000EE"/>
-            <w:u w:val="single"/>
-          </w:rPr>
-          <w:t>Mzm. 116:10</w:t>
-        </w:r>
-      </w:hyperlink>
+      <w:r>
+        <w:rPr>
+          <w:lang w:val="id_ID" w:bidi="id_ID"/>
+        </w:rPr>
+        <w:t>Mzm. 116:10</w:t>
+      </w:r>
       <w:r>
         <w:rPr>
           <w:lang w:val="id_ID" w:bidi="id_ID"/>
@@ -4007,36 +3449,24 @@
         </w:rPr>
         <w:t>: Seruan untuk bertahan ini disertai dengan pengingat tentang apa yang akan datang di masa depan (</w:t>
       </w:r>
-      <w:hyperlink r:id="rId103">
-        <w:r>
-          <w:rPr>
-            <w:lang w:val="id_ID" w:bidi="id_ID"/>
-          </w:rPr>
-          <w:rPr>
-            <w:color w:val="0000EE"/>
-            <w:u w:val="single"/>
-          </w:rPr>
-          <w:t>5:1–10</w:t>
-        </w:r>
-      </w:hyperlink>
+      <w:r>
+        <w:rPr>
+          <w:lang w:val="id_ID" w:bidi="id_ID"/>
+        </w:rPr>
+        <w:t>5:1–10</w:t>
+      </w:r>
       <w:r>
         <w:rPr>
           <w:lang w:val="id_ID" w:bidi="id_ID"/>
         </w:rPr>
         <w:t>). Tubuh manusia sedang mengalami proses penuaan yang normal, dan Paulus secara khusus mengalami kelelahan fisik dan emosional (</w:t>
       </w:r>
-      <w:hyperlink r:id="rId104">
-        <w:r>
-          <w:rPr>
-            <w:lang w:val="id_ID" w:bidi="id_ID"/>
-          </w:rPr>
-          <w:rPr>
-            <w:color w:val="0000EE"/>
-            <w:u w:val="single"/>
-          </w:rPr>
-          <w:t>4:8–12</w:t>
-        </w:r>
-      </w:hyperlink>
+      <w:r>
+        <w:rPr>
+          <w:lang w:val="id_ID" w:bidi="id_ID"/>
+        </w:rPr>
+        <w:t>4:8–12</w:t>
+      </w:r>
       <w:r>
         <w:rPr>
           <w:lang w:val="id_ID" w:bidi="id_ID"/>
@@ -4152,36 +3582,24 @@
         </w:rPr>
         <w:t>Harapan kekal di masa depan sungguh sangat cerah, dengan tubuh surgawi menggantikan tubuh yang fana dari kehidupan saat ini. Allah kebangkitan juga akan membangkitkan kita dan mempersembahkan kita kepada-Nya bersama semua orang percaya (</w:t>
       </w:r>
-      <w:hyperlink r:id="rId98">
-        <w:r>
-          <w:rPr>
-            <w:lang w:val="id_ID" w:bidi="id_ID"/>
-          </w:rPr>
-          <w:rPr>
-            <w:color w:val="0000EE"/>
-            <w:u w:val="single"/>
-          </w:rPr>
-          <w:t>4:14</w:t>
-        </w:r>
-      </w:hyperlink>
+      <w:r>
+        <w:rPr>
+          <w:lang w:val="id_ID" w:bidi="id_ID"/>
+        </w:rPr>
+        <w:t>4:14</w:t>
+      </w:r>
       <w:r>
         <w:rPr>
           <w:lang w:val="id_ID" w:bidi="id_ID"/>
         </w:rPr>
         <w:t>). Dorongan langsung untuk pernyataan harapan kebangkitan ini adalah apa yang harus dihadapi Paulus di Efesus (</w:t>
       </w:r>
-      <w:hyperlink r:id="rId17">
-        <w:r>
-          <w:rPr>
-            <w:lang w:val="id_ID" w:bidi="id_ID"/>
-          </w:rPr>
-          <w:rPr>
-            <w:color w:val="0000EE"/>
-            <w:u w:val="single"/>
-          </w:rPr>
-          <w:t>1:8–11</w:t>
-        </w:r>
-      </w:hyperlink>
+      <w:r>
+        <w:rPr>
+          <w:lang w:val="id_ID" w:bidi="id_ID"/>
+        </w:rPr>
+        <w:t>1:8–11</w:t>
+      </w:r>
       <w:r>
         <w:rPr>
           <w:lang w:val="id_ID" w:bidi="id_ID"/>
@@ -4201,36 +3619,24 @@
         </w:rPr>
         <w:t xml:space="preserve">yaitu, tubuh kita—akan diambil dalam kematian dan pembubaran (lihat </w:t>
       </w:r>
-      <w:hyperlink r:id="rId105">
-        <w:r>
-          <w:rPr>
-            <w:lang w:val="id_ID" w:bidi="id_ID"/>
-          </w:rPr>
-          <w:rPr>
-            <w:color w:val="0000EE"/>
-            <w:u w:val="single"/>
-          </w:rPr>
-          <w:t>1Kor. 15:42–57</w:t>
-        </w:r>
-      </w:hyperlink>
+      <w:r>
+        <w:rPr>
+          <w:lang w:val="id_ID" w:bidi="id_ID"/>
+        </w:rPr>
+        <w:t>1Kor. 15:42–57</w:t>
+      </w:r>
       <w:r>
         <w:rPr>
           <w:lang w:val="id_ID" w:bidi="id_ID"/>
         </w:rPr>
         <w:t xml:space="preserve">; </w:t>
       </w:r>
-      <w:hyperlink r:id="rId106">
-        <w:r>
-          <w:rPr>
-            <w:lang w:val="id_ID" w:bidi="id_ID"/>
-          </w:rPr>
-          <w:rPr>
-            <w:color w:val="0000EE"/>
-            <w:u w:val="single"/>
-          </w:rPr>
-          <w:t>Flp. 3:20–21</w:t>
-        </w:r>
-      </w:hyperlink>
+      <w:r>
+        <w:rPr>
+          <w:lang w:val="id_ID" w:bidi="id_ID"/>
+        </w:rPr>
+        <w:t>Flp. 3:20–21</w:t>
+      </w:r>
       <w:r>
         <w:rPr>
           <w:lang w:val="id_ID" w:bidi="id_ID"/>
@@ -4291,54 +3697,36 @@
         </w:rPr>
         <w:t>: Ini bukanlah keinginan untuk mati; Paulus merindukan kedatangan Tuhan ketika Dia akan memberikan tubuh baru kepada umat-Nya (</w:t>
       </w:r>
-      <w:hyperlink r:id="rId107">
-        <w:r>
-          <w:rPr>
-            <w:lang w:val="id_ID" w:bidi="id_ID"/>
-          </w:rPr>
-          <w:rPr>
-            <w:color w:val="0000EE"/>
-            <w:u w:val="single"/>
-          </w:rPr>
-          <w:t>1Kor. 15:51–58</w:t>
-        </w:r>
-      </w:hyperlink>
+      <w:r>
+        <w:rPr>
+          <w:lang w:val="id_ID" w:bidi="id_ID"/>
+        </w:rPr>
+        <w:t>1Kor. 15:51–58</w:t>
+      </w:r>
       <w:r>
         <w:rPr>
           <w:lang w:val="id_ID" w:bidi="id_ID"/>
         </w:rPr>
         <w:t xml:space="preserve">; </w:t>
       </w:r>
-      <w:hyperlink r:id="rId106">
-        <w:r>
-          <w:rPr>
-            <w:lang w:val="id_ID" w:bidi="id_ID"/>
-          </w:rPr>
-          <w:rPr>
-            <w:color w:val="0000EE"/>
-            <w:u w:val="single"/>
-          </w:rPr>
-          <w:t>Flp. 3:20–21</w:t>
-        </w:r>
-      </w:hyperlink>
+      <w:r>
+        <w:rPr>
+          <w:lang w:val="id_ID" w:bidi="id_ID"/>
+        </w:rPr>
+        <w:t>Flp. 3:20–21</w:t>
+      </w:r>
       <w:r>
         <w:rPr>
           <w:lang w:val="id_ID" w:bidi="id_ID"/>
         </w:rPr>
         <w:t xml:space="preserve">; </w:t>
       </w:r>
-      <w:hyperlink r:id="rId108">
-        <w:r>
-          <w:rPr>
-            <w:lang w:val="id_ID" w:bidi="id_ID"/>
-          </w:rPr>
-          <w:rPr>
-            <w:color w:val="0000EE"/>
-            <w:u w:val="single"/>
-          </w:rPr>
-          <w:t>1Tes 4:16–17</w:t>
-        </w:r>
-      </w:hyperlink>
+      <w:r>
+        <w:rPr>
+          <w:lang w:val="id_ID" w:bidi="id_ID"/>
+        </w:rPr>
+        <w:t>1Tes 4:16–17</w:t>
+      </w:r>
       <w:r>
         <w:rPr>
           <w:lang w:val="id_ID" w:bidi="id_ID"/>
@@ -4393,90 +3781,60 @@
         </w:rPr>
         <w:t xml:space="preserve">Harapan kita untuk kebangkitan di masa depan hanya dapat dipahami melalui iman (lihat </w:t>
       </w:r>
-      <w:hyperlink r:id="rId109">
-        <w:r>
-          <w:rPr>
-            <w:lang w:val="id_ID" w:bidi="id_ID"/>
-          </w:rPr>
-          <w:rPr>
-            <w:color w:val="0000EE"/>
-            <w:u w:val="single"/>
-          </w:rPr>
-          <w:t>Ibr. 11:1</w:t>
-        </w:r>
-      </w:hyperlink>
+      <w:r>
+        <w:rPr>
+          <w:lang w:val="id_ID" w:bidi="id_ID"/>
+        </w:rPr>
+        <w:t>Ibr. 11:1</w:t>
+      </w:r>
       <w:r>
         <w:rPr>
           <w:lang w:val="id_ID" w:bidi="id_ID"/>
         </w:rPr>
         <w:t xml:space="preserve">, </w:t>
       </w:r>
-      <w:hyperlink r:id="rId110">
-        <w:r>
-          <w:rPr>
-            <w:lang w:val="id_ID" w:bidi="id_ID"/>
-          </w:rPr>
-          <w:rPr>
-            <w:color w:val="0000EE"/>
-            <w:u w:val="single"/>
-          </w:rPr>
-          <w:t>3</w:t>
-        </w:r>
-      </w:hyperlink>
+      <w:r>
+        <w:rPr>
+          <w:lang w:val="id_ID" w:bidi="id_ID"/>
+        </w:rPr>
+        <w:t>3</w:t>
+      </w:r>
       <w:r>
         <w:rPr>
           <w:lang w:val="id_ID" w:bidi="id_ID"/>
         </w:rPr>
         <w:t xml:space="preserve">, </w:t>
       </w:r>
-      <w:hyperlink r:id="rId111">
-        <w:r>
-          <w:rPr>
-            <w:lang w:val="id_ID" w:bidi="id_ID"/>
-          </w:rPr>
-          <w:rPr>
-            <w:color w:val="0000EE"/>
-            <w:u w:val="single"/>
-          </w:rPr>
-          <w:t>27</w:t>
-        </w:r>
-      </w:hyperlink>
+      <w:r>
+        <w:rPr>
+          <w:lang w:val="id_ID" w:bidi="id_ID"/>
+        </w:rPr>
+        <w:t>27</w:t>
+      </w:r>
       <w:r>
         <w:rPr>
           <w:lang w:val="id_ID" w:bidi="id_ID"/>
         </w:rPr>
         <w:t>), tetapi kita memiliki kebangkitan Yesus sendiri dan kehadiran Roh Kudus sebagai bukti dari apa yang akan datang (</w:t>
       </w:r>
-      <w:hyperlink r:id="rId112">
-        <w:r>
-          <w:rPr>
-            <w:lang w:val="id_ID" w:bidi="id_ID"/>
-          </w:rPr>
-          <w:rPr>
-            <w:color w:val="0000EE"/>
-            <w:u w:val="single"/>
-          </w:rPr>
-          <w:t>1Kor. 15:1–9</w:t>
-        </w:r>
-      </w:hyperlink>
+      <w:r>
+        <w:rPr>
+          <w:lang w:val="id_ID" w:bidi="id_ID"/>
+        </w:rPr>
+        <w:t>1Kor. 15:1–9</w:t>
+      </w:r>
       <w:r>
         <w:rPr>
           <w:lang w:val="id_ID" w:bidi="id_ID"/>
         </w:rPr>
         <w:t xml:space="preserve">; </w:t>
       </w:r>
-      <w:hyperlink r:id="rId41">
-        <w:r>
-          <w:rPr>
-            <w:lang w:val="id_ID" w:bidi="id_ID"/>
-          </w:rPr>
-          <w:rPr>
-            <w:color w:val="0000EE"/>
-            <w:u w:val="single"/>
-          </w:rPr>
-          <w:t>Ef. 1:14</w:t>
-        </w:r>
-      </w:hyperlink>
+      <w:r>
+        <w:rPr>
+          <w:lang w:val="id_ID" w:bidi="id_ID"/>
+        </w:rPr>
+        <w:t>Ef. 1:14</w:t>
+      </w:r>
       <w:r>
         <w:rPr>
           <w:lang w:val="id_ID" w:bidi="id_ID"/>
@@ -4531,126 +3889,84 @@
         </w:rPr>
         <w:t xml:space="preserve">Tujuan hidup saat ini adalah untuk menyenangkan Dia (lihat juga </w:t>
       </w:r>
-      <w:hyperlink r:id="rId113">
-        <w:r>
-          <w:rPr>
-            <w:lang w:val="id_ID" w:bidi="id_ID"/>
-          </w:rPr>
-          <w:rPr>
-            <w:color w:val="0000EE"/>
-            <w:u w:val="single"/>
-          </w:rPr>
-          <w:t>Rm. 12:1–2</w:t>
-        </w:r>
-      </w:hyperlink>
+      <w:r>
+        <w:rPr>
+          <w:lang w:val="id_ID" w:bidi="id_ID"/>
+        </w:rPr>
+        <w:t>Rm. 12:1–2</w:t>
+      </w:r>
       <w:r>
         <w:rPr>
           <w:lang w:val="id_ID" w:bidi="id_ID"/>
         </w:rPr>
         <w:t xml:space="preserve">; </w:t>
       </w:r>
-      <w:hyperlink r:id="rId114">
-        <w:r>
-          <w:rPr>
-            <w:lang w:val="id_ID" w:bidi="id_ID"/>
-          </w:rPr>
-          <w:rPr>
-            <w:color w:val="0000EE"/>
-            <w:u w:val="single"/>
-          </w:rPr>
-          <w:t>14:18</w:t>
-        </w:r>
-      </w:hyperlink>
+      <w:r>
+        <w:rPr>
+          <w:lang w:val="id_ID" w:bidi="id_ID"/>
+        </w:rPr>
+        <w:t>14:18</w:t>
+      </w:r>
       <w:r>
         <w:rPr>
           <w:lang w:val="id_ID" w:bidi="id_ID"/>
         </w:rPr>
         <w:t xml:space="preserve">; </w:t>
       </w:r>
-      <w:hyperlink r:id="rId115">
-        <w:r>
-          <w:rPr>
-            <w:lang w:val="id_ID" w:bidi="id_ID"/>
-          </w:rPr>
-          <w:rPr>
-            <w:color w:val="0000EE"/>
-            <w:u w:val="single"/>
-          </w:rPr>
-          <w:t>Kol. 1:10</w:t>
-        </w:r>
-      </w:hyperlink>
+      <w:r>
+        <w:rPr>
+          <w:lang w:val="id_ID" w:bidi="id_ID"/>
+        </w:rPr>
+        <w:t>Kol. 1:10</w:t>
+      </w:r>
       <w:r>
         <w:rPr>
           <w:lang w:val="id_ID" w:bidi="id_ID"/>
         </w:rPr>
         <w:t xml:space="preserve">; </w:t>
       </w:r>
-      <w:hyperlink r:id="rId116">
-        <w:r>
-          <w:rPr>
-            <w:lang w:val="id_ID" w:bidi="id_ID"/>
-          </w:rPr>
-          <w:rPr>
-            <w:color w:val="0000EE"/>
-            <w:u w:val="single"/>
-          </w:rPr>
-          <w:t>1Tes. 4:1</w:t>
-        </w:r>
-      </w:hyperlink>
+      <w:r>
+        <w:rPr>
+          <w:lang w:val="id_ID" w:bidi="id_ID"/>
+        </w:rPr>
+        <w:t>1Tes. 4:1</w:t>
+      </w:r>
       <w:r>
         <w:rPr>
           <w:lang w:val="id_ID" w:bidi="id_ID"/>
         </w:rPr>
         <w:t>). Tujuan atau keinginan ini akan diuji ketika kita berdiri di hadapan Kristus untuk dihakimi. Hakim kita juga adalah pembela kita, jadi kita yakin akan pembebasan (</w:t>
       </w:r>
-      <w:hyperlink r:id="rId117">
-        <w:r>
-          <w:rPr>
-            <w:lang w:val="id_ID" w:bidi="id_ID"/>
-          </w:rPr>
-          <w:rPr>
-            <w:color w:val="0000EE"/>
-            <w:u w:val="single"/>
-          </w:rPr>
-          <w:t>Rm. 8:1</w:t>
-        </w:r>
-      </w:hyperlink>
+      <w:r>
+        <w:rPr>
+          <w:lang w:val="id_ID" w:bidi="id_ID"/>
+        </w:rPr>
+        <w:t>Rm. 8:1</w:t>
+      </w:r>
       <w:r>
         <w:rPr>
           <w:lang w:val="id_ID" w:bidi="id_ID"/>
         </w:rPr>
         <w:t xml:space="preserve">, </w:t>
       </w:r>
-      <w:hyperlink r:id="rId118">
-        <w:r>
-          <w:rPr>
-            <w:lang w:val="id_ID" w:bidi="id_ID"/>
-          </w:rPr>
-          <w:rPr>
-            <w:color w:val="0000EE"/>
-            <w:u w:val="single"/>
-          </w:rPr>
-          <w:t>33–34</w:t>
-        </w:r>
-      </w:hyperlink>
+      <w:r>
+        <w:rPr>
+          <w:lang w:val="id_ID" w:bidi="id_ID"/>
+        </w:rPr>
+        <w:t>33–34</w:t>
+      </w:r>
       <w:r>
         <w:rPr>
           <w:lang w:val="id_ID" w:bidi="id_ID"/>
         </w:rPr>
         <w:t>). Namun, tindakan yang dilakukan selama kita hidup dalam tubuh duniawi ini akan dinilai dan dipertanggungjawabkan (</w:t>
       </w:r>
-      <w:hyperlink r:id="rId119">
-        <w:r>
-          <w:rPr>
-            <w:lang w:val="id_ID" w:bidi="id_ID"/>
-          </w:rPr>
-          <w:rPr>
-            <w:color w:val="0000EE"/>
-            <w:u w:val="single"/>
-          </w:rPr>
-          <w:t>Kisah. 17:31</w:t>
-        </w:r>
-      </w:hyperlink>
+      <w:r>
+        <w:rPr>
+          <w:lang w:val="id_ID" w:bidi="id_ID"/>
+        </w:rPr>
+        <w:t>Kisah. 17:31</w:t>
+      </w:r>
       <w:r>
         <w:rPr>
           <w:lang w:val="id_ID" w:bidi="id_ID"/>
@@ -4705,18 +4021,12 @@
         </w:rPr>
         <w:t xml:space="preserve">Salah satu motif pelayanan Paulus adalah tanggung jawab yang disertai rasa takut kepada Tuhan—bukan ketakutan yang menciutkan, melainkan penghormatan yang sehat (lihat </w:t>
       </w:r>
-      <w:hyperlink r:id="rId120">
-        <w:r>
-          <w:rPr>
-            <w:lang w:val="id_ID" w:bidi="id_ID"/>
-          </w:rPr>
-          <w:rPr>
-            <w:color w:val="0000EE"/>
-            <w:u w:val="single"/>
-          </w:rPr>
-          <w:t>Ams. 1:7</w:t>
-        </w:r>
-      </w:hyperlink>
+      <w:r>
+        <w:rPr>
+          <w:lang w:val="id_ID" w:bidi="id_ID"/>
+        </w:rPr>
+        <w:t>Ams. 1:7</w:t>
+      </w:r>
       <w:r>
         <w:rPr>
           <w:lang w:val="id_ID" w:bidi="id_ID"/>
@@ -4771,54 +4081,36 @@
         </w:rPr>
         <w:t>Paulus kini menjelaskan tema utama dari pesannya, yaitu rekonsiliasi (pendamaian)—mengubah musuh menjadi kawan dan memulihkan hubungan. Pemikiran Paulus berakar pada apa yang telah dilakukan Allah melalui Kristus untuk mendamaikan orang berdosa dengan diri-Nya sendiri (</w:t>
       </w:r>
-      <w:hyperlink r:id="rId121">
-        <w:r>
-          <w:rPr>
-            <w:lang w:val="id_ID" w:bidi="id_ID"/>
-          </w:rPr>
-          <w:rPr>
-            <w:color w:val="0000EE"/>
-            <w:u w:val="single"/>
-          </w:rPr>
-          <w:t>5:18–21</w:t>
-        </w:r>
-      </w:hyperlink>
+      <w:r>
+        <w:rPr>
+          <w:lang w:val="id_ID" w:bidi="id_ID"/>
+        </w:rPr>
+        <w:t>5:18–21</w:t>
+      </w:r>
       <w:r>
         <w:rPr>
           <w:lang w:val="id_ID" w:bidi="id_ID"/>
         </w:rPr>
         <w:t>). Penjelasan ini dibingkai oleh pembelaan terhadap pelayanannya sendiri (</w:t>
       </w:r>
-      <w:hyperlink r:id="rId122">
-        <w:r>
-          <w:rPr>
-            <w:lang w:val="id_ID" w:bidi="id_ID"/>
-          </w:rPr>
-          <w:rPr>
-            <w:color w:val="0000EE"/>
-            <w:u w:val="single"/>
-          </w:rPr>
-          <w:t>5:11–17</w:t>
-        </w:r>
-      </w:hyperlink>
+      <w:r>
+        <w:rPr>
+          <w:lang w:val="id_ID" w:bidi="id_ID"/>
+        </w:rPr>
+        <w:t>5:11–17</w:t>
+      </w:r>
       <w:r>
         <w:rPr>
           <w:lang w:val="id_ID" w:bidi="id_ID"/>
         </w:rPr>
         <w:t>) dan penerapan pesannya pada situasi di Korintus (</w:t>
       </w:r>
-      <w:hyperlink r:id="rId123">
-        <w:r>
-          <w:rPr>
-            <w:lang w:val="id_ID" w:bidi="id_ID"/>
-          </w:rPr>
-          <w:rPr>
-            <w:color w:val="0000EE"/>
-            <w:u w:val="single"/>
-          </w:rPr>
-          <w:t>6:1–7:4</w:t>
-        </w:r>
-      </w:hyperlink>
+      <w:r>
+        <w:rPr>
+          <w:lang w:val="id_ID" w:bidi="id_ID"/>
+        </w:rPr>
+        <w:t>6:1–7:4</w:t>
+      </w:r>
       <w:r>
         <w:rPr>
           <w:lang w:val="id_ID" w:bidi="id_ID"/>
@@ -4873,36 +4165,24 @@
         </w:rPr>
         <w:t xml:space="preserve">Para lawan Paulus membanggakan diri dengan pelayanan yang spektakuler secara lahiriah, tetapi mereka tidak memiliki hati yang tulus (bdk. </w:t>
       </w:r>
-      <w:hyperlink r:id="rId124">
-        <w:r>
-          <w:rPr>
-            <w:lang w:val="id_ID" w:bidi="id_ID"/>
-          </w:rPr>
-          <w:rPr>
-            <w:color w:val="0000EE"/>
-            <w:u w:val="single"/>
-          </w:rPr>
-          <w:t>1Sam. 16:7</w:t>
-        </w:r>
-      </w:hyperlink>
+      <w:r>
+        <w:rPr>
+          <w:lang w:val="id_ID" w:bidi="id_ID"/>
+        </w:rPr>
+        <w:t>1Sam. 16:7</w:t>
+      </w:r>
       <w:r>
         <w:rPr>
           <w:lang w:val="id_ID" w:bidi="id_ID"/>
         </w:rPr>
         <w:t xml:space="preserve">; </w:t>
       </w:r>
-      <w:hyperlink r:id="rId125">
-        <w:r>
-          <w:rPr>
-            <w:lang w:val="id_ID" w:bidi="id_ID"/>
-          </w:rPr>
-          <w:rPr>
-            <w:color w:val="0000EE"/>
-            <w:u w:val="single"/>
-          </w:rPr>
-          <w:t>Rm. 2:28–29</w:t>
-        </w:r>
-      </w:hyperlink>
+      <w:r>
+        <w:rPr>
+          <w:lang w:val="id_ID" w:bidi="id_ID"/>
+        </w:rPr>
+        <w:t>Rm. 2:28–29</w:t>
+      </w:r>
       <w:r>
         <w:rPr>
           <w:lang w:val="id_ID" w:bidi="id_ID"/>
@@ -4963,36 +4243,24 @@
         </w:rPr>
         <w:t>: Pernyataan ini mungkin menyiratkan tuduhan pada kunjungan Paulus sebelumnya ke Korintus (</w:t>
       </w:r>
-      <w:hyperlink r:id="rId126">
-        <w:r>
-          <w:rPr>
-            <w:lang w:val="id_ID" w:bidi="id_ID"/>
-          </w:rPr>
-          <w:rPr>
-            <w:color w:val="0000EE"/>
-            <w:u w:val="single"/>
-          </w:rPr>
-          <w:t>2:1–2</w:t>
-        </w:r>
-      </w:hyperlink>
+      <w:r>
+        <w:rPr>
+          <w:lang w:val="id_ID" w:bidi="id_ID"/>
+        </w:rPr>
+        <w:t>2:1–2</w:t>
+      </w:r>
       <w:r>
         <w:rPr>
           <w:lang w:val="id_ID" w:bidi="id_ID"/>
         </w:rPr>
         <w:t>) bahwa dia tidak waras ketika memberitakan Kabar Baik yang sederhana di sana (</w:t>
       </w:r>
-      <w:hyperlink r:id="rId127">
-        <w:r>
-          <w:rPr>
-            <w:lang w:val="id_ID" w:bidi="id_ID"/>
-          </w:rPr>
-          <w:rPr>
-            <w:color w:val="0000EE"/>
-            <w:u w:val="single"/>
-          </w:rPr>
-          <w:t>1Kor. 2:2</w:t>
-        </w:r>
-      </w:hyperlink>
+      <w:r>
+        <w:rPr>
+          <w:lang w:val="id_ID" w:bidi="id_ID"/>
+        </w:rPr>
+        <w:t>1Kor. 2:2</w:t>
+      </w:r>
       <w:r>
         <w:rPr>
           <w:lang w:val="id_ID" w:bidi="id_ID"/>
@@ -5053,18 +4321,12 @@
         </w:rPr>
         <w:t xml:space="preserve">: Ini dapat merujuk pada kasih orang percaya kepada Kristus atau (lebih mungkin) kasih Kristus kepada kita, yang mendorong orang percaya untuk memperkenalkan Kristus melalui pelayanan mereka (lihat </w:t>
       </w:r>
-      <w:hyperlink r:id="rId128">
-        <w:r>
-          <w:rPr>
-            <w:lang w:val="id_ID" w:bidi="id_ID"/>
-          </w:rPr>
-          <w:rPr>
-            <w:color w:val="0000EE"/>
-            <w:u w:val="single"/>
-          </w:rPr>
-          <w:t>1Kor. 9:16</w:t>
-        </w:r>
-      </w:hyperlink>
+      <w:r>
+        <w:rPr>
+          <w:lang w:val="id_ID" w:bidi="id_ID"/>
+        </w:rPr>
+        <w:t>1Kor. 9:16</w:t>
+      </w:r>
       <w:r>
         <w:rPr>
           <w:lang w:val="id_ID" w:bidi="id_ID"/>
@@ -5185,72 +4447,48 @@
         </w:rPr>
         <w:t xml:space="preserve"> Kristus bangkit dari kematian, memulai ciptaan baru (</w:t>
       </w:r>
-      <w:hyperlink r:id="rId129">
-        <w:r>
-          <w:rPr>
-            <w:lang w:val="id_ID" w:bidi="id_ID"/>
-          </w:rPr>
-          <w:rPr>
-            <w:color w:val="0000EE"/>
-            <w:u w:val="single"/>
-          </w:rPr>
-          <w:t>5:17</w:t>
-        </w:r>
-      </w:hyperlink>
+      <w:r>
+        <w:rPr>
+          <w:lang w:val="id_ID" w:bidi="id_ID"/>
+        </w:rPr>
+        <w:t>5:17</w:t>
+      </w:r>
       <w:r>
         <w:rPr>
           <w:lang w:val="id_ID" w:bidi="id_ID"/>
         </w:rPr>
         <w:t>), dan ditetapkan sebagai penebus dosa dan Tuhan semesta alam (</w:t>
       </w:r>
-      <w:hyperlink r:id="rId130">
-        <w:r>
-          <w:rPr>
-            <w:lang w:val="id_ID" w:bidi="id_ID"/>
-          </w:rPr>
-          <w:rPr>
-            <w:color w:val="0000EE"/>
-            <w:u w:val="single"/>
-          </w:rPr>
-          <w:t>Rm. 1:3–4</w:t>
-        </w:r>
-      </w:hyperlink>
+      <w:r>
+        <w:rPr>
+          <w:lang w:val="id_ID" w:bidi="id_ID"/>
+        </w:rPr>
+        <w:t>Rm. 1:3–4</w:t>
+      </w:r>
       <w:r>
         <w:rPr>
           <w:lang w:val="id_ID" w:bidi="id_ID"/>
         </w:rPr>
         <w:t xml:space="preserve">; </w:t>
       </w:r>
-      <w:hyperlink r:id="rId131">
-        <w:r>
-          <w:rPr>
-            <w:lang w:val="id_ID" w:bidi="id_ID"/>
-          </w:rPr>
-          <w:rPr>
-            <w:color w:val="0000EE"/>
-            <w:u w:val="single"/>
-          </w:rPr>
-          <w:t>Flp. 2:6–11</w:t>
-        </w:r>
-      </w:hyperlink>
+      <w:r>
+        <w:rPr>
+          <w:lang w:val="id_ID" w:bidi="id_ID"/>
+        </w:rPr>
+        <w:t>Flp. 2:6–11</w:t>
+      </w:r>
       <w:r>
         <w:rPr>
           <w:lang w:val="id_ID" w:bidi="id_ID"/>
         </w:rPr>
         <w:t xml:space="preserve">; </w:t>
       </w:r>
-      <w:hyperlink r:id="rId132">
-        <w:r>
-          <w:rPr>
-            <w:lang w:val="id_ID" w:bidi="id_ID"/>
-          </w:rPr>
-          <w:rPr>
-            <w:color w:val="0000EE"/>
-            <w:u w:val="single"/>
-          </w:rPr>
-          <w:t>Kol. 1:15–20</w:t>
-        </w:r>
-      </w:hyperlink>
+      <w:r>
+        <w:rPr>
+          <w:lang w:val="id_ID" w:bidi="id_ID"/>
+        </w:rPr>
+        <w:t>Kol. 1:15–20</w:t>
+      </w:r>
       <w:r>
         <w:rPr>
           <w:lang w:val="id_ID" w:bidi="id_ID"/>
@@ -5353,90 +4591,60 @@
         </w:rPr>
         <w:t xml:space="preserve">Hak istimewa yang besar bagi orang percaya adalah menjadi utusan Kristus (bdk. </w:t>
       </w:r>
-      <w:hyperlink r:id="rId133">
-        <w:r>
-          <w:rPr>
-            <w:lang w:val="id_ID" w:bidi="id_ID"/>
-          </w:rPr>
-          <w:rPr>
-            <w:color w:val="0000EE"/>
-            <w:u w:val="single"/>
-          </w:rPr>
-          <w:t>Ef. 6:20</w:t>
-        </w:r>
-      </w:hyperlink>
+      <w:r>
+        <w:rPr>
+          <w:lang w:val="id_ID" w:bidi="id_ID"/>
+        </w:rPr>
+        <w:t>Ef. 6:20</w:t>
+      </w:r>
       <w:r>
         <w:rPr>
           <w:lang w:val="id_ID" w:bidi="id_ID"/>
         </w:rPr>
         <w:t xml:space="preserve">). • Allah memberikan nasihat-Nya melalui kita: Paulus tidak mengatakan bahwa dia berbicara untuk Allah; melainkan, Allah berbicara melalui kita. • Pekerjaan penebusan Kristus bagi orang berdosa membuka jalan bagi mereka untuk “Kembali kepada Allah!” dan diperdamaikan dengan-Nya (lihat </w:t>
       </w:r>
-      <w:hyperlink r:id="rId134">
-        <w:r>
-          <w:rPr>
-            <w:lang w:val="id_ID" w:bidi="id_ID"/>
-          </w:rPr>
-          <w:rPr>
-            <w:color w:val="0000EE"/>
-            <w:u w:val="single"/>
-          </w:rPr>
-          <w:t>Rm. 5:1–11</w:t>
-        </w:r>
-      </w:hyperlink>
+      <w:r>
+        <w:rPr>
+          <w:lang w:val="id_ID" w:bidi="id_ID"/>
+        </w:rPr>
+        <w:t>Rm. 5:1–11</w:t>
+      </w:r>
       <w:r>
         <w:rPr>
           <w:lang w:val="id_ID" w:bidi="id_ID"/>
         </w:rPr>
         <w:t xml:space="preserve">; </w:t>
       </w:r>
-      <w:hyperlink r:id="rId135">
-        <w:r>
-          <w:rPr>
-            <w:lang w:val="id_ID" w:bidi="id_ID"/>
-          </w:rPr>
-          <w:rPr>
-            <w:color w:val="0000EE"/>
-            <w:u w:val="single"/>
-          </w:rPr>
-          <w:t>Ef. 2:11–22</w:t>
-        </w:r>
-      </w:hyperlink>
+      <w:r>
+        <w:rPr>
+          <w:lang w:val="id_ID" w:bidi="id_ID"/>
+        </w:rPr>
+        <w:t>Ef. 2:11–22</w:t>
+      </w:r>
       <w:r>
         <w:rPr>
           <w:lang w:val="id_ID" w:bidi="id_ID"/>
         </w:rPr>
         <w:t xml:space="preserve">; </w:t>
       </w:r>
-      <w:hyperlink r:id="rId136">
-        <w:r>
-          <w:rPr>
-            <w:lang w:val="id_ID" w:bidi="id_ID"/>
-          </w:rPr>
-          <w:rPr>
-            <w:color w:val="0000EE"/>
-            <w:u w:val="single"/>
-          </w:rPr>
-          <w:t>Kol. 1:15–23</w:t>
-        </w:r>
-      </w:hyperlink>
+      <w:r>
+        <w:rPr>
+          <w:lang w:val="id_ID" w:bidi="id_ID"/>
+        </w:rPr>
+        <w:t>Kol. 1:15–23</w:t>
+      </w:r>
       <w:r>
         <w:rPr>
           <w:lang w:val="id_ID" w:bidi="id_ID"/>
         </w:rPr>
         <w:t xml:space="preserve">). Inti atau jantung kesaksian Kristen memiliki daya tarik ini. Paulus juga mengimbau kepada orang-orang Korintus yang memberontak untuk berpihak kepadanya (lihat </w:t>
       </w:r>
-      <w:hyperlink r:id="rId137">
-        <w:r>
-          <w:rPr>
-            <w:lang w:val="id_ID" w:bidi="id_ID"/>
-          </w:rPr>
-          <w:rPr>
-            <w:color w:val="0000EE"/>
-            <w:u w:val="single"/>
-          </w:rPr>
-          <w:t>2Kor. 6:1</w:t>
-        </w:r>
-      </w:hyperlink>
+      <w:r>
+        <w:rPr>
+          <w:lang w:val="id_ID" w:bidi="id_ID"/>
+        </w:rPr>
+        <w:t>2Kor. 6:1</w:t>
+      </w:r>
       <w:r>
         <w:rPr>
           <w:lang w:val="id_ID" w:bidi="id_ID"/>
@@ -5491,72 +4699,48 @@
         </w:rPr>
         <w:t>Kristus menjadi persembahan untuk dosa kita di kayu salib ketika Dia menanggung hukuman dosa dan mati sebagai seorang penjahat. Dia melakukan ini, meskipun Dia sendiri tidak pernah berdosa (</w:t>
       </w:r>
-      <w:hyperlink r:id="rId138">
-        <w:r>
-          <w:rPr>
-            <w:lang w:val="id_ID" w:bidi="id_ID"/>
-          </w:rPr>
-          <w:rPr>
-            <w:color w:val="0000EE"/>
-            <w:u w:val="single"/>
-          </w:rPr>
-          <w:t>Yoh. 8:46</w:t>
-        </w:r>
-      </w:hyperlink>
+      <w:r>
+        <w:rPr>
+          <w:lang w:val="id_ID" w:bidi="id_ID"/>
+        </w:rPr>
+        <w:t>Yoh. 8:46</w:t>
+      </w:r>
       <w:r>
         <w:rPr>
           <w:lang w:val="id_ID" w:bidi="id_ID"/>
         </w:rPr>
         <w:t xml:space="preserve">; </w:t>
       </w:r>
-      <w:hyperlink r:id="rId139">
-        <w:r>
-          <w:rPr>
-            <w:lang w:val="id_ID" w:bidi="id_ID"/>
-          </w:rPr>
-          <w:rPr>
-            <w:color w:val="0000EE"/>
-            <w:u w:val="single"/>
-          </w:rPr>
-          <w:t>1Ptr. 2:22</w:t>
-        </w:r>
-      </w:hyperlink>
+      <w:r>
+        <w:rPr>
+          <w:lang w:val="id_ID" w:bidi="id_ID"/>
+        </w:rPr>
+        <w:t>1Ptr. 2:22</w:t>
+      </w:r>
       <w:r>
         <w:rPr>
           <w:lang w:val="id_ID" w:bidi="id_ID"/>
         </w:rPr>
         <w:t xml:space="preserve">; </w:t>
       </w:r>
-      <w:hyperlink r:id="rId140">
-        <w:r>
-          <w:rPr>
-            <w:lang w:val="id_ID" w:bidi="id_ID"/>
-          </w:rPr>
-          <w:rPr>
-            <w:color w:val="0000EE"/>
-            <w:u w:val="single"/>
-          </w:rPr>
-          <w:t>1Yoh. 3:5</w:t>
-        </w:r>
-      </w:hyperlink>
+      <w:r>
+        <w:rPr>
+          <w:lang w:val="id_ID" w:bidi="id_ID"/>
+        </w:rPr>
+        <w:t>1Yoh. 3:5</w:t>
+      </w:r>
       <w:r>
         <w:rPr>
           <w:lang w:val="id_ID" w:bidi="id_ID"/>
         </w:rPr>
         <w:t xml:space="preserve">), agar kita dapat dibenarkan di hadapan Allah—yaitu, ditempatkan dalam hubungan yang benar dengan Allah dan diterima oleh-Nya (lihat </w:t>
       </w:r>
-      <w:hyperlink r:id="rId141">
-        <w:r>
-          <w:rPr>
-            <w:lang w:val="id_ID" w:bidi="id_ID"/>
-          </w:rPr>
-          <w:rPr>
-            <w:color w:val="0000EE"/>
-            <w:u w:val="single"/>
-          </w:rPr>
-          <w:t>Gal. 3:13</w:t>
-        </w:r>
-      </w:hyperlink>
+      <w:r>
+        <w:rPr>
+          <w:lang w:val="id_ID" w:bidi="id_ID"/>
+        </w:rPr>
+        <w:t>Gal. 3:13</w:t>
+      </w:r>
       <w:r>
         <w:rPr>
           <w:lang w:val="id_ID" w:bidi="id_ID"/>
@@ -5684,18 +4868,12 @@
         </w:rPr>
         <w:t xml:space="preserve">Kutipan dari </w:t>
       </w:r>
-      <w:hyperlink r:id="rId142">
-        <w:r>
-          <w:rPr>
-            <w:lang w:val="id_ID" w:bidi="id_ID"/>
-          </w:rPr>
-          <w:rPr>
-            <w:color w:val="0000EE"/>
-            <w:u w:val="single"/>
-          </w:rPr>
-          <w:t>Yes. 49:8</w:t>
-        </w:r>
-      </w:hyperlink>
+      <w:r>
+        <w:rPr>
+          <w:lang w:val="id_ID" w:bidi="id_ID"/>
+        </w:rPr>
+        <w:t>Yes. 49:8</w:t>
+      </w:r>
       <w:r>
         <w:rPr>
           <w:lang w:val="id_ID" w:bidi="id_ID"/>
@@ -5750,108 +4928,72 @@
         </w:rPr>
         <w:t xml:space="preserve">Paulus memberikan gambaran yang mengungkapkan kesulitan dalam pelayanannya (bdk. </w:t>
       </w:r>
-      <w:hyperlink r:id="rId143">
-        <w:r>
-          <w:rPr>
-            <w:lang w:val="id_ID" w:bidi="id_ID"/>
-          </w:rPr>
-          <w:rPr>
-            <w:color w:val="0000EE"/>
-            <w:u w:val="single"/>
-          </w:rPr>
-          <w:t>4:7–18</w:t>
-        </w:r>
-      </w:hyperlink>
+      <w:r>
+        <w:rPr>
+          <w:lang w:val="id_ID" w:bidi="id_ID"/>
+        </w:rPr>
+        <w:t>4:7–18</w:t>
+      </w:r>
       <w:r>
         <w:rPr>
           <w:lang w:val="id_ID" w:bidi="id_ID"/>
         </w:rPr>
         <w:t xml:space="preserve">). Sembilan cobaan disebutkan; banyak dari pengalaman ini dalam kehidupan Paulus dicatat dalam Kisah Para Rasul (misalnya, </w:t>
       </w:r>
-      <w:hyperlink r:id="rId144">
-        <w:r>
-          <w:rPr>
-            <w:lang w:val="id_ID" w:bidi="id_ID"/>
-          </w:rPr>
-          <w:rPr>
-            <w:color w:val="0000EE"/>
-            <w:u w:val="single"/>
-          </w:rPr>
-          <w:t>Kisah. 14:5–6</w:t>
-        </w:r>
-      </w:hyperlink>
+      <w:r>
+        <w:rPr>
+          <w:lang w:val="id_ID" w:bidi="id_ID"/>
+        </w:rPr>
+        <w:t>Kisah. 14:5–6</w:t>
+      </w:r>
       <w:r>
         <w:rPr>
           <w:lang w:val="id_ID" w:bidi="id_ID"/>
         </w:rPr>
         <w:t xml:space="preserve">, </w:t>
       </w:r>
-      <w:hyperlink r:id="rId145">
-        <w:r>
-          <w:rPr>
-            <w:lang w:val="id_ID" w:bidi="id_ID"/>
-          </w:rPr>
-          <w:rPr>
-            <w:color w:val="0000EE"/>
-            <w:u w:val="single"/>
-          </w:rPr>
-          <w:t>19–20</w:t>
-        </w:r>
-      </w:hyperlink>
+      <w:r>
+        <w:rPr>
+          <w:lang w:val="id_ID" w:bidi="id_ID"/>
+        </w:rPr>
+        <w:t>19–20</w:t>
+      </w:r>
       <w:r>
         <w:rPr>
           <w:lang w:val="id_ID" w:bidi="id_ID"/>
         </w:rPr>
         <w:t xml:space="preserve">; </w:t>
       </w:r>
-      <w:hyperlink r:id="rId146">
-        <w:r>
-          <w:rPr>
-            <w:lang w:val="id_ID" w:bidi="id_ID"/>
-          </w:rPr>
-          <w:rPr>
-            <w:color w:val="0000EE"/>
-            <w:u w:val="single"/>
-          </w:rPr>
-          <w:t>16:19–24</w:t>
-        </w:r>
-      </w:hyperlink>
+      <w:r>
+        <w:rPr>
+          <w:lang w:val="id_ID" w:bidi="id_ID"/>
+        </w:rPr>
+        <w:t>16:19–24</w:t>
+      </w:r>
       <w:r>
         <w:rPr>
           <w:lang w:val="id_ID" w:bidi="id_ID"/>
         </w:rPr>
         <w:t xml:space="preserve">; </w:t>
       </w:r>
-      <w:hyperlink r:id="rId147">
-        <w:r>
-          <w:rPr>
-            <w:lang w:val="id_ID" w:bidi="id_ID"/>
-          </w:rPr>
-          <w:rPr>
-            <w:color w:val="0000EE"/>
-            <w:u w:val="single"/>
-          </w:rPr>
-          <w:t>21:30–36</w:t>
-        </w:r>
-      </w:hyperlink>
+      <w:r>
+        <w:rPr>
+          <w:lang w:val="id_ID" w:bidi="id_ID"/>
+        </w:rPr>
+        <w:t>21:30–36</w:t>
+      </w:r>
       <w:r>
         <w:rPr>
           <w:lang w:val="id_ID" w:bidi="id_ID"/>
         </w:rPr>
         <w:t>). Melalui penderitaan mereka yang tetap teguh demi Kabar Baik, Paulus dan Timotius (</w:t>
       </w:r>
-      <w:hyperlink r:id="rId148">
-        <w:r>
-          <w:rPr>
-            <w:lang w:val="id_ID" w:bidi="id_ID"/>
-          </w:rPr>
-          <w:rPr>
-            <w:color w:val="0000EE"/>
-            <w:u w:val="single"/>
-          </w:rPr>
-          <w:t>2Kor. 1:1</w:t>
-        </w:r>
-      </w:hyperlink>
+      <w:r>
+        <w:rPr>
+          <w:lang w:val="id_ID" w:bidi="id_ID"/>
+        </w:rPr>
+        <w:t>2Kor. 1:1</w:t>
+      </w:r>
       <w:r>
         <w:rPr>
           <w:lang w:val="id_ID" w:bidi="id_ID"/>
@@ -6015,18 +5157,12 @@
         </w:rPr>
         <w:t xml:space="preserve">Permohonan Paulus yang penuh semangat mengungkapkan perasaan batinnya. • Hati kami terbuka lebar-lebar bagimu . . . Bukalah hati kamu selebar-lebarnya! Perasaan-perasaan ini dilanjutkan dalam </w:t>
       </w:r>
-      <w:hyperlink r:id="rId149">
-        <w:r>
-          <w:rPr>
-            <w:lang w:val="id_ID" w:bidi="id_ID"/>
-          </w:rPr>
-          <w:rPr>
-            <w:color w:val="0000EE"/>
-            <w:u w:val="single"/>
-          </w:rPr>
-          <w:t>7:2</w:t>
-        </w:r>
-      </w:hyperlink>
+      <w:r>
+        <w:rPr>
+          <w:lang w:val="id_ID" w:bidi="id_ID"/>
+        </w:rPr>
+        <w:t>7:2</w:t>
+      </w:r>
       <w:r>
         <w:rPr>
           <w:lang w:val="id_ID" w:bidi="id_ID"/>
@@ -6111,72 +5247,48 @@
         </w:rPr>
         <w:t>: Instruksi ini merujuk pada larangan Yahudi terhadap campuran tertentu (</w:t>
       </w:r>
-      <w:hyperlink r:id="rId150">
-        <w:r>
-          <w:rPr>
-            <w:lang w:val="id_ID" w:bidi="id_ID"/>
-          </w:rPr>
-          <w:rPr>
-            <w:color w:val="0000EE"/>
-            <w:u w:val="single"/>
-          </w:rPr>
-          <w:t>Im. 19:19</w:t>
-        </w:r>
-      </w:hyperlink>
+      <w:r>
+        <w:rPr>
+          <w:lang w:val="id_ID" w:bidi="id_ID"/>
+        </w:rPr>
+        <w:t>Im. 19:19</w:t>
+      </w:r>
       <w:r>
         <w:rPr>
           <w:lang w:val="id_ID" w:bidi="id_ID"/>
         </w:rPr>
         <w:t xml:space="preserve">; </w:t>
       </w:r>
-      <w:hyperlink r:id="rId151">
-        <w:r>
-          <w:rPr>
-            <w:lang w:val="id_ID" w:bidi="id_ID"/>
-          </w:rPr>
-          <w:rPr>
-            <w:color w:val="0000EE"/>
-            <w:u w:val="single"/>
-          </w:rPr>
-          <w:t>Ul. 22:10</w:t>
-        </w:r>
-      </w:hyperlink>
+      <w:r>
+        <w:rPr>
+          <w:lang w:val="id_ID" w:bidi="id_ID"/>
+        </w:rPr>
+        <w:t>Ul. 22:10</w:t>
+      </w:r>
       <w:r>
         <w:rPr>
           <w:lang w:val="id_ID" w:bidi="id_ID"/>
         </w:rPr>
         <w:t xml:space="preserve">). Paulus mungkin merujuk pada bagaimana orang-orang Korintus telah terlibat dalam praktik penyembahan berhala (lihat </w:t>
       </w:r>
-      <w:hyperlink r:id="rId152">
-        <w:r>
-          <w:rPr>
-            <w:lang w:val="id_ID" w:bidi="id_ID"/>
-          </w:rPr>
-          <w:rPr>
-            <w:color w:val="0000EE"/>
-            <w:u w:val="single"/>
-          </w:rPr>
-          <w:t>1Kor. 8–10</w:t>
-        </w:r>
-      </w:hyperlink>
+      <w:r>
+        <w:rPr>
+          <w:lang w:val="id_ID" w:bidi="id_ID"/>
+        </w:rPr>
+        <w:t>1Kor. 8–10</w:t>
+      </w:r>
       <w:r>
         <w:rPr>
           <w:lang w:val="id_ID" w:bidi="id_ID"/>
         </w:rPr>
         <w:t xml:space="preserve">; bandingkan </w:t>
       </w:r>
-      <w:hyperlink r:id="rId153">
-        <w:r>
-          <w:rPr>
-            <w:lang w:val="id_ID" w:bidi="id_ID"/>
-          </w:rPr>
-          <w:rPr>
-            <w:color w:val="0000EE"/>
-            <w:u w:val="single"/>
-          </w:rPr>
-          <w:t>1Kor. 10:14–22</w:t>
-        </w:r>
-      </w:hyperlink>
+      <w:r>
+        <w:rPr>
+          <w:lang w:val="id_ID" w:bidi="id_ID"/>
+        </w:rPr>
+        <w:t>1Kor. 10:14–22</w:t>
+      </w:r>
       <w:r>
         <w:rPr>
           <w:lang w:val="id_ID" w:bidi="id_ID"/>
@@ -6231,72 +5343,48 @@
         </w:rPr>
         <w:t xml:space="preserve">Koneksi antara </w:t>
       </w:r>
-      <w:hyperlink r:id="rId154">
-        <w:r>
-          <w:rPr>
-            <w:lang w:val="id_ID" w:bidi="id_ID"/>
-          </w:rPr>
-          <w:rPr>
-            <w:color w:val="0000EE"/>
-            <w:u w:val="single"/>
-          </w:rPr>
-          <w:t>6:13</w:t>
-        </w:r>
-      </w:hyperlink>
+      <w:r>
+        <w:rPr>
+          <w:lang w:val="id_ID" w:bidi="id_ID"/>
+        </w:rPr>
+        <w:t>6:13</w:t>
+      </w:r>
       <w:r>
         <w:rPr>
           <w:lang w:val="id_ID" w:bidi="id_ID"/>
         </w:rPr>
         <w:t xml:space="preserve"> dan </w:t>
       </w:r>
-      <w:hyperlink r:id="rId149">
-        <w:r>
-          <w:rPr>
-            <w:lang w:val="id_ID" w:bidi="id_ID"/>
-          </w:rPr>
-          <w:rPr>
-            <w:color w:val="0000EE"/>
-            <w:u w:val="single"/>
-          </w:rPr>
-          <w:t>7:2</w:t>
-        </w:r>
-      </w:hyperlink>
+      <w:r>
+        <w:rPr>
+          <w:lang w:val="id_ID" w:bidi="id_ID"/>
+        </w:rPr>
+        <w:t>7:2</w:t>
+      </w:r>
       <w:r>
         <w:rPr>
           <w:lang w:val="id_ID" w:bidi="id_ID"/>
         </w:rPr>
         <w:t xml:space="preserve"> telah membuat banyak pakar menyimpulkan bahwa </w:t>
       </w:r>
-      <w:hyperlink r:id="rId155">
-        <w:r>
-          <w:rPr>
-            <w:lang w:val="id_ID" w:bidi="id_ID"/>
-          </w:rPr>
-          <w:rPr>
-            <w:color w:val="0000EE"/>
-            <w:u w:val="single"/>
-          </w:rPr>
-          <w:t>6:14–7:1</w:t>
-        </w:r>
-      </w:hyperlink>
+      <w:r>
+        <w:rPr>
+          <w:lang w:val="id_ID" w:bidi="id_ID"/>
+        </w:rPr>
+        <w:t>6:14–7:1</w:t>
+      </w:r>
       <w:r>
         <w:rPr>
           <w:lang w:val="id_ID" w:bidi="id_ID"/>
         </w:rPr>
         <w:t xml:space="preserve"> adalah potongan yang disisipkan dari surat lain (mungkin yang disebutkan dalam </w:t>
       </w:r>
-      <w:hyperlink r:id="rId156">
-        <w:r>
-          <w:rPr>
-            <w:lang w:val="id_ID" w:bidi="id_ID"/>
-          </w:rPr>
-          <w:rPr>
-            <w:color w:val="0000EE"/>
-            <w:u w:val="single"/>
-          </w:rPr>
-          <w:t>1Kor. 5:9</w:t>
-        </w:r>
-      </w:hyperlink>
+      <w:r>
+        <w:rPr>
+          <w:lang w:val="id_ID" w:bidi="id_ID"/>
+        </w:rPr>
+        <w:t>1Kor. 5:9</w:t>
+      </w:r>
       <w:r>
         <w:rPr>
           <w:lang w:val="id_ID" w:bidi="id_ID"/>
@@ -6399,36 +5487,24 @@
         </w:rPr>
         <w:t>Orang percaya bersama-sama adalah bait Allah yang hidup, didiami oleh Roh Kudus dan dengan demikian menjadi kudus (</w:t>
       </w:r>
-      <w:hyperlink r:id="rId157">
-        <w:r>
-          <w:rPr>
-            <w:lang w:val="id_ID" w:bidi="id_ID"/>
-          </w:rPr>
-          <w:rPr>
-            <w:color w:val="0000EE"/>
-            <w:u w:val="single"/>
-          </w:rPr>
-          <w:t>1Kor. 3:16</w:t>
-        </w:r>
-      </w:hyperlink>
+      <w:r>
+        <w:rPr>
+          <w:lang w:val="id_ID" w:bidi="id_ID"/>
+        </w:rPr>
+        <w:t>1Kor. 3:16</w:t>
+      </w:r>
       <w:r>
         <w:rPr>
           <w:lang w:val="id_ID" w:bidi="id_ID"/>
         </w:rPr>
         <w:t xml:space="preserve">; </w:t>
       </w:r>
-      <w:hyperlink r:id="rId158">
-        <w:r>
-          <w:rPr>
-            <w:lang w:val="id_ID" w:bidi="id_ID"/>
-          </w:rPr>
-          <w:rPr>
-            <w:color w:val="0000EE"/>
-            <w:u w:val="single"/>
-          </w:rPr>
-          <w:t>1Ptr. 2:1–10</w:t>
-        </w:r>
-      </w:hyperlink>
+      <w:r>
+        <w:rPr>
+          <w:lang w:val="id_ID" w:bidi="id_ID"/>
+        </w:rPr>
+        <w:t>1Ptr. 2:1–10</w:t>
+      </w:r>
       <w:r>
         <w:rPr>
           <w:lang w:val="id_ID" w:bidi="id_ID"/>
@@ -6483,36 +5559,24 @@
         </w:rPr>
         <w:t xml:space="preserve">Kutipan ini berasal dari </w:t>
       </w:r>
-      <w:hyperlink r:id="rId159">
-        <w:r>
-          <w:rPr>
-            <w:lang w:val="id_ID" w:bidi="id_ID"/>
-          </w:rPr>
-          <w:rPr>
-            <w:color w:val="0000EE"/>
-            <w:u w:val="single"/>
-          </w:rPr>
-          <w:t>2Sam. 7:14</w:t>
-        </w:r>
-      </w:hyperlink>
+      <w:r>
+        <w:rPr>
+          <w:lang w:val="id_ID" w:bidi="id_ID"/>
+        </w:rPr>
+        <w:t>2Sam. 7:14</w:t>
+      </w:r>
       <w:r>
         <w:rPr>
           <w:lang w:val="id_ID" w:bidi="id_ID"/>
         </w:rPr>
         <w:t xml:space="preserve">, meskipun Paulus menambahkan dan anak-anak perempuan (lihat </w:t>
       </w:r>
-      <w:hyperlink r:id="rId160">
-        <w:r>
-          <w:rPr>
-            <w:lang w:val="id_ID" w:bidi="id_ID"/>
-          </w:rPr>
-          <w:rPr>
-            <w:color w:val="0000EE"/>
-            <w:u w:val="single"/>
-          </w:rPr>
-          <w:t>Yes. 43:6</w:t>
-        </w:r>
-      </w:hyperlink>
+      <w:r>
+        <w:rPr>
+          <w:lang w:val="id_ID" w:bidi="id_ID"/>
+        </w:rPr>
+        <w:t>Yes. 43:6</w:t>
+      </w:r>
       <w:r>
         <w:rPr>
           <w:lang w:val="id_ID" w:bidi="id_ID"/>
@@ -6633,18 +5697,12 @@
         </w:rPr>
         <w:t xml:space="preserve">: Paulus melanjutkan permohonannya dari </w:t>
       </w:r>
-      <w:hyperlink r:id="rId161">
-        <w:r>
-          <w:rPr>
-            <w:lang w:val="id_ID" w:bidi="id_ID"/>
-          </w:rPr>
-          <w:rPr>
-            <w:color w:val="0000EE"/>
-            <w:u w:val="single"/>
-          </w:rPr>
-          <w:t>6:11–13</w:t>
-        </w:r>
-      </w:hyperlink>
+      <w:r>
+        <w:rPr>
+          <w:lang w:val="id_ID" w:bidi="id_ID"/>
+        </w:rPr>
+        <w:t>6:11–13</w:t>
+      </w:r>
       <w:r>
         <w:rPr>
           <w:lang w:val="id_ID" w:bidi="id_ID"/>
@@ -6663,18 +5721,12 @@
         </w:rPr>
         <w:t>). Paulus memiliki kepedulian mendalam terhadap jemaat-jemaat (</w:t>
       </w:r>
-      <w:hyperlink r:id="rId162">
-        <w:r>
-          <w:rPr>
-            <w:lang w:val="id_ID" w:bidi="id_ID"/>
-          </w:rPr>
-          <w:rPr>
-            <w:color w:val="0000EE"/>
-            <w:u w:val="single"/>
-          </w:rPr>
-          <w:t>11:28</w:t>
-        </w:r>
-      </w:hyperlink>
+      <w:r>
+        <w:rPr>
+          <w:lang w:val="id_ID" w:bidi="id_ID"/>
+        </w:rPr>
+        <w:t>11:28</w:t>
+      </w:r>
       <w:r>
         <w:rPr>
           <w:lang w:val="id_ID" w:bidi="id_ID"/>
@@ -6741,36 +5793,24 @@
         </w:rPr>
         <w:t>Semua masalah kita mungkin merujuk pada berbagai kesulitan yang dialami Paulus (</w:t>
       </w:r>
-      <w:hyperlink r:id="rId163">
-        <w:r>
-          <w:rPr>
-            <w:lang w:val="id_ID" w:bidi="id_ID"/>
-          </w:rPr>
-          <w:rPr>
-            <w:color w:val="0000EE"/>
-            <w:u w:val="single"/>
-          </w:rPr>
-          <w:t>6:5</w:t>
-        </w:r>
-      </w:hyperlink>
+      <w:r>
+        <w:rPr>
+          <w:lang w:val="id_ID" w:bidi="id_ID"/>
+        </w:rPr>
+        <w:t>6:5</w:t>
+      </w:r>
       <w:r>
         <w:rPr>
           <w:lang w:val="id_ID" w:bidi="id_ID"/>
         </w:rPr>
         <w:t xml:space="preserve">) atau masalahnya dengan jemaat Korintus sendiri. Namun demikian, dia dipenuhi dengan sukacita karena respons jemaat sangat mendorongnya (seperti yang dia jelaskan dalam </w:t>
       </w:r>
-      <w:hyperlink r:id="rId164">
-        <w:r>
-          <w:rPr>
-            <w:lang w:val="id_ID" w:bidi="id_ID"/>
-          </w:rPr>
-          <w:rPr>
-            <w:color w:val="0000EE"/>
-            <w:u w:val="single"/>
-          </w:rPr>
-          <w:t>7:5–16</w:t>
-        </w:r>
-      </w:hyperlink>
+      <w:r>
+        <w:rPr>
+          <w:lang w:val="id_ID" w:bidi="id_ID"/>
+        </w:rPr>
+        <w:t>7:5–16</w:t>
+      </w:r>
       <w:r>
         <w:rPr>
           <w:lang w:val="id_ID" w:bidi="id_ID"/>
@@ -6837,90 +5877,60 @@
         </w:rPr>
         <w:t xml:space="preserve">; </w:t>
       </w:r>
-      <w:hyperlink r:id="rId165">
-        <w:r>
-          <w:rPr>
-            <w:lang w:val="id_ID" w:bidi="id_ID"/>
-          </w:rPr>
-          <w:rPr>
-            <w:color w:val="0000EE"/>
-            <w:u w:val="single"/>
-          </w:rPr>
-          <w:t>Kisah. 20:1–2</w:t>
-        </w:r>
-      </w:hyperlink>
+      <w:r>
+        <w:rPr>
+          <w:lang w:val="id_ID" w:bidi="id_ID"/>
+        </w:rPr>
+        <w:t>Kisah. 20:1–2</w:t>
+      </w:r>
       <w:r>
         <w:rPr>
           <w:lang w:val="id_ID" w:bidi="id_ID"/>
         </w:rPr>
         <w:t xml:space="preserve">). • Awalnya, Paulus tidak memiliki ketenangan (kata Yunani ini digunakan dalam </w:t>
       </w:r>
-      <w:hyperlink r:id="rId166">
-        <w:r>
-          <w:rPr>
-            <w:lang w:val="id_ID" w:bidi="id_ID"/>
-          </w:rPr>
-          <w:rPr>
-            <w:color w:val="0000EE"/>
-            <w:u w:val="single"/>
-          </w:rPr>
-          <w:t>2Kor. 2:13</w:t>
-        </w:r>
-      </w:hyperlink>
+      <w:r>
+        <w:rPr>
+          <w:lang w:val="id_ID" w:bidi="id_ID"/>
+        </w:rPr>
+        <w:t>2Kor. 2:13</w:t>
+      </w:r>
       <w:r>
         <w:rPr>
           <w:lang w:val="id_ID" w:bidi="id_ID"/>
         </w:rPr>
         <w:t xml:space="preserve">, di mana diterjemahkan sebagai “ketenangan pikiran”) tetapi hanya menghadapi konflik, pertempuran, dan ketakutan. Paulus sangat putus asa, tetapi ia menerima dorongan dari Allah, yang menghibur mereka yang putus asa (bdk. </w:t>
       </w:r>
-      <w:hyperlink r:id="rId167">
-        <w:r>
-          <w:rPr>
-            <w:lang w:val="id_ID" w:bidi="id_ID"/>
-          </w:rPr>
-          <w:rPr>
-            <w:color w:val="0000EE"/>
-            <w:u w:val="single"/>
-          </w:rPr>
-          <w:t>Mzm. 42:5–6</w:t>
-        </w:r>
-      </w:hyperlink>
+      <w:r>
+        <w:rPr>
+          <w:lang w:val="id_ID" w:bidi="id_ID"/>
+        </w:rPr>
+        <w:t>Mzm. 42:5–6</w:t>
+      </w:r>
       <w:r>
         <w:rPr>
           <w:lang w:val="id_ID" w:bidi="id_ID"/>
         </w:rPr>
         <w:t xml:space="preserve">). Titus tiba dari Korintus dengan berita bahwa surat Paulus (lihat </w:t>
       </w:r>
-      <w:hyperlink r:id="rId168">
-        <w:r>
-          <w:rPr>
-            <w:lang w:val="id_ID" w:bidi="id_ID"/>
-          </w:rPr>
-          <w:rPr>
-            <w:color w:val="0000EE"/>
-            <w:u w:val="single"/>
-          </w:rPr>
-          <w:t>2Kor. 2:3–4</w:t>
-        </w:r>
-      </w:hyperlink>
+      <w:r>
+        <w:rPr>
+          <w:lang w:val="id_ID" w:bidi="id_ID"/>
+        </w:rPr>
+        <w:t>2Kor. 2:3–4</w:t>
+      </w:r>
       <w:r>
         <w:rPr>
           <w:lang w:val="id_ID" w:bidi="id_ID"/>
         </w:rPr>
         <w:t>) telah berhasil menjalankan tugasnya (</w:t>
       </w:r>
-      <w:hyperlink r:id="rId169">
-        <w:r>
-          <w:rPr>
-            <w:lang w:val="id_ID" w:bidi="id_ID"/>
-          </w:rPr>
-          <w:rPr>
-            <w:color w:val="0000EE"/>
-            <w:u w:val="single"/>
-          </w:rPr>
-          <w:t>7:8–16</w:t>
-        </w:r>
-      </w:hyperlink>
+      <w:r>
+        <w:rPr>
+          <w:lang w:val="id_ID" w:bidi="id_ID"/>
+        </w:rPr>
+        <w:t>7:8–16</w:t>
+      </w:r>
       <w:r>
         <w:rPr>
           <w:lang w:val="id_ID" w:bidi="id_ID"/>
@@ -6975,18 +5985,12 @@
         </w:rPr>
         <w:t xml:space="preserve">Paulus awalnya menyesal telah mengirim surat sebelumnya (lihat </w:t>
       </w:r>
-      <w:hyperlink r:id="rId168">
-        <w:r>
-          <w:rPr>
-            <w:lang w:val="id_ID" w:bidi="id_ID"/>
-          </w:rPr>
-          <w:rPr>
-            <w:color w:val="0000EE"/>
-            <w:u w:val="single"/>
-          </w:rPr>
-          <w:t>2:3–4</w:t>
-        </w:r>
-      </w:hyperlink>
+      <w:r>
+        <w:rPr>
+          <w:lang w:val="id_ID" w:bidi="id_ID"/>
+        </w:rPr>
+        <w:t>2:3–4</w:t>
+      </w:r>
       <w:r>
         <w:rPr>
           <w:lang w:val="id_ID" w:bidi="id_ID"/>
@@ -7006,18 +6010,12 @@
         </w:rPr>
         <w:t xml:space="preserve"> menyadari bahwa rasa sakit itu sepadan, karena surat yang tegas itu telah mendorong jemaat di Korintus untuk bertobat. Mereka telah menegur orang yang bersalah—mungkin terlalu keras (lihat </w:t>
       </w:r>
-      <w:hyperlink r:id="rId170">
-        <w:r>
-          <w:rPr>
-            <w:lang w:val="id_ID" w:bidi="id_ID"/>
-          </w:rPr>
-          <w:rPr>
-            <w:color w:val="0000EE"/>
-            <w:u w:val="single"/>
-          </w:rPr>
-          <w:t>2:6–11</w:t>
-        </w:r>
-      </w:hyperlink>
+      <w:r>
+        <w:rPr>
+          <w:lang w:val="id_ID" w:bidi="id_ID"/>
+        </w:rPr>
+        <w:t>2:6–11</w:t>
+      </w:r>
       <w:r>
         <w:rPr>
           <w:lang w:val="id_ID" w:bidi="id_ID"/>
@@ -7072,36 +6070,24 @@
         </w:rPr>
         <w:t xml:space="preserve">Dua jenis kesedihan disebutkan: (1) Kesedihan duniawi yang tidak disertai pertobatan mengarah pada kematian rohani (misalnya, lihat </w:t>
       </w:r>
-      <w:hyperlink r:id="rId171">
-        <w:r>
-          <w:rPr>
-            <w:lang w:val="id_ID" w:bidi="id_ID"/>
-          </w:rPr>
-          <w:rPr>
-            <w:color w:val="0000EE"/>
-            <w:u w:val="single"/>
-          </w:rPr>
-          <w:t>Mat. 27:3–6</w:t>
-        </w:r>
-      </w:hyperlink>
+      <w:r>
+        <w:rPr>
+          <w:lang w:val="id_ID" w:bidi="id_ID"/>
+        </w:rPr>
+        <w:t>Mat. 27:3–6</w:t>
+      </w:r>
       <w:r>
         <w:rPr>
           <w:lang w:val="id_ID" w:bidi="id_ID"/>
         </w:rPr>
         <w:t xml:space="preserve">; </w:t>
       </w:r>
-      <w:hyperlink r:id="rId172">
-        <w:r>
-          <w:rPr>
-            <w:lang w:val="id_ID" w:bidi="id_ID"/>
-          </w:rPr>
-          <w:rPr>
-            <w:color w:val="0000EE"/>
-            <w:u w:val="single"/>
-          </w:rPr>
-          <w:t>Ibr. 12:16–17</w:t>
-        </w:r>
-      </w:hyperlink>
+      <w:r>
+        <w:rPr>
+          <w:lang w:val="id_ID" w:bidi="id_ID"/>
+        </w:rPr>
+        <w:t>Ibr. 12:16–17</w:t>
+      </w:r>
       <w:r>
         <w:rPr>
           <w:lang w:val="id_ID" w:bidi="id_ID"/>
@@ -7252,72 +6238,48 @@
         </w:rPr>
         <w:t>Jemaat-jemaat di Makedonia, termasuk gereja di Filipi yang kita kenal dari Kisah Para Rasul dan Filipi, sedang menghadapi banyak masalah dan sangat miskin. Namun, mereka tetap murah hati dalam mengirimkan bantuan kepada Paulus dan mendukung pengumpulan dana (</w:t>
       </w:r>
-      <w:hyperlink r:id="rId173">
-        <w:r>
-          <w:rPr>
-            <w:lang w:val="id_ID" w:bidi="id_ID"/>
-          </w:rPr>
-          <w:rPr>
-            <w:color w:val="0000EE"/>
-            <w:u w:val="single"/>
-          </w:rPr>
-          <w:t>8:4–5</w:t>
-        </w:r>
-      </w:hyperlink>
+      <w:r>
+        <w:rPr>
+          <w:lang w:val="id_ID" w:bidi="id_ID"/>
+        </w:rPr>
+        <w:t>8:4–5</w:t>
+      </w:r>
       <w:r>
         <w:rPr>
           <w:lang w:val="id_ID" w:bidi="id_ID"/>
         </w:rPr>
         <w:t xml:space="preserve">; </w:t>
       </w:r>
-      <w:hyperlink r:id="rId174">
-        <w:r>
-          <w:rPr>
-            <w:lang w:val="id_ID" w:bidi="id_ID"/>
-          </w:rPr>
-          <w:rPr>
-            <w:color w:val="0000EE"/>
-            <w:u w:val="single"/>
-          </w:rPr>
-          <w:t>Flp. 1:5</w:t>
-        </w:r>
-      </w:hyperlink>
+      <w:r>
+        <w:rPr>
+          <w:lang w:val="id_ID" w:bidi="id_ID"/>
+        </w:rPr>
+        <w:t>Flp. 1:5</w:t>
+      </w:r>
       <w:r>
         <w:rPr>
           <w:lang w:val="id_ID" w:bidi="id_ID"/>
         </w:rPr>
         <w:t xml:space="preserve">; </w:t>
       </w:r>
-      <w:hyperlink r:id="rId175">
-        <w:r>
-          <w:rPr>
-            <w:lang w:val="id_ID" w:bidi="id_ID"/>
-          </w:rPr>
-          <w:rPr>
-            <w:color w:val="0000EE"/>
-            <w:u w:val="single"/>
-          </w:rPr>
-          <w:t>2:25–30</w:t>
-        </w:r>
-      </w:hyperlink>
+      <w:r>
+        <w:rPr>
+          <w:lang w:val="id_ID" w:bidi="id_ID"/>
+        </w:rPr>
+        <w:t>2:25–30</w:t>
+      </w:r>
       <w:r>
         <w:rPr>
           <w:lang w:val="id_ID" w:bidi="id_ID"/>
         </w:rPr>
         <w:t xml:space="preserve">; </w:t>
       </w:r>
-      <w:hyperlink r:id="rId176">
-        <w:r>
-          <w:rPr>
-            <w:lang w:val="id_ID" w:bidi="id_ID"/>
-          </w:rPr>
-          <w:rPr>
-            <w:color w:val="0000EE"/>
-            <w:u w:val="single"/>
-          </w:rPr>
-          <w:t>4:15–20</w:t>
-        </w:r>
-      </w:hyperlink>
+      <w:r>
+        <w:rPr>
+          <w:lang w:val="id_ID" w:bidi="id_ID"/>
+        </w:rPr>
+        <w:t>4:15–20</w:t>
+      </w:r>
       <w:r>
         <w:rPr>
           <w:lang w:val="id_ID" w:bidi="id_ID"/>
@@ -7372,144 +6334,96 @@
         </w:rPr>
         <w:t>Paulus kini memfokuskan perhatiannya pada pengumpulan dana untuk jemaat di Yerusalem (</w:t>
       </w:r>
-      <w:hyperlink r:id="rId177">
-        <w:r>
-          <w:rPr>
-            <w:lang w:val="id_ID" w:bidi="id_ID"/>
-          </w:rPr>
-          <w:rPr>
-            <w:color w:val="0000EE"/>
-            <w:u w:val="single"/>
-          </w:rPr>
-          <w:t>8:4</w:t>
-        </w:r>
-      </w:hyperlink>
+      <w:r>
+        <w:rPr>
+          <w:lang w:val="id_ID" w:bidi="id_ID"/>
+        </w:rPr>
+        <w:t>8:4</w:t>
+      </w:r>
       <w:r>
         <w:rPr>
           <w:lang w:val="id_ID" w:bidi="id_ID"/>
         </w:rPr>
         <w:t xml:space="preserve">; </w:t>
       </w:r>
-      <w:hyperlink r:id="rId178">
-        <w:r>
-          <w:rPr>
-            <w:lang w:val="id_ID" w:bidi="id_ID"/>
-          </w:rPr>
-          <w:rPr>
-            <w:color w:val="0000EE"/>
-            <w:u w:val="single"/>
-          </w:rPr>
-          <w:t>9:1</w:t>
-        </w:r>
-      </w:hyperlink>
+      <w:r>
+        <w:rPr>
+          <w:lang w:val="id_ID" w:bidi="id_ID"/>
+        </w:rPr>
+        <w:t>9:1</w:t>
+      </w:r>
       <w:r>
         <w:rPr>
           <w:lang w:val="id_ID" w:bidi="id_ID"/>
         </w:rPr>
         <w:t>). Dana bantuan ini bertujuan untuk membantu orang-orang kudus yang miskin di kota suci (</w:t>
       </w:r>
-      <w:hyperlink r:id="rId179">
-        <w:r>
-          <w:rPr>
-            <w:lang w:val="id_ID" w:bidi="id_ID"/>
-          </w:rPr>
-          <w:rPr>
-            <w:color w:val="0000EE"/>
-            <w:u w:val="single"/>
-          </w:rPr>
-          <w:t>Kisah. 11:27–30</w:t>
-        </w:r>
-      </w:hyperlink>
+      <w:r>
+        <w:rPr>
+          <w:lang w:val="id_ID" w:bidi="id_ID"/>
+        </w:rPr>
+        <w:t>Kisah. 11:27–30</w:t>
+      </w:r>
       <w:r>
         <w:rPr>
           <w:lang w:val="id_ID" w:bidi="id_ID"/>
         </w:rPr>
         <w:t xml:space="preserve">; </w:t>
       </w:r>
-      <w:hyperlink r:id="rId180">
-        <w:r>
-          <w:rPr>
-            <w:lang w:val="id_ID" w:bidi="id_ID"/>
-          </w:rPr>
-          <w:rPr>
-            <w:color w:val="0000EE"/>
-            <w:u w:val="single"/>
-          </w:rPr>
-          <w:t>Rm. 15:25–27</w:t>
-        </w:r>
-      </w:hyperlink>
+      <w:r>
+        <w:rPr>
+          <w:lang w:val="id_ID" w:bidi="id_ID"/>
+        </w:rPr>
+        <w:t>Rm. 15:25–27</w:t>
+      </w:r>
       <w:r>
         <w:rPr>
           <w:lang w:val="id_ID" w:bidi="id_ID"/>
         </w:rPr>
         <w:t xml:space="preserve">, </w:t>
       </w:r>
-      <w:hyperlink r:id="rId181">
-        <w:r>
-          <w:rPr>
-            <w:lang w:val="id_ID" w:bidi="id_ID"/>
-          </w:rPr>
-          <w:rPr>
-            <w:color w:val="0000EE"/>
-            <w:u w:val="single"/>
-          </w:rPr>
-          <w:t>31</w:t>
-        </w:r>
-      </w:hyperlink>
+      <w:r>
+        <w:rPr>
+          <w:lang w:val="id_ID" w:bidi="id_ID"/>
+        </w:rPr>
+        <w:t>31</w:t>
+      </w:r>
       <w:r>
         <w:rPr>
           <w:lang w:val="id_ID" w:bidi="id_ID"/>
         </w:rPr>
         <w:t xml:space="preserve">; </w:t>
       </w:r>
-      <w:hyperlink r:id="rId182">
-        <w:r>
-          <w:rPr>
-            <w:lang w:val="id_ID" w:bidi="id_ID"/>
-          </w:rPr>
-          <w:rPr>
-            <w:color w:val="0000EE"/>
-            <w:u w:val="single"/>
-          </w:rPr>
-          <w:t>Gal. 2:10</w:t>
-        </w:r>
-      </w:hyperlink>
+      <w:r>
+        <w:rPr>
+          <w:lang w:val="id_ID" w:bidi="id_ID"/>
+        </w:rPr>
+        <w:t>Gal. 2:10</w:t>
+      </w:r>
       <w:r>
         <w:rPr>
           <w:lang w:val="id_ID" w:bidi="id_ID"/>
         </w:rPr>
         <w:t>). Paulus sebelumnya telah memberikan instruksi mengenai hal ini (</w:t>
       </w:r>
-      <w:hyperlink r:id="rId183">
-        <w:r>
-          <w:rPr>
-            <w:lang w:val="id_ID" w:bidi="id_ID"/>
-          </w:rPr>
-          <w:rPr>
-            <w:color w:val="0000EE"/>
-            <w:u w:val="single"/>
-          </w:rPr>
-          <w:t>1Kor. 16:1–2</w:t>
-        </w:r>
-      </w:hyperlink>
+      <w:r>
+        <w:rPr>
+          <w:lang w:val="id_ID" w:bidi="id_ID"/>
+        </w:rPr>
+        <w:t>1Kor. 16:1–2</w:t>
+      </w:r>
       <w:r>
         <w:rPr>
           <w:lang w:val="id_ID" w:bidi="id_ID"/>
         </w:rPr>
         <w:t>); sekarang adalah waktunya untuk mengumpulkan dana tersebut (</w:t>
       </w:r>
-      <w:hyperlink r:id="rId184">
-        <w:r>
-          <w:rPr>
-            <w:lang w:val="id_ID" w:bidi="id_ID"/>
-          </w:rPr>
-          <w:rPr>
-            <w:color w:val="0000EE"/>
-            <w:u w:val="single"/>
-          </w:rPr>
-          <w:t>2Kor. 8:6</w:t>
-        </w:r>
-      </w:hyperlink>
+      <w:r>
+        <w:rPr>
+          <w:lang w:val="id_ID" w:bidi="id_ID"/>
+        </w:rPr>
+        <w:t>2Kor. 8:6</w:t>
+      </w:r>
       <w:r>
         <w:rPr>
           <w:lang w:val="id_ID" w:bidi="id_ID"/>
@@ -7612,90 +6526,60 @@
         </w:rPr>
         <w:t>Ini adalah ayat kunci dalam eksposisi (pemaparan) Paulus tentang persembahan orang Kristen (</w:t>
       </w:r>
-      <w:hyperlink r:id="rId185">
-        <w:r>
-          <w:rPr>
-            <w:lang w:val="id_ID" w:bidi="id_ID"/>
-          </w:rPr>
-          <w:rPr>
-            <w:color w:val="0000EE"/>
-            <w:u w:val="single"/>
-          </w:rPr>
-          <w:t>8:1–9:15</w:t>
-        </w:r>
-      </w:hyperlink>
+      <w:r>
+        <w:rPr>
+          <w:lang w:val="id_ID" w:bidi="id_ID"/>
+        </w:rPr>
+        <w:t>8:1–9:15</w:t>
+      </w:r>
       <w:r>
         <w:rPr>
           <w:lang w:val="id_ID" w:bidi="id_ID"/>
         </w:rPr>
         <w:t>). Jemaat Korintus memiliki reputasi dalam hal karunia-karunia rohani (</w:t>
       </w:r>
-      <w:hyperlink r:id="rId186">
-        <w:r>
-          <w:rPr>
-            <w:lang w:val="id_ID" w:bidi="id_ID"/>
-          </w:rPr>
-          <w:rPr>
-            <w:color w:val="0000EE"/>
-            <w:u w:val="single"/>
-          </w:rPr>
-          <w:t>1Kor. 1:5–7</w:t>
-        </w:r>
-      </w:hyperlink>
+      <w:r>
+        <w:rPr>
+          <w:lang w:val="id_ID" w:bidi="id_ID"/>
+        </w:rPr>
+        <w:t>1Kor. 1:5–7</w:t>
+      </w:r>
       <w:r>
         <w:rPr>
           <w:lang w:val="id_ID" w:bidi="id_ID"/>
         </w:rPr>
         <w:t xml:space="preserve">; </w:t>
       </w:r>
-      <w:hyperlink r:id="rId187">
-        <w:r>
-          <w:rPr>
-            <w:lang w:val="id_ID" w:bidi="id_ID"/>
-          </w:rPr>
-          <w:rPr>
-            <w:color w:val="0000EE"/>
-            <w:u w:val="single"/>
-          </w:rPr>
-          <w:t>14:12</w:t>
-        </w:r>
-      </w:hyperlink>
+      <w:r>
+        <w:rPr>
+          <w:lang w:val="id_ID" w:bidi="id_ID"/>
+        </w:rPr>
+        <w:t>14:12</w:t>
+      </w:r>
       <w:r>
         <w:rPr>
           <w:lang w:val="id_ID" w:bidi="id_ID"/>
         </w:rPr>
         <w:t xml:space="preserve">). Sekarang, mereka harus menjadi pemimpin dalam tindakan pemberian yang murah hati ini, yang merupakan ciri khas spiritualitas sejati (bdk. </w:t>
       </w:r>
-      <w:hyperlink r:id="rId188">
-        <w:r>
-          <w:rPr>
-            <w:lang w:val="id_ID" w:bidi="id_ID"/>
-          </w:rPr>
-          <w:rPr>
-            <w:color w:val="0000EE"/>
-            <w:u w:val="single"/>
-          </w:rPr>
-          <w:t>1Kor. 13:1–13</w:t>
-        </w:r>
-      </w:hyperlink>
+      <w:r>
+        <w:rPr>
+          <w:lang w:val="id_ID" w:bidi="id_ID"/>
+        </w:rPr>
+        <w:t>1Kor. 13:1–13</w:t>
+      </w:r>
       <w:r>
         <w:rPr>
           <w:lang w:val="id_ID" w:bidi="id_ID"/>
         </w:rPr>
         <w:t>). Allah telah bermurah hati dalam kebaikan-Nya kepada jemaat Korintus, maka mereka harus murah hati kepada orang-orang Yahudi percaya yang sedang membutuhkan (</w:t>
       </w:r>
-      <w:hyperlink r:id="rId189">
-        <w:r>
-          <w:rPr>
-            <w:lang w:val="id_ID" w:bidi="id_ID"/>
-          </w:rPr>
-          <w:rPr>
-            <w:color w:val="0000EE"/>
-            <w:u w:val="single"/>
-          </w:rPr>
-          <w:t>2Kor. 9:13</w:t>
-        </w:r>
-      </w:hyperlink>
+      <w:r>
+        <w:rPr>
+          <w:lang w:val="id_ID" w:bidi="id_ID"/>
+        </w:rPr>
+        <w:t>2Kor. 9:13</w:t>
+      </w:r>
       <w:r>
         <w:rPr>
           <w:lang w:val="id_ID" w:bidi="id_ID"/>
@@ -7750,54 +6634,36 @@
         </w:rPr>
         <w:t>Teladan untuk memberi dengan murah hati adalah Tuhan sendiri, yang kaya dalam hadirat Bapa (</w:t>
       </w:r>
-      <w:hyperlink r:id="rId190">
-        <w:r>
-          <w:rPr>
-            <w:lang w:val="id_ID" w:bidi="id_ID"/>
-          </w:rPr>
-          <w:rPr>
-            <w:color w:val="0000EE"/>
-            <w:u w:val="single"/>
-          </w:rPr>
-          <w:t>Yoh. 17:5</w:t>
-        </w:r>
-      </w:hyperlink>
+      <w:r>
+        <w:rPr>
+          <w:lang w:val="id_ID" w:bidi="id_ID"/>
+        </w:rPr>
+        <w:t>Yoh. 17:5</w:t>
+      </w:r>
       <w:r>
         <w:rPr>
           <w:lang w:val="id_ID" w:bidi="id_ID"/>
         </w:rPr>
         <w:t xml:space="preserve">, </w:t>
       </w:r>
-      <w:hyperlink r:id="rId191">
-        <w:r>
-          <w:rPr>
-            <w:lang w:val="id_ID" w:bidi="id_ID"/>
-          </w:rPr>
-          <w:rPr>
-            <w:color w:val="0000EE"/>
-            <w:u w:val="single"/>
-          </w:rPr>
-          <w:t>24</w:t>
-        </w:r>
-      </w:hyperlink>
+      <w:r>
+        <w:rPr>
+          <w:lang w:val="id_ID" w:bidi="id_ID"/>
+        </w:rPr>
+        <w:t>24</w:t>
+      </w:r>
       <w:r>
         <w:rPr>
           <w:lang w:val="id_ID" w:bidi="id_ID"/>
         </w:rPr>
         <w:t xml:space="preserve">) tetapi menjadi miskin dengan menerima keberadaan sebagai manusia dan mati di kayu salib (lihat </w:t>
       </w:r>
-      <w:hyperlink r:id="rId131">
-        <w:r>
-          <w:rPr>
-            <w:lang w:val="id_ID" w:bidi="id_ID"/>
-          </w:rPr>
-          <w:rPr>
-            <w:color w:val="0000EE"/>
-            <w:u w:val="single"/>
-          </w:rPr>
-          <w:t>Flp. 2:6–11</w:t>
-        </w:r>
-      </w:hyperlink>
+      <w:r>
+        <w:rPr>
+          <w:lang w:val="id_ID" w:bidi="id_ID"/>
+        </w:rPr>
+        <w:t>Flp. 2:6–11</w:t>
+      </w:r>
       <w:r>
         <w:rPr>
           <w:lang w:val="id_ID" w:bidi="id_ID"/>
@@ -7858,18 +6724,12 @@
         </w:rPr>
         <w:t xml:space="preserve">Apa yang mereka mulai setahun yang lalu adalah pengumpulan persembahan untuk Yerusalem, didorong oleh </w:t>
       </w:r>
-      <w:hyperlink r:id="rId183">
-        <w:r>
-          <w:rPr>
-            <w:lang w:val="id_ID" w:bidi="id_ID"/>
-          </w:rPr>
-          <w:rPr>
-            <w:color w:val="0000EE"/>
-            <w:u w:val="single"/>
-          </w:rPr>
-          <w:t>1Kor. 16:1–2</w:t>
-        </w:r>
-      </w:hyperlink>
+      <w:r>
+        <w:rPr>
+          <w:lang w:val="id_ID" w:bidi="id_ID"/>
+        </w:rPr>
+        <w:t>1Kor. 16:1–2</w:t>
+      </w:r>
       <w:r>
         <w:rPr>
           <w:lang w:val="id_ID" w:bidi="id_ID"/>
@@ -7924,18 +6784,12 @@
         </w:rPr>
         <w:t xml:space="preserve">Paulus mengutip dari </w:t>
       </w:r>
-      <w:hyperlink r:id="rId192">
-        <w:r>
-          <w:rPr>
-            <w:lang w:val="id_ID" w:bidi="id_ID"/>
-          </w:rPr>
-          <w:rPr>
-            <w:color w:val="0000EE"/>
-            <w:u w:val="single"/>
-          </w:rPr>
-          <w:t>Kel. 16:18</w:t>
-        </w:r>
-      </w:hyperlink>
+      <w:r>
+        <w:rPr>
+          <w:lang w:val="id_ID" w:bidi="id_ID"/>
+        </w:rPr>
+        <w:t>Kel. 16:18</w:t>
+      </w:r>
       <w:r>
         <w:rPr>
           <w:lang w:val="id_ID" w:bidi="id_ID"/>
@@ -7990,18 +6844,12 @@
         </w:rPr>
         <w:t>Dua pria Kristen lainnya akan bepergian dengan Titus ke Korintus untuk berjaga-jaga terhadap kritik apa pun atas penanganan dana bantuan yang mereka kumpulkan (</w:t>
       </w:r>
-      <w:hyperlink r:id="rId193">
-        <w:r>
-          <w:rPr>
-            <w:lang w:val="id_ID" w:bidi="id_ID"/>
-          </w:rPr>
-          <w:rPr>
-            <w:color w:val="0000EE"/>
-            <w:u w:val="single"/>
-          </w:rPr>
-          <w:t>8:20–21</w:t>
-        </w:r>
-      </w:hyperlink>
+      <w:r>
+        <w:rPr>
+          <w:lang w:val="id_ID" w:bidi="id_ID"/>
+        </w:rPr>
+        <w:t>8:20–21</w:t>
+      </w:r>
       <w:r>
         <w:rPr>
           <w:lang w:val="id_ID" w:bidi="id_ID"/>
@@ -8088,18 +6936,12 @@
         </w:rPr>
         <w:t>)—mereka adalah contoh orang Kristen yang mencerminkan kemuliaan Tuhan (</w:t>
       </w:r>
-      <w:hyperlink r:id="rId194">
-        <w:r>
-          <w:rPr>
-            <w:lang w:val="id_ID" w:bidi="id_ID"/>
-          </w:rPr>
-          <w:rPr>
-            <w:color w:val="0000EE"/>
-            <w:u w:val="single"/>
-          </w:rPr>
-          <w:t>3:1–18</w:t>
-        </w:r>
-      </w:hyperlink>
+      <w:r>
+        <w:rPr>
+          <w:lang w:val="id_ID" w:bidi="id_ID"/>
+        </w:rPr>
+        <w:t>3:1–18</w:t>
+      </w:r>
       <w:r>
         <w:rPr>
           <w:lang w:val="id_ID" w:bidi="id_ID"/>
@@ -8154,54 +6996,36 @@
         </w:rPr>
         <w:t>Dua alasan memperkuat semangat kasih dalam memberi: (1) mencontoh orang Makedonia, yang dalam kemiskinan mereka telah menunjukkan kemurahan hati (</w:t>
       </w:r>
-      <w:hyperlink r:id="rId195">
-        <w:r>
-          <w:rPr>
-            <w:lang w:val="id_ID" w:bidi="id_ID"/>
-          </w:rPr>
-          <w:rPr>
-            <w:color w:val="0000EE"/>
-            <w:u w:val="single"/>
-          </w:rPr>
-          <w:t>9:2</w:t>
-        </w:r>
-      </w:hyperlink>
+      <w:r>
+        <w:rPr>
+          <w:lang w:val="id_ID" w:bidi="id_ID"/>
+        </w:rPr>
+        <w:t>9:2</w:t>
+      </w:r>
       <w:r>
         <w:rPr>
           <w:lang w:val="id_ID" w:bidi="id_ID"/>
         </w:rPr>
         <w:t>); dan (2) tidak mempermalukan Paulus atau diri mereka sendiri, karena dia telah membanggakan kemurahan hati orang Korintus kepada orang Makedonia (</w:t>
       </w:r>
-      <w:hyperlink r:id="rId196">
-        <w:r>
-          <w:rPr>
-            <w:lang w:val="id_ID" w:bidi="id_ID"/>
-          </w:rPr>
-          <w:rPr>
-            <w:color w:val="0000EE"/>
-            <w:u w:val="single"/>
-          </w:rPr>
-          <w:t>9:3–5</w:t>
-        </w:r>
-      </w:hyperlink>
+      <w:r>
+        <w:rPr>
+          <w:lang w:val="id_ID" w:bidi="id_ID"/>
+        </w:rPr>
+        <w:t>9:3–5</w:t>
+      </w:r>
       <w:r>
         <w:rPr>
           <w:lang w:val="id_ID" w:bidi="id_ID"/>
         </w:rPr>
         <w:t>). Untuk memastikan pengumpulan sumbangan di Korintus tepat waktu, Paulus akan mengirim para utusan (</w:t>
       </w:r>
-      <w:hyperlink r:id="rId197">
-        <w:r>
-          <w:rPr>
-            <w:lang w:val="id_ID" w:bidi="id_ID"/>
-          </w:rPr>
-          <w:rPr>
-            <w:color w:val="0000EE"/>
-            <w:u w:val="single"/>
-          </w:rPr>
-          <w:t>8:16–24</w:t>
-        </w:r>
-      </w:hyperlink>
+      <w:r>
+        <w:rPr>
+          <w:lang w:val="id_ID" w:bidi="id_ID"/>
+        </w:rPr>
+        <w:t>8:16–24</w:t>
+      </w:r>
       <w:r>
         <w:rPr>
           <w:lang w:val="id_ID" w:bidi="id_ID"/>
@@ -8371,18 +7195,12 @@
         </w:rPr>
         <w:t xml:space="preserve">Seperti yang tertulis dalam Kitab Suci: Kutipan dari </w:t>
       </w:r>
-      <w:hyperlink r:id="rId198">
-        <w:r>
-          <w:rPr>
-            <w:lang w:val="id_ID" w:bidi="id_ID"/>
-          </w:rPr>
-          <w:rPr>
-            <w:color w:val="0000EE"/>
-            <w:u w:val="single"/>
-          </w:rPr>
-          <w:t>Mzm. 112:9</w:t>
-        </w:r>
-      </w:hyperlink>
+      <w:r>
+        <w:rPr>
+          <w:lang w:val="id_ID" w:bidi="id_ID"/>
+        </w:rPr>
+        <w:t>Mzm. 112:9</w:t>
+      </w:r>
       <w:r>
         <w:rPr>
           <w:lang w:val="id_ID" w:bidi="id_ID"/>
@@ -8437,126 +7255,84 @@
         </w:rPr>
         <w:t>Kedermawanan orang Korintus akan disesuaikan dengan kemurahan hati Allah (</w:t>
       </w:r>
-      <w:hyperlink r:id="rId199">
-        <w:r>
-          <w:rPr>
-            <w:lang w:val="id_ID" w:bidi="id_ID"/>
-          </w:rPr>
-          <w:rPr>
-            <w:color w:val="0000EE"/>
-            <w:u w:val="single"/>
-          </w:rPr>
-          <w:t>9:10–11</w:t>
-        </w:r>
-      </w:hyperlink>
+      <w:r>
+        <w:rPr>
+          <w:lang w:val="id_ID" w:bidi="id_ID"/>
+        </w:rPr>
+        <w:t>9:10–11</w:t>
+      </w:r>
       <w:r>
         <w:rPr>
           <w:lang w:val="id_ID" w:bidi="id_ID"/>
         </w:rPr>
         <w:t>). Hal itu juga akan memenuhi kebutuhan orang Kristen Yahudi (</w:t>
       </w:r>
-      <w:hyperlink r:id="rId200">
-        <w:r>
-          <w:rPr>
-            <w:lang w:val="id_ID" w:bidi="id_ID"/>
-          </w:rPr>
-          <w:rPr>
-            <w:color w:val="0000EE"/>
-            <w:u w:val="single"/>
-          </w:rPr>
-          <w:t>9:12</w:t>
-        </w:r>
-      </w:hyperlink>
+      <w:r>
+        <w:rPr>
+          <w:lang w:val="id_ID" w:bidi="id_ID"/>
+        </w:rPr>
+        <w:t>9:12</w:t>
+      </w:r>
       <w:r>
         <w:rPr>
           <w:lang w:val="id_ID" w:bidi="id_ID"/>
         </w:rPr>
         <w:t>), memuliakan Allah (</w:t>
       </w:r>
-      <w:hyperlink r:id="rId189">
-        <w:r>
-          <w:rPr>
-            <w:lang w:val="id_ID" w:bidi="id_ID"/>
-          </w:rPr>
-          <w:rPr>
-            <w:color w:val="0000EE"/>
-            <w:u w:val="single"/>
-          </w:rPr>
-          <w:t>9:13</w:t>
-        </w:r>
-      </w:hyperlink>
+      <w:r>
+        <w:rPr>
+          <w:lang w:val="id_ID" w:bidi="id_ID"/>
+        </w:rPr>
+        <w:t>9:13</w:t>
+      </w:r>
       <w:r>
         <w:rPr>
           <w:lang w:val="id_ID" w:bidi="id_ID"/>
         </w:rPr>
         <w:t>), menunjukkan kepada orang percaya di Yerusalem bahwa saudara-saudara non-Yahudi mereka adalah orang percaya sejati (</w:t>
       </w:r>
-      <w:hyperlink r:id="rId189">
-        <w:r>
-          <w:rPr>
-            <w:lang w:val="id_ID" w:bidi="id_ID"/>
-          </w:rPr>
-          <w:rPr>
-            <w:color w:val="0000EE"/>
-            <w:u w:val="single"/>
-          </w:rPr>
-          <w:t>9:13</w:t>
-        </w:r>
-      </w:hyperlink>
+      <w:r>
+        <w:rPr>
+          <w:lang w:val="id_ID" w:bidi="id_ID"/>
+        </w:rPr>
+        <w:t>9:13</w:t>
+      </w:r>
       <w:r>
         <w:rPr>
           <w:lang w:val="id_ID" w:bidi="id_ID"/>
         </w:rPr>
         <w:t>), dan menghasilkan doa syafaat serta kasih sayang orang percaya Yahudi untuk orang percaya non-Yahudi (</w:t>
       </w:r>
-      <w:hyperlink r:id="rId201">
-        <w:r>
-          <w:rPr>
-            <w:lang w:val="id_ID" w:bidi="id_ID"/>
-          </w:rPr>
-          <w:rPr>
-            <w:color w:val="0000EE"/>
-            <w:u w:val="single"/>
-          </w:rPr>
-          <w:t>9:14</w:t>
-        </w:r>
-      </w:hyperlink>
+      <w:r>
+        <w:rPr>
+          <w:lang w:val="id_ID" w:bidi="id_ID"/>
+        </w:rPr>
+        <w:t>9:14</w:t>
+      </w:r>
       <w:r>
         <w:rPr>
           <w:lang w:val="id_ID" w:bidi="id_ID"/>
         </w:rPr>
         <w:t>). Paulus membayangkan sebuah jemaat Kristen yang bersatu dan mempengaruhi seluruh bagian dunia, terdiri dari orang Yahudi dan non-Yahudi yang percaya dan semuanya satu dalam Kristus Yesus (</w:t>
       </w:r>
-      <w:hyperlink r:id="rId202">
-        <w:r>
-          <w:rPr>
-            <w:lang w:val="id_ID" w:bidi="id_ID"/>
-          </w:rPr>
-          <w:rPr>
-            <w:color w:val="0000EE"/>
-            <w:u w:val="single"/>
-          </w:rPr>
-          <w:t>Gal. 3:28</w:t>
-        </w:r>
-      </w:hyperlink>
+      <w:r>
+        <w:rPr>
+          <w:lang w:val="id_ID" w:bidi="id_ID"/>
+        </w:rPr>
+        <w:t>Gal. 3:28</w:t>
+      </w:r>
       <w:r>
         <w:rPr>
           <w:lang w:val="id_ID" w:bidi="id_ID"/>
         </w:rPr>
         <w:t xml:space="preserve">; </w:t>
       </w:r>
-      <w:hyperlink r:id="rId135">
-        <w:r>
-          <w:rPr>
-            <w:lang w:val="id_ID" w:bidi="id_ID"/>
-          </w:rPr>
-          <w:rPr>
-            <w:color w:val="0000EE"/>
-            <w:u w:val="single"/>
-          </w:rPr>
-          <w:t>Ef. 2:11–22</w:t>
-        </w:r>
-      </w:hyperlink>
+      <w:r>
+        <w:rPr>
+          <w:lang w:val="id_ID" w:bidi="id_ID"/>
+        </w:rPr>
+        <w:t>Ef. 2:11–22</w:t>
+      </w:r>
       <w:r>
         <w:rPr>
           <w:lang w:val="id_ID" w:bidi="id_ID"/>
@@ -8617,108 +7393,72 @@
         </w:rPr>
         <w:t xml:space="preserve"> Lihat </w:t>
       </w:r>
-      <w:hyperlink r:id="rId203">
-        <w:r>
-          <w:rPr>
-            <w:lang w:val="id_ID" w:bidi="id_ID"/>
-          </w:rPr>
-          <w:rPr>
-            <w:color w:val="0000EE"/>
-            <w:u w:val="single"/>
-          </w:rPr>
-          <w:t>10:10</w:t>
-        </w:r>
-      </w:hyperlink>
+      <w:r>
+        <w:rPr>
+          <w:lang w:val="id_ID" w:bidi="id_ID"/>
+        </w:rPr>
+        <w:t>10:10</w:t>
+      </w:r>
       <w:r>
         <w:rPr>
           <w:lang w:val="id_ID" w:bidi="id_ID"/>
         </w:rPr>
         <w:t>. Paulus dapat menulis surat yang berani dari jauh, tetapi mereka salah mengartikan kelembutan dan kebaikan pribadinya sebagai kelemahan. Namun, mereka lupa bahwa dia memiliki otoritas Kristus (</w:t>
       </w:r>
-      <w:hyperlink r:id="rId204">
-        <w:r>
-          <w:rPr>
-            <w:lang w:val="id_ID" w:bidi="id_ID"/>
-          </w:rPr>
-          <w:rPr>
-            <w:color w:val="0000EE"/>
-            <w:u w:val="single"/>
-          </w:rPr>
-          <w:t>12:19</w:t>
-        </w:r>
-      </w:hyperlink>
+      <w:r>
+        <w:rPr>
+          <w:lang w:val="id_ID" w:bidi="id_ID"/>
+        </w:rPr>
+        <w:t>12:19</w:t>
+      </w:r>
       <w:r>
         <w:rPr>
           <w:lang w:val="id_ID" w:bidi="id_ID"/>
         </w:rPr>
         <w:t xml:space="preserve">; </w:t>
       </w:r>
-      <w:hyperlink r:id="rId205">
-        <w:r>
-          <w:rPr>
-            <w:lang w:val="id_ID" w:bidi="id_ID"/>
-          </w:rPr>
-          <w:rPr>
-            <w:color w:val="0000EE"/>
-            <w:u w:val="single"/>
-          </w:rPr>
-          <w:t>13:3–5</w:t>
-        </w:r>
-      </w:hyperlink>
+      <w:r>
+        <w:rPr>
+          <w:lang w:val="id_ID" w:bidi="id_ID"/>
+        </w:rPr>
+        <w:t>13:3–5</w:t>
+      </w:r>
       <w:r>
         <w:rPr>
           <w:lang w:val="id_ID" w:bidi="id_ID"/>
         </w:rPr>
         <w:t xml:space="preserve">, </w:t>
       </w:r>
-      <w:hyperlink r:id="rId206">
-        <w:r>
-          <w:rPr>
-            <w:lang w:val="id_ID" w:bidi="id_ID"/>
-          </w:rPr>
-          <w:rPr>
-            <w:color w:val="0000EE"/>
-            <w:u w:val="single"/>
-          </w:rPr>
-          <w:t>7</w:t>
-        </w:r>
-      </w:hyperlink>
+      <w:r>
+        <w:rPr>
+          <w:lang w:val="id_ID" w:bidi="id_ID"/>
+        </w:rPr>
+        <w:t>7</w:t>
+      </w:r>
       <w:r>
         <w:rPr>
           <w:lang w:val="id_ID" w:bidi="id_ID"/>
         </w:rPr>
         <w:t xml:space="preserve">, </w:t>
       </w:r>
-      <w:hyperlink r:id="rId207">
-        <w:r>
-          <w:rPr>
-            <w:lang w:val="id_ID" w:bidi="id_ID"/>
-          </w:rPr>
-          <w:rPr>
-            <w:color w:val="0000EE"/>
-            <w:u w:val="single"/>
-          </w:rPr>
-          <w:t>10</w:t>
-        </w:r>
-      </w:hyperlink>
+      <w:r>
+        <w:rPr>
+          <w:lang w:val="id_ID" w:bidi="id_ID"/>
+        </w:rPr>
+        <w:t>10</w:t>
+      </w:r>
       <w:r>
         <w:rPr>
           <w:lang w:val="id_ID" w:bidi="id_ID"/>
         </w:rPr>
         <w:t xml:space="preserve">; </w:t>
       </w:r>
-      <w:hyperlink r:id="rId208">
-        <w:r>
-          <w:rPr>
-            <w:lang w:val="id_ID" w:bidi="id_ID"/>
-          </w:rPr>
-          <w:rPr>
-            <w:color w:val="0000EE"/>
-            <w:u w:val="single"/>
-          </w:rPr>
-          <w:t>1Kor 4:21</w:t>
-        </w:r>
-      </w:hyperlink>
+      <w:r>
+        <w:rPr>
+          <w:lang w:val="id_ID" w:bidi="id_ID"/>
+        </w:rPr>
+        <w:t>1Kor 4:21</w:t>
+      </w:r>
       <w:r>
         <w:rPr>
           <w:lang w:val="id_ID" w:bidi="id_ID"/>
@@ -8821,36 +7561,24 @@
         </w:rPr>
         <w:t xml:space="preserve">Dalam bagian ini, Paulus membela pelayanannya sebagai rasul. • Pasal-pasal ini menimbulkan beberapa masalah yang muncul dari perubahan nada dan gaya yang jelas berbeda. Bab </w:t>
       </w:r>
-      <w:hyperlink r:id="rId209">
-        <w:r>
-          <w:rPr>
-            <w:lang w:val="id_ID" w:bidi="id_ID"/>
-          </w:rPr>
-          <w:rPr>
-            <w:color w:val="0000EE"/>
-            <w:u w:val="single"/>
-          </w:rPr>
-          <w:t>1–9</w:t>
-        </w:r>
-      </w:hyperlink>
+      <w:r>
+        <w:rPr>
+          <w:lang w:val="id_ID" w:bidi="id_ID"/>
+        </w:rPr>
+        <w:t>1–9</w:t>
+      </w:r>
       <w:r>
         <w:rPr>
           <w:lang w:val="id_ID" w:bidi="id_ID"/>
         </w:rPr>
         <w:t xml:space="preserve"> penuh dengan sukacita yang berasal dari rekonsiliasi orang berdosa dengan Allah dan jemaat Korintus dengan Paulus. Namun, mulai dari titik ini, Paulus berada dalam posisi bertahan atau membela dirinya. Pasal-pasal ini penuh dengan kata-kata keras, tuduhan pahit, ironi yang penuh semangat, dan teguran. Perubahan yang mencolok pada </w:t>
       </w:r>
-      <w:hyperlink r:id="rId210">
-        <w:r>
-          <w:rPr>
-            <w:lang w:val="id_ID" w:bidi="id_ID"/>
-          </w:rPr>
-          <w:rPr>
-            <w:color w:val="0000EE"/>
-            <w:u w:val="single"/>
-          </w:rPr>
-          <w:t>10:1</w:t>
-        </w:r>
-      </w:hyperlink>
+      <w:r>
+        <w:rPr>
+          <w:lang w:val="id_ID" w:bidi="id_ID"/>
+        </w:rPr>
+        <w:t>10:1</w:t>
+      </w:r>
       <w:r>
         <w:rPr>
           <w:lang w:val="id_ID" w:bidi="id_ID"/>
@@ -8871,252 +7599,168 @@
         </w:rPr>
         <w:t>(1) Pasal-pasal ini mungkin merupakan surat terpisah, mungkin "surat keras" yang dikirim sebelumnya ke Korintus (</w:t>
       </w:r>
-      <w:hyperlink r:id="rId168">
-        <w:r>
-          <w:rPr>
-            <w:lang w:val="id_ID" w:bidi="id_ID"/>
-          </w:rPr>
-          <w:rPr>
-            <w:color w:val="0000EE"/>
-            <w:u w:val="single"/>
-          </w:rPr>
-          <w:t>2:3–4</w:t>
-        </w:r>
-      </w:hyperlink>
+      <w:r>
+        <w:rPr>
+          <w:lang w:val="id_ID" w:bidi="id_ID"/>
+        </w:rPr>
+        <w:t>2:3–4</w:t>
+      </w:r>
       <w:r>
         <w:rPr>
           <w:lang w:val="id_ID" w:bidi="id_ID"/>
         </w:rPr>
         <w:t xml:space="preserve">; </w:t>
       </w:r>
-      <w:hyperlink r:id="rId211">
-        <w:r>
-          <w:rPr>
-            <w:lang w:val="id_ID" w:bidi="id_ID"/>
-          </w:rPr>
-          <w:rPr>
-            <w:color w:val="0000EE"/>
-            <w:u w:val="single"/>
-          </w:rPr>
-          <w:t>7:8–9</w:t>
-        </w:r>
-      </w:hyperlink>
+      <w:r>
+        <w:rPr>
+          <w:lang w:val="id_ID" w:bidi="id_ID"/>
+        </w:rPr>
+        <w:t>7:8–9</w:t>
+      </w:r>
       <w:r>
         <w:rPr>
           <w:lang w:val="id_ID" w:bidi="id_ID"/>
         </w:rPr>
         <w:t>). (2) Mungkin saja, meskipun mayoritas anggota jemaat patuh pada panggilan untuk berdamai, masih ada minoritas pemberontak yang dituju Paulus dalam empat pasal ini. (3) Lebih mungkin, situasi baru telah muncul sejak Titus pertama kali membawa kembali laporan positifnya tentang keharmonisan yang dipulihkan (</w:t>
       </w:r>
-      <w:hyperlink r:id="rId164">
-        <w:r>
-          <w:rPr>
-            <w:lang w:val="id_ID" w:bidi="id_ID"/>
-          </w:rPr>
-          <w:rPr>
-            <w:color w:val="0000EE"/>
-            <w:u w:val="single"/>
-          </w:rPr>
-          <w:t>7:5–16</w:t>
-        </w:r>
-      </w:hyperlink>
+      <w:r>
+        <w:rPr>
+          <w:lang w:val="id_ID" w:bidi="id_ID"/>
+        </w:rPr>
+        <w:t>7:5–16</w:t>
+      </w:r>
       <w:r>
         <w:rPr>
           <w:lang w:val="id_ID" w:bidi="id_ID"/>
         </w:rPr>
         <w:t xml:space="preserve">). Dalam skenario ini, beberapa misionaris anti-Paulus telah tiba di Korintus dan melancarkan kampanye sengit [keras] melawan pesan apostolik kabar baik (lihat </w:t>
       </w:r>
-      <w:hyperlink r:id="rId212">
-        <w:r>
-          <w:rPr>
-            <w:lang w:val="id_ID" w:bidi="id_ID"/>
-          </w:rPr>
-          <w:rPr>
-            <w:color w:val="0000EE"/>
-            <w:u w:val="single"/>
-          </w:rPr>
-          <w:t>11:4</w:t>
-        </w:r>
-      </w:hyperlink>
+      <w:r>
+        <w:rPr>
+          <w:lang w:val="id_ID" w:bidi="id_ID"/>
+        </w:rPr>
+        <w:t>11:4</w:t>
+      </w:r>
       <w:r>
         <w:rPr>
           <w:lang w:val="id_ID" w:bidi="id_ID"/>
         </w:rPr>
         <w:t xml:space="preserve">, </w:t>
       </w:r>
-      <w:hyperlink r:id="rId213">
-        <w:r>
-          <w:rPr>
-            <w:lang w:val="id_ID" w:bidi="id_ID"/>
-          </w:rPr>
-          <w:rPr>
-            <w:color w:val="0000EE"/>
-            <w:u w:val="single"/>
-          </w:rPr>
-          <w:t>13–15</w:t>
-        </w:r>
-      </w:hyperlink>
+      <w:r>
+        <w:rPr>
+          <w:lang w:val="id_ID" w:bidi="id_ID"/>
+        </w:rPr>
+        <w:t>13–15</w:t>
+      </w:r>
       <w:r>
         <w:rPr>
           <w:lang w:val="id_ID" w:bidi="id_ID"/>
         </w:rPr>
         <w:t>). Mereka mengklaim bahwa Paulus bukanlah rasul sejati atau bahkan orang Kristen sejati (</w:t>
       </w:r>
-      <w:hyperlink r:id="rId214">
-        <w:r>
-          <w:rPr>
-            <w:lang w:val="id_ID" w:bidi="id_ID"/>
-          </w:rPr>
-          <w:rPr>
-            <w:color w:val="0000EE"/>
-            <w:u w:val="single"/>
-          </w:rPr>
-          <w:t>10:7</w:t>
-        </w:r>
-      </w:hyperlink>
+      <w:r>
+        <w:rPr>
+          <w:lang w:val="id_ID" w:bidi="id_ID"/>
+        </w:rPr>
+        <w:t>10:7</w:t>
+      </w:r>
       <w:r>
         <w:rPr>
           <w:lang w:val="id_ID" w:bidi="id_ID"/>
         </w:rPr>
         <w:t>) dan bahwa dia tidak berhak datang ke Korintus dengan pesan Injil karena itu adalah wilayah yang mereka klaim milik mereka (</w:t>
       </w:r>
-      <w:hyperlink r:id="rId215">
-        <w:r>
-          <w:rPr>
-            <w:lang w:val="id_ID" w:bidi="id_ID"/>
-          </w:rPr>
-          <w:rPr>
-            <w:color w:val="0000EE"/>
-            <w:u w:val="single"/>
-          </w:rPr>
-          <w:t>10:15–16</w:t>
-        </w:r>
-      </w:hyperlink>
+      <w:r>
+        <w:rPr>
+          <w:lang w:val="id_ID" w:bidi="id_ID"/>
+        </w:rPr>
+        <w:t>10:15–16</w:t>
+      </w:r>
       <w:r>
         <w:rPr>
           <w:lang w:val="id_ID" w:bidi="id_ID"/>
         </w:rPr>
         <w:t>). Mereka membawa pesan asing (</w:t>
       </w:r>
-      <w:hyperlink r:id="rId212">
-        <w:r>
-          <w:rPr>
-            <w:lang w:val="id_ID" w:bidi="id_ID"/>
-          </w:rPr>
-          <w:rPr>
-            <w:color w:val="0000EE"/>
-            <w:u w:val="single"/>
-          </w:rPr>
-          <w:t>11:4</w:t>
-        </w:r>
-      </w:hyperlink>
+      <w:r>
+        <w:rPr>
+          <w:lang w:val="id_ID" w:bidi="id_ID"/>
+        </w:rPr>
+        <w:t>11:4</w:t>
+      </w:r>
       <w:r>
         <w:rPr>
           <w:lang w:val="id_ID" w:bidi="id_ID"/>
         </w:rPr>
         <w:t>) dan menjalankan semangat yang mendominasi. Singkatnya, mereka melakukan pekerjaan Setan (</w:t>
       </w:r>
-      <w:hyperlink r:id="rId213">
-        <w:r>
-          <w:rPr>
-            <w:lang w:val="id_ID" w:bidi="id_ID"/>
-          </w:rPr>
-          <w:rPr>
-            <w:color w:val="0000EE"/>
-            <w:u w:val="single"/>
-          </w:rPr>
-          <w:t>11:13–15</w:t>
-        </w:r>
-      </w:hyperlink>
+      <w:r>
+        <w:rPr>
+          <w:lang w:val="id_ID" w:bidi="id_ID"/>
+        </w:rPr>
+        <w:t>11:13–15</w:t>
+      </w:r>
       <w:r>
         <w:rPr>
           <w:lang w:val="id_ID" w:bidi="id_ID"/>
         </w:rPr>
         <w:t>). Paulus, khawatir mendengar situasi baru ini, menegaskan kembali otoritas apostoliknya dan terlibat dalam bentuk penulisan yang tidak disukainya (</w:t>
       </w:r>
-      <w:hyperlink r:id="rId216">
-        <w:r>
-          <w:rPr>
-            <w:lang w:val="id_ID" w:bidi="id_ID"/>
-          </w:rPr>
-          <w:rPr>
-            <w:color w:val="0000EE"/>
-            <w:u w:val="single"/>
-          </w:rPr>
-          <w:t>11:1</w:t>
-        </w:r>
-      </w:hyperlink>
+      <w:r>
+        <w:rPr>
+          <w:lang w:val="id_ID" w:bidi="id_ID"/>
+        </w:rPr>
+        <w:t>11:1</w:t>
+      </w:r>
       <w:r>
         <w:rPr>
           <w:lang w:val="id_ID" w:bidi="id_ID"/>
         </w:rPr>
         <w:t xml:space="preserve">, </w:t>
       </w:r>
-      <w:hyperlink r:id="rId217">
-        <w:r>
-          <w:rPr>
-            <w:lang w:val="id_ID" w:bidi="id_ID"/>
-          </w:rPr>
-          <w:rPr>
-            <w:color w:val="0000EE"/>
-            <w:u w:val="single"/>
-          </w:rPr>
-          <w:t>16–17</w:t>
-        </w:r>
-      </w:hyperlink>
+      <w:r>
+        <w:rPr>
+          <w:lang w:val="id_ID" w:bidi="id_ID"/>
+        </w:rPr>
+        <w:t>16–17</w:t>
+      </w:r>
       <w:r>
         <w:rPr>
           <w:lang w:val="id_ID" w:bidi="id_ID"/>
         </w:rPr>
         <w:t xml:space="preserve">; </w:t>
       </w:r>
-      <w:hyperlink r:id="rId218">
-        <w:r>
-          <w:rPr>
-            <w:lang w:val="id_ID" w:bidi="id_ID"/>
-          </w:rPr>
-          <w:rPr>
-            <w:color w:val="0000EE"/>
-            <w:u w:val="single"/>
-          </w:rPr>
-          <w:t>12:1</w:t>
-        </w:r>
-      </w:hyperlink>
+      <w:r>
+        <w:rPr>
+          <w:lang w:val="id_ID" w:bidi="id_ID"/>
+        </w:rPr>
+        <w:t>12:1</w:t>
+      </w:r>
       <w:r>
         <w:rPr>
           <w:lang w:val="id_ID" w:bidi="id_ID"/>
         </w:rPr>
         <w:t>) dengan membanggakan kelemahan dan cobaan yang dialaminya. Otoritas apostolik Paulus nyata dan kuat, namun itu dikondisikan dan dikendalikan oleh kasih yang ditunjukkan oleh Yesus yang disalibkan (</w:t>
       </w:r>
-      <w:hyperlink r:id="rId210">
-        <w:r>
-          <w:rPr>
-            <w:lang w:val="id_ID" w:bidi="id_ID"/>
-          </w:rPr>
-          <w:rPr>
-            <w:color w:val="0000EE"/>
-            <w:u w:val="single"/>
-          </w:rPr>
-          <w:t>10:1</w:t>
-        </w:r>
-      </w:hyperlink>
+      <w:r>
+        <w:rPr>
+          <w:lang w:val="id_ID" w:bidi="id_ID"/>
+        </w:rPr>
+        <w:t>10:1</w:t>
+      </w:r>
       <w:r>
         <w:rPr>
           <w:lang w:val="id_ID" w:bidi="id_ID"/>
         </w:rPr>
         <w:t xml:space="preserve">; </w:t>
       </w:r>
-      <w:hyperlink r:id="rId219">
-        <w:r>
-          <w:rPr>
-            <w:lang w:val="id_ID" w:bidi="id_ID"/>
-          </w:rPr>
-          <w:rPr>
-            <w:color w:val="0000EE"/>
-            <w:u w:val="single"/>
-          </w:rPr>
-          <w:t>13:4–10</w:t>
-        </w:r>
-      </w:hyperlink>
+      <w:r>
+        <w:rPr>
+          <w:lang w:val="id_ID" w:bidi="id_ID"/>
+        </w:rPr>
+        <w:t>13:4–10</w:t>
+      </w:r>
       <w:r>
         <w:rPr>
           <w:lang w:val="id_ID" w:bidi="id_ID"/>
@@ -9171,18 +7815,12 @@
         </w:rPr>
         <w:t xml:space="preserve">Metafora militer memperkuat bantahan Paulus: senjata Paulus memiliki kekuatan ilahi terhadap benteng-benteng spiritual (lihat </w:t>
       </w:r>
-      <w:hyperlink r:id="rId220">
-        <w:r>
-          <w:rPr>
-            <w:lang w:val="id_ID" w:bidi="id_ID"/>
-          </w:rPr>
-          <w:rPr>
-            <w:color w:val="0000EE"/>
-            <w:u w:val="single"/>
-          </w:rPr>
-          <w:t>4:3–4</w:t>
-        </w:r>
-      </w:hyperlink>
+      <w:r>
+        <w:rPr>
+          <w:lang w:val="id_ID" w:bidi="id_ID"/>
+        </w:rPr>
+        <w:t>4:3–4</w:t>
+      </w:r>
       <w:r>
         <w:rPr>
           <w:lang w:val="id_ID" w:bidi="id_ID"/>
@@ -9237,36 +7875,24 @@
         </w:rPr>
         <w:t xml:space="preserve">Para guru yang mau menyaingi Paulus tampaknya mengklaim sebagai wakil Kristus dengan cara yang lebih unggul, mereka mengecilkan Paulus karena kelemahannya. Di sini, dia mendefinisikan otoritas sejati sebagai sesuatu yang berbeda dari menjadi seorang otoriter yang mendominasi. Otoritasnya adalah untuk membangun umat Allah, bukan untuk menghancurkan mereka (lihat </w:t>
       </w:r>
-      <w:hyperlink r:id="rId207">
-        <w:r>
-          <w:rPr>
-            <w:lang w:val="id_ID" w:bidi="id_ID"/>
-          </w:rPr>
-          <w:rPr>
-            <w:color w:val="0000EE"/>
-            <w:u w:val="single"/>
-          </w:rPr>
-          <w:t>13:10</w:t>
-        </w:r>
-      </w:hyperlink>
+      <w:r>
+        <w:rPr>
+          <w:lang w:val="id_ID" w:bidi="id_ID"/>
+        </w:rPr>
+        <w:t>13:10</w:t>
+      </w:r>
       <w:r>
         <w:rPr>
           <w:lang w:val="id_ID" w:bidi="id_ID"/>
         </w:rPr>
         <w:t xml:space="preserve">). Namun, dia berniat untuk menangani dengan tegas para saingan ini ketika dia datang ke Korintus (lihat </w:t>
       </w:r>
-      <w:hyperlink r:id="rId221">
-        <w:r>
-          <w:rPr>
-            <w:lang w:val="id_ID" w:bidi="id_ID"/>
-          </w:rPr>
-          <w:rPr>
-            <w:color w:val="0000EE"/>
-            <w:u w:val="single"/>
-          </w:rPr>
-          <w:t>13:1</w:t>
-        </w:r>
-      </w:hyperlink>
+      <w:r>
+        <w:rPr>
+          <w:lang w:val="id_ID" w:bidi="id_ID"/>
+        </w:rPr>
+        <w:t>13:1</w:t>
+      </w:r>
       <w:r>
         <w:rPr>
           <w:lang w:val="id_ID" w:bidi="id_ID"/>
@@ -9321,54 +7947,36 @@
         </w:rPr>
         <w:t xml:space="preserve">Surat-surat Paulus kadang-kadang sulit dan menuntut, seperti yang juga dirasakan oleh orang Kristen lainnya (bdk. </w:t>
       </w:r>
-      <w:hyperlink r:id="rId222">
-        <w:r>
-          <w:rPr>
-            <w:lang w:val="id_ID" w:bidi="id_ID"/>
-          </w:rPr>
-          <w:rPr>
-            <w:color w:val="0000EE"/>
-            <w:u w:val="single"/>
-          </w:rPr>
-          <w:t>2Ptr. 3:16</w:t>
-        </w:r>
-      </w:hyperlink>
+      <w:r>
+        <w:rPr>
+          <w:lang w:val="id_ID" w:bidi="id_ID"/>
+        </w:rPr>
+        <w:t>2Ptr. 3:16</w:t>
+      </w:r>
       <w:r>
         <w:rPr>
           <w:lang w:val="id_ID" w:bidi="id_ID"/>
         </w:rPr>
         <w:t xml:space="preserve">). • Secara pribadi, dia lemah: Paulus tidak memiliki citra yang dominan yang dapat memaksa orang-orang untuk tunduk (bdk. </w:t>
       </w:r>
-      <w:hyperlink r:id="rId223">
-        <w:r>
-          <w:rPr>
-            <w:lang w:val="id_ID" w:bidi="id_ID"/>
-          </w:rPr>
-          <w:rPr>
-            <w:color w:val="0000EE"/>
-            <w:u w:val="single"/>
-          </w:rPr>
-          <w:t>2Kor. 1:24</w:t>
-        </w:r>
-      </w:hyperlink>
+      <w:r>
+        <w:rPr>
+          <w:lang w:val="id_ID" w:bidi="id_ID"/>
+        </w:rPr>
+        <w:t>2Kor. 1:24</w:t>
+      </w:r>
       <w:r>
         <w:rPr>
           <w:lang w:val="id_ID" w:bidi="id_ID"/>
         </w:rPr>
         <w:t xml:space="preserve">; </w:t>
       </w:r>
-      <w:hyperlink r:id="rId224">
-        <w:r>
-          <w:rPr>
-            <w:lang w:val="id_ID" w:bidi="id_ID"/>
-          </w:rPr>
-          <w:rPr>
-            <w:color w:val="0000EE"/>
-            <w:u w:val="single"/>
-          </w:rPr>
-          <w:t>1Kor. 2:1–5</w:t>
-        </w:r>
-      </w:hyperlink>
+      <w:r>
+        <w:rPr>
+          <w:lang w:val="id_ID" w:bidi="id_ID"/>
+        </w:rPr>
+        <w:t>1Kor. 2:1–5</w:t>
+      </w:r>
       <w:r>
         <w:rPr>
           <w:lang w:val="id_ID" w:bidi="id_ID"/>
@@ -9400,54 +8008,36 @@
         </w:rPr>
         <w:t>: Tidak seperti Apolos (</w:t>
       </w:r>
-      <w:hyperlink r:id="rId225">
-        <w:r>
-          <w:rPr>
-            <w:lang w:val="id_ID" w:bidi="id_ID"/>
-          </w:rPr>
-          <w:rPr>
-            <w:color w:val="0000EE"/>
-            <w:u w:val="single"/>
-          </w:rPr>
-          <w:t>Kisah. 18:24</w:t>
-        </w:r>
-      </w:hyperlink>
+      <w:r>
+        <w:rPr>
+          <w:lang w:val="id_ID" w:bidi="id_ID"/>
+        </w:rPr>
+        <w:t>Kisah. 18:24</w:t>
+      </w:r>
       <w:r>
         <w:rPr>
           <w:lang w:val="id_ID" w:bidi="id_ID"/>
         </w:rPr>
         <w:t>), Paulus bukanlah pengkhotbah yang fasih atau orator yang menawan ketika dia datang ke Korintus (</w:t>
       </w:r>
-      <w:hyperlink r:id="rId226">
-        <w:r>
-          <w:rPr>
-            <w:lang w:val="id_ID" w:bidi="id_ID"/>
-          </w:rPr>
-          <w:rPr>
-            <w:color w:val="0000EE"/>
-            <w:u w:val="single"/>
-          </w:rPr>
-          <w:t>2Kor. 11:6</w:t>
-        </w:r>
-      </w:hyperlink>
+      <w:r>
+        <w:rPr>
+          <w:lang w:val="id_ID" w:bidi="id_ID"/>
+        </w:rPr>
+        <w:t>2Kor. 11:6</w:t>
+      </w:r>
       <w:r>
         <w:rPr>
           <w:lang w:val="id_ID" w:bidi="id_ID"/>
         </w:rPr>
         <w:t xml:space="preserve">; </w:t>
       </w:r>
-      <w:hyperlink r:id="rId227">
-        <w:r>
-          <w:rPr>
-            <w:lang w:val="id_ID" w:bidi="id_ID"/>
-          </w:rPr>
-          <w:rPr>
-            <w:color w:val="0000EE"/>
-            <w:u w:val="single"/>
-          </w:rPr>
-          <w:t>1Kor. 2:3–4</w:t>
-        </w:r>
-      </w:hyperlink>
+      <w:r>
+        <w:rPr>
+          <w:lang w:val="id_ID" w:bidi="id_ID"/>
+        </w:rPr>
+        <w:t>1Kor. 2:3–4</w:t>
+      </w:r>
       <w:r>
         <w:rPr>
           <w:lang w:val="id_ID" w:bidi="id_ID"/>
@@ -9550,54 +8140,36 @@
         </w:rPr>
         <w:t>Paulus tidak melanggar batas yang ditetapkan Allah untuk pelayanan misinya, yang mencakup pekerjaan kami dengan kamu. Dengan demikian, dia membenarkan integritas dan otoritasnya, menegaskan bahwa ketika dia pertama kali datang ke Korintus (</w:t>
       </w:r>
-      <w:hyperlink r:id="rId228">
-        <w:r>
-          <w:rPr>
-            <w:lang w:val="id_ID" w:bidi="id_ID"/>
-          </w:rPr>
-          <w:rPr>
-            <w:color w:val="0000EE"/>
-            <w:u w:val="single"/>
-          </w:rPr>
-          <w:t>Kisah. 18:1–17</w:t>
-        </w:r>
-      </w:hyperlink>
+      <w:r>
+        <w:rPr>
+          <w:lang w:val="id_ID" w:bidi="id_ID"/>
+        </w:rPr>
+        <w:t>Kisah. 18:1–17</w:t>
+      </w:r>
       <w:r>
         <w:rPr>
           <w:lang w:val="id_ID" w:bidi="id_ID"/>
         </w:rPr>
         <w:t xml:space="preserve">), dia melakukannya sebagai tanggapan atas panggilan Allah. Paulus bertekad untuk tidak memasuki wilayah orang lain (lihat </w:t>
       </w:r>
-      <w:hyperlink r:id="rId229">
-        <w:r>
-          <w:rPr>
-            <w:lang w:val="id_ID" w:bidi="id_ID"/>
-          </w:rPr>
-          <w:rPr>
-            <w:color w:val="0000EE"/>
-            <w:u w:val="single"/>
-          </w:rPr>
-          <w:t>Rm. 15:20</w:t>
-        </w:r>
-      </w:hyperlink>
+      <w:r>
+        <w:rPr>
+          <w:lang w:val="id_ID" w:bidi="id_ID"/>
+        </w:rPr>
+        <w:t>Rm. 15:20</w:t>
+      </w:r>
       <w:r>
         <w:rPr>
           <w:lang w:val="id_ID" w:bidi="id_ID"/>
         </w:rPr>
         <w:t>), tetapi dia adalah yang pertama melakukan perjalanan ke Korintus dengan Kabar Baik tentang Kristus. Para lawannya yanglebih baru datang mengunjungi jemaat jauh kemudian (</w:t>
       </w:r>
-      <w:hyperlink r:id="rId212">
-        <w:r>
-          <w:rPr>
-            <w:lang w:val="id_ID" w:bidi="id_ID"/>
-          </w:rPr>
-          <w:rPr>
-            <w:color w:val="0000EE"/>
-            <w:u w:val="single"/>
-          </w:rPr>
-          <w:t>2Kor. 11:4</w:t>
-        </w:r>
-      </w:hyperlink>
+      <w:r>
+        <w:rPr>
+          <w:lang w:val="id_ID" w:bidi="id_ID"/>
+        </w:rPr>
+        <w:t>2Kor. 11:4</w:t>
+      </w:r>
       <w:r>
         <w:rPr>
           <w:lang w:val="id_ID" w:bidi="id_ID"/>
@@ -9652,18 +8224,12 @@
         </w:rPr>
         <w:t xml:space="preserve">Paulus mengutip </w:t>
       </w:r>
-      <w:hyperlink r:id="rId230">
-        <w:r>
-          <w:rPr>
-            <w:lang w:val="id_ID" w:bidi="id_ID"/>
-          </w:rPr>
-          <w:rPr>
-            <w:color w:val="0000EE"/>
-            <w:u w:val="single"/>
-          </w:rPr>
-          <w:t>Yer. 9:24</w:t>
-        </w:r>
-      </w:hyperlink>
+      <w:r>
+        <w:rPr>
+          <w:lang w:val="id_ID" w:bidi="id_ID"/>
+        </w:rPr>
+        <w:t>Yer. 9:24</w:t>
+      </w:r>
       <w:r>
         <w:rPr>
           <w:lang w:val="id_ID" w:bidi="id_ID"/>
@@ -9791,18 +8357,12 @@
         </w:rPr>
         <w:t>Paulus merasa perlu, meskipun tidak menyenangkan, untuk membenarkan tindakannya karena hubungan erat yang dia klaim dengan jemaat (</w:t>
       </w:r>
-      <w:hyperlink r:id="rId231">
-        <w:r>
-          <w:rPr>
-            <w:lang w:val="id_ID" w:bidi="id_ID"/>
-          </w:rPr>
-          <w:rPr>
-            <w:color w:val="0000EE"/>
-            <w:u w:val="single"/>
-          </w:rPr>
-          <w:t>11:2</w:t>
-        </w:r>
-      </w:hyperlink>
+      <w:r>
+        <w:rPr>
+          <w:lang w:val="id_ID" w:bidi="id_ID"/>
+        </w:rPr>
+        <w:t>11:2</w:t>
+      </w:r>
       <w:r>
         <w:rPr>
           <w:lang w:val="id_ID" w:bidi="id_ID"/>
@@ -9857,54 +8417,36 @@
         </w:rPr>
         <w:t>Gereja dipanggil untuk menjadi mempelai yang murni bagi satu suami— yaitu Kristus. Metafora ini merujuk kembali ke Perjanjian Lama, di mana Israel digambarkan sebagai mempelai Tuhan (</w:t>
       </w:r>
-      <w:hyperlink r:id="rId232">
-        <w:r>
-          <w:rPr>
-            <w:lang w:val="id_ID" w:bidi="id_ID"/>
-          </w:rPr>
-          <w:rPr>
-            <w:color w:val="0000EE"/>
-            <w:u w:val="single"/>
-          </w:rPr>
-          <w:t>Yes. 54:5</w:t>
-        </w:r>
-      </w:hyperlink>
+      <w:r>
+        <w:rPr>
+          <w:lang w:val="id_ID" w:bidi="id_ID"/>
+        </w:rPr>
+        <w:t>Yes. 54:5</w:t>
+      </w:r>
       <w:r>
         <w:rPr>
           <w:lang w:val="id_ID" w:bidi="id_ID"/>
         </w:rPr>
         <w:t xml:space="preserve">; </w:t>
       </w:r>
-      <w:hyperlink r:id="rId233">
-        <w:r>
-          <w:rPr>
-            <w:lang w:val="id_ID" w:bidi="id_ID"/>
-          </w:rPr>
-          <w:rPr>
-            <w:color w:val="0000EE"/>
-            <w:u w:val="single"/>
-          </w:rPr>
-          <w:t>62:5</w:t>
-        </w:r>
-      </w:hyperlink>
+      <w:r>
+        <w:rPr>
+          <w:lang w:val="id_ID" w:bidi="id_ID"/>
+        </w:rPr>
+        <w:t>62:5</w:t>
+      </w:r>
       <w:r>
         <w:rPr>
           <w:lang w:val="id_ID" w:bidi="id_ID"/>
         </w:rPr>
         <w:t xml:space="preserve">). Paulus melihat dirinya sebagai "sahabat mempelai laki-laki" (teman dekat mempelai laki-laki) yang bertindak atas nama mempelai laki-laki (bdk. </w:t>
       </w:r>
-      <w:hyperlink r:id="rId234">
-        <w:r>
-          <w:rPr>
-            <w:lang w:val="id_ID" w:bidi="id_ID"/>
-          </w:rPr>
-          <w:rPr>
-            <w:color w:val="0000EE"/>
-            <w:u w:val="single"/>
-          </w:rPr>
-          <w:t>Yoh. 3:29</w:t>
-        </w:r>
-      </w:hyperlink>
+      <w:r>
+        <w:rPr>
+          <w:lang w:val="id_ID" w:bidi="id_ID"/>
+        </w:rPr>
+        <w:t>Yoh. 3:29</w:t>
+      </w:r>
       <w:r>
         <w:rPr>
           <w:lang w:val="id_ID" w:bidi="id_ID"/>
@@ -9959,54 +8501,36 @@
         </w:rPr>
         <w:t>Para pengajar palsu menarik orang-orang percaya di Korintus menjauh dari pengabdian yang tulus dan sepenuhnya kepada Kristus. Dalam hal ini, mereka melakukan pekerjaan Setan, seperti yang dilakukan Ular di Eden (</w:t>
       </w:r>
-      <w:hyperlink r:id="rId57">
-        <w:r>
-          <w:rPr>
-            <w:lang w:val="id_ID" w:bidi="id_ID"/>
-          </w:rPr>
-          <w:rPr>
-            <w:color w:val="0000EE"/>
-            <w:u w:val="single"/>
-          </w:rPr>
-          <w:t>11:14</w:t>
-        </w:r>
-      </w:hyperlink>
+      <w:r>
+        <w:rPr>
+          <w:lang w:val="id_ID" w:bidi="id_ID"/>
+        </w:rPr>
+        <w:t>11:14</w:t>
+      </w:r>
       <w:r>
         <w:rPr>
           <w:lang w:val="id_ID" w:bidi="id_ID"/>
         </w:rPr>
         <w:t xml:space="preserve">; lihat </w:t>
       </w:r>
-      <w:hyperlink r:id="rId235">
-        <w:r>
-          <w:rPr>
-            <w:lang w:val="id_ID" w:bidi="id_ID"/>
-          </w:rPr>
-          <w:rPr>
-            <w:color w:val="0000EE"/>
-            <w:u w:val="single"/>
-          </w:rPr>
-          <w:t>Kej. 3:4</w:t>
-        </w:r>
-      </w:hyperlink>
+      <w:r>
+        <w:rPr>
+          <w:lang w:val="id_ID" w:bidi="id_ID"/>
+        </w:rPr>
+        <w:t>Kej. 3:4</w:t>
+      </w:r>
       <w:r>
         <w:rPr>
           <w:lang w:val="id_ID" w:bidi="id_ID"/>
         </w:rPr>
         <w:t xml:space="preserve">, </w:t>
       </w:r>
-      <w:hyperlink r:id="rId236">
-        <w:r>
-          <w:rPr>
-            <w:lang w:val="id_ID" w:bidi="id_ID"/>
-          </w:rPr>
-          <w:rPr>
-            <w:color w:val="0000EE"/>
-            <w:u w:val="single"/>
-          </w:rPr>
-          <w:t>13</w:t>
-        </w:r>
-      </w:hyperlink>
+      <w:r>
+        <w:rPr>
+          <w:lang w:val="id_ID" w:bidi="id_ID"/>
+        </w:rPr>
+        <w:t>13</w:t>
+      </w:r>
       <w:r>
         <w:rPr>
           <w:lang w:val="id_ID" w:bidi="id_ID"/>
@@ -10061,54 +8585,36 @@
         </w:rPr>
         <w:t>Misionaris palsu di Korintus tampaknya memberitakan Yesus yang berbeda, jenis Roh yang berbeda, dan jenis Injil yang berbeda dari yang dipercayai oleh jemaat Korintus. Sulit untuk mengetahui dengan pasti apa yang diajarkan oleh guru-guru palsu ini; kemungkinan besar, mereka mempromosikan Kristus yang kuat dan dominan serta mengesampingkan penderitaan salib. Mereka mungkin melihat diri mereka sebagai pengkhotbah yang sama kuatnya, yang terbebas dari kesulitan dan pencobaan. Sebaliknya, pesan Paulus berpusat pada Kristus yang disalibkan (</w:t>
       </w:r>
-      <w:hyperlink r:id="rId237">
-        <w:r>
-          <w:rPr>
-            <w:lang w:val="id_ID" w:bidi="id_ID"/>
-          </w:rPr>
-          <w:rPr>
-            <w:color w:val="0000EE"/>
-            <w:u w:val="single"/>
-          </w:rPr>
-          <w:t>13:4</w:t>
-        </w:r>
-      </w:hyperlink>
+      <w:r>
+        <w:rPr>
+          <w:lang w:val="id_ID" w:bidi="id_ID"/>
+        </w:rPr>
+        <w:t>13:4</w:t>
+      </w:r>
       <w:r>
         <w:rPr>
           <w:lang w:val="id_ID" w:bidi="id_ID"/>
         </w:rPr>
         <w:t>), dan penderitaan Paulus sendiri adalah tanda kerasulan sejati (</w:t>
       </w:r>
-      <w:hyperlink r:id="rId238">
-        <w:r>
-          <w:rPr>
-            <w:lang w:val="id_ID" w:bidi="id_ID"/>
-          </w:rPr>
-          <w:rPr>
-            <w:color w:val="0000EE"/>
-            <w:u w:val="single"/>
-          </w:rPr>
-          <w:t>12:1–12</w:t>
-        </w:r>
-      </w:hyperlink>
+      <w:r>
+        <w:rPr>
+          <w:lang w:val="id_ID" w:bidi="id_ID"/>
+        </w:rPr>
+        <w:t>12:1–12</w:t>
+      </w:r>
       <w:r>
         <w:rPr>
           <w:lang w:val="id_ID" w:bidi="id_ID"/>
         </w:rPr>
         <w:t xml:space="preserve">). Perbedaan ini menjadi inti dari pembelaan Paulus atas kerasulannya dalam pasal </w:t>
       </w:r>
-      <w:hyperlink r:id="rId239">
-        <w:r>
-          <w:rPr>
-            <w:lang w:val="id_ID" w:bidi="id_ID"/>
-          </w:rPr>
-          <w:rPr>
-            <w:color w:val="0000EE"/>
-            <w:u w:val="single"/>
-          </w:rPr>
-          <w:t>10–13</w:t>
-        </w:r>
-      </w:hyperlink>
+      <w:r>
+        <w:rPr>
+          <w:lang w:val="id_ID" w:bidi="id_ID"/>
+        </w:rPr>
+        <w:t>10–13</w:t>
+      </w:r>
       <w:r>
         <w:rPr>
           <w:lang w:val="id_ID" w:bidi="id_ID"/>
@@ -10163,18 +8669,12 @@
         </w:rPr>
         <w:t>Para pengajar palsu ini mengklaim otoritas sebagai "rasul-rasul super," dan mereka meremehkan kurangnya kefasihan Paulus dalam berbicara (</w:t>
       </w:r>
-      <w:hyperlink r:id="rId203">
-        <w:r>
-          <w:rPr>
-            <w:lang w:val="id_ID" w:bidi="id_ID"/>
-          </w:rPr>
-          <w:rPr>
-            <w:color w:val="0000EE"/>
-            <w:u w:val="single"/>
-          </w:rPr>
-          <w:t>10:10</w:t>
-        </w:r>
-      </w:hyperlink>
+      <w:r>
+        <w:rPr>
+          <w:lang w:val="id_ID" w:bidi="id_ID"/>
+        </w:rPr>
+        <w:t>10:10</w:t>
+      </w:r>
       <w:r>
         <w:rPr>
           <w:lang w:val="id_ID" w:bidi="id_ID"/>
@@ -10235,90 +8735,60 @@
         </w:rPr>
         <w:t>Kebijakan Paulus sebagai perintis jemaat (</w:t>
       </w:r>
-      <w:hyperlink r:id="rId240">
-        <w:r>
-          <w:rPr>
-            <w:lang w:val="id_ID" w:bidi="id_ID"/>
-          </w:rPr>
-          <w:rPr>
-            <w:color w:val="0000EE"/>
-            <w:u w:val="single"/>
-          </w:rPr>
-          <w:t>1Kor. 9:3–14</w:t>
-        </w:r>
-      </w:hyperlink>
+      <w:r>
+        <w:rPr>
+          <w:lang w:val="id_ID" w:bidi="id_ID"/>
+        </w:rPr>
+        <w:t>1Kor. 9:3–14</w:t>
+      </w:r>
       <w:r>
         <w:rPr>
           <w:lang w:val="id_ID" w:bidi="id_ID"/>
         </w:rPr>
         <w:t>) adalah mencari nafkah melalui pekerjaannya sebagai pembuat tenda (</w:t>
       </w:r>
-      <w:hyperlink r:id="rId241">
-        <w:r>
-          <w:rPr>
-            <w:lang w:val="id_ID" w:bidi="id_ID"/>
-          </w:rPr>
-          <w:rPr>
-            <w:color w:val="0000EE"/>
-            <w:u w:val="single"/>
-          </w:rPr>
-          <w:t>Kisah. 18:3</w:t>
-        </w:r>
-      </w:hyperlink>
+      <w:r>
+        <w:rPr>
+          <w:lang w:val="id_ID" w:bidi="id_ID"/>
+        </w:rPr>
+        <w:t>Kisah. 18:3</w:t>
+      </w:r>
       <w:r>
         <w:rPr>
           <w:lang w:val="id_ID" w:bidi="id_ID"/>
         </w:rPr>
         <w:t xml:space="preserve">; </w:t>
       </w:r>
-      <w:hyperlink r:id="rId242">
-        <w:r>
-          <w:rPr>
-            <w:lang w:val="id_ID" w:bidi="id_ID"/>
-          </w:rPr>
-          <w:rPr>
-            <w:color w:val="0000EE"/>
-            <w:u w:val="single"/>
-          </w:rPr>
-          <w:t>20:34</w:t>
-        </w:r>
-      </w:hyperlink>
+      <w:r>
+        <w:rPr>
+          <w:lang w:val="id_ID" w:bidi="id_ID"/>
+        </w:rPr>
+        <w:t>20:34</w:t>
+      </w:r>
       <w:r>
         <w:rPr>
           <w:lang w:val="id_ID" w:bidi="id_ID"/>
         </w:rPr>
         <w:t>) daripada didukung oleh jemaat-jemaat baru (</w:t>
       </w:r>
-      <w:hyperlink r:id="rId243">
-        <w:r>
-          <w:rPr>
-            <w:lang w:val="id_ID" w:bidi="id_ID"/>
-          </w:rPr>
-          <w:rPr>
-            <w:color w:val="0000EE"/>
-            <w:u w:val="single"/>
-          </w:rPr>
-          <w:t>1Tes. 2:9</w:t>
-        </w:r>
-      </w:hyperlink>
+      <w:r>
+        <w:rPr>
+          <w:lang w:val="id_ID" w:bidi="id_ID"/>
+        </w:rPr>
+        <w:t>1Tes. 2:9</w:t>
+      </w:r>
       <w:r>
         <w:rPr>
           <w:lang w:val="id_ID" w:bidi="id_ID"/>
         </w:rPr>
         <w:t xml:space="preserve">; </w:t>
       </w:r>
-      <w:hyperlink r:id="rId244">
-        <w:r>
-          <w:rPr>
-            <w:lang w:val="id_ID" w:bidi="id_ID"/>
-          </w:rPr>
-          <w:rPr>
-            <w:color w:val="0000EE"/>
-            <w:u w:val="single"/>
-          </w:rPr>
-          <w:t>2Tes. 3:8–9</w:t>
-        </w:r>
-      </w:hyperlink>
+      <w:r>
+        <w:rPr>
+          <w:lang w:val="id_ID" w:bidi="id_ID"/>
+        </w:rPr>
+        <w:t>2Tes. 3:8–9</w:t>
+      </w:r>
       <w:r>
         <w:rPr>
           <w:lang w:val="id_ID" w:bidi="id_ID"/>
@@ -10373,36 +8843,24 @@
         </w:rPr>
         <w:t>Paulus telah menerima sumbangan dari Makedonia, yaitu dari Filipi (</w:t>
       </w:r>
-      <w:hyperlink r:id="rId245">
-        <w:r>
-          <w:rPr>
-            <w:lang w:val="id_ID" w:bidi="id_ID"/>
-          </w:rPr>
-          <w:rPr>
-            <w:color w:val="0000EE"/>
-            <w:u w:val="single"/>
-          </w:rPr>
-          <w:t>Flp. 4:15–19</w:t>
-        </w:r>
-      </w:hyperlink>
+      <w:r>
+        <w:rPr>
+          <w:lang w:val="id_ID" w:bidi="id_ID"/>
+        </w:rPr>
+        <w:t>Flp. 4:15–19</w:t>
+      </w:r>
       <w:r>
         <w:rPr>
           <w:lang w:val="id_ID" w:bidi="id_ID"/>
         </w:rPr>
         <w:t>). Sikap Paulus yang tampaknya tidak konsisten membuat orang-orang Korintus curiga terhadap motivasinya atau meragukan kasihnya kepada mereka (</w:t>
       </w:r>
-      <w:hyperlink r:id="rId246">
-        <w:r>
-          <w:rPr>
-            <w:lang w:val="id_ID" w:bidi="id_ID"/>
-          </w:rPr>
-          <w:rPr>
-            <w:color w:val="0000EE"/>
-            <w:u w:val="single"/>
-          </w:rPr>
-          <w:t>2Kor. 11:11</w:t>
-        </w:r>
-      </w:hyperlink>
+      <w:r>
+        <w:rPr>
+          <w:lang w:val="id_ID" w:bidi="id_ID"/>
+        </w:rPr>
+        <w:t>2Kor. 11:11</w:t>
+      </w:r>
       <w:r>
         <w:rPr>
           <w:lang w:val="id_ID" w:bidi="id_ID"/>
@@ -10457,18 +8915,12 @@
         </w:rPr>
         <w:t>Alasan Paulus menolak dukungan dari jemaat Korintus (</w:t>
       </w:r>
-      <w:hyperlink r:id="rId247">
-        <w:r>
-          <w:rPr>
-            <w:lang w:val="id_ID" w:bidi="id_ID"/>
-          </w:rPr>
-          <w:rPr>
-            <w:color w:val="0000EE"/>
-            <w:u w:val="single"/>
-          </w:rPr>
-          <w:t>11:7–11</w:t>
-        </w:r>
-      </w:hyperlink>
+      <w:r>
+        <w:rPr>
+          <w:lang w:val="id_ID" w:bidi="id_ID"/>
+        </w:rPr>
+        <w:t>11:7–11</w:t>
+      </w:r>
       <w:r>
         <w:rPr>
           <w:lang w:val="id_ID" w:bidi="id_ID"/>
@@ -10523,54 +8975,36 @@
         </w:rPr>
         <w:t xml:space="preserve">Paulus dengan tegas mengutuk para pengajar palsu di Korintus (bdk. </w:t>
       </w:r>
-      <w:hyperlink r:id="rId248">
-        <w:r>
-          <w:rPr>
-            <w:lang w:val="id_ID" w:bidi="id_ID"/>
-          </w:rPr>
-          <w:rPr>
-            <w:color w:val="0000EE"/>
-            <w:u w:val="single"/>
-          </w:rPr>
-          <w:t>Gal. 1:6–9</w:t>
-        </w:r>
-      </w:hyperlink>
+      <w:r>
+        <w:rPr>
+          <w:lang w:val="id_ID" w:bidi="id_ID"/>
+        </w:rPr>
+        <w:t>Gal. 1:6–9</w:t>
+      </w:r>
       <w:r>
         <w:rPr>
           <w:lang w:val="id_ID" w:bidi="id_ID"/>
         </w:rPr>
         <w:t>). Meskipun para pengajar palsu ingin mengklaim bahwa pekerjaan mereka setara dengan Paulus (</w:t>
       </w:r>
-      <w:hyperlink r:id="rId249">
-        <w:r>
-          <w:rPr>
-            <w:lang w:val="id_ID" w:bidi="id_ID"/>
-          </w:rPr>
-          <w:rPr>
-            <w:color w:val="0000EE"/>
-            <w:u w:val="single"/>
-          </w:rPr>
-          <w:t>2Kor. 11:12</w:t>
-        </w:r>
-      </w:hyperlink>
+      <w:r>
+        <w:rPr>
+          <w:lang w:val="id_ID" w:bidi="id_ID"/>
+        </w:rPr>
+        <w:t>2Kor. 11:12</w:t>
+      </w:r>
       <w:r>
         <w:rPr>
           <w:lang w:val="id_ID" w:bidi="id_ID"/>
         </w:rPr>
         <w:t xml:space="preserve">), mereka sebenarnya adalah rasul-rasul palsu dan pekerja-pekerja penipu (bdk. </w:t>
       </w:r>
-      <w:hyperlink r:id="rId250">
-        <w:r>
-          <w:rPr>
-            <w:lang w:val="id_ID" w:bidi="id_ID"/>
-          </w:rPr>
-          <w:rPr>
-            <w:color w:val="0000EE"/>
-            <w:u w:val="single"/>
-          </w:rPr>
-          <w:t>Flp. 3:2</w:t>
-        </w:r>
-      </w:hyperlink>
+      <w:r>
+        <w:rPr>
+          <w:lang w:val="id_ID" w:bidi="id_ID"/>
+        </w:rPr>
+        <w:t>Flp. 3:2</w:t>
+      </w:r>
       <w:r>
         <w:rPr>
           <w:lang w:val="id_ID" w:bidi="id_ID"/>
@@ -10603,18 +9037,12 @@
         </w:rPr>
         <w:t xml:space="preserve"> dan hukuman mereka pasti (bdk. </w:t>
       </w:r>
-      <w:hyperlink r:id="rId251">
-        <w:r>
-          <w:rPr>
-            <w:lang w:val="id_ID" w:bidi="id_ID"/>
-          </w:rPr>
-          <w:rPr>
-            <w:color w:val="0000EE"/>
-            <w:u w:val="single"/>
-          </w:rPr>
-          <w:t>2Kor. 5:10</w:t>
-        </w:r>
-      </w:hyperlink>
+      <w:r>
+        <w:rPr>
+          <w:lang w:val="id_ID" w:bidi="id_ID"/>
+        </w:rPr>
+        <w:t>2Kor. 5:10</w:t>
+      </w:r>
       <w:r>
         <w:rPr>
           <w:lang w:val="id_ID" w:bidi="id_ID"/>
@@ -10669,18 +9097,12 @@
         </w:rPr>
         <w:t xml:space="preserve">Paulus memainkan peran sebagai orang bodoh yang sombong (lihat juga </w:t>
       </w:r>
-      <w:hyperlink r:id="rId252">
-        <w:r>
-          <w:rPr>
-            <w:lang w:val="id_ID" w:bidi="id_ID"/>
-          </w:rPr>
-          <w:rPr>
-            <w:color w:val="0000EE"/>
-            <w:u w:val="single"/>
-          </w:rPr>
-          <w:t>12:11–13</w:t>
-        </w:r>
-      </w:hyperlink>
+      <w:r>
+        <w:rPr>
+          <w:lang w:val="id_ID" w:bidi="id_ID"/>
+        </w:rPr>
+        <w:t>12:11–13</w:t>
+      </w:r>
       <w:r>
         <w:rPr>
           <w:lang w:val="id_ID" w:bidi="id_ID"/>
@@ -10735,18 +9157,12 @@
         </w:rPr>
         <w:t>Orang-orang Korintus merasa bangga dengan kemampuan mereka dalam memahami masalah agama yang mendalam, dan mereka menghargai guru-guru yang berpura-pura berpengetahuan. Namun, Paulus datang dengan agenda yang berbeda (</w:t>
       </w:r>
-      <w:hyperlink r:id="rId253">
-        <w:r>
-          <w:rPr>
-            <w:lang w:val="id_ID" w:bidi="id_ID"/>
-          </w:rPr>
-          <w:rPr>
-            <w:color w:val="0000EE"/>
-            <w:u w:val="single"/>
-          </w:rPr>
-          <w:t>1Kor. 2:1–16</w:t>
-        </w:r>
-      </w:hyperlink>
+      <w:r>
+        <w:rPr>
+          <w:lang w:val="id_ID" w:bidi="id_ID"/>
+        </w:rPr>
+        <w:t>1Kor. 2:1–16</w:t>
+      </w:r>
       <w:r>
         <w:rPr>
           <w:lang w:val="id_ID" w:bidi="id_ID"/>
@@ -10903,18 +9319,12 @@
         </w:rPr>
         <w:t xml:space="preserve">: Warisan Yahudi dianggap oleh para penentang Paulus sebagai kualifikasi untuk pelayanan (lihat </w:t>
       </w:r>
-      <w:hyperlink r:id="rId254">
-        <w:r>
-          <w:rPr>
-            <w:lang w:val="id_ID" w:bidi="id_ID"/>
-          </w:rPr>
-          <w:rPr>
-            <w:color w:val="0000EE"/>
-            <w:u w:val="single"/>
-          </w:rPr>
-          <w:t>Flp. 3:5</w:t>
-        </w:r>
-      </w:hyperlink>
+      <w:r>
+        <w:rPr>
+          <w:lang w:val="id_ID" w:bidi="id_ID"/>
+        </w:rPr>
+        <w:t>Flp. 3:5</w:t>
+      </w:r>
       <w:r>
         <w:rPr>
           <w:lang w:val="id_ID" w:bidi="id_ID"/>
@@ -10933,90 +9343,60 @@
         </w:rPr>
         <w:t xml:space="preserve">: Seorang Israel adalah anggota komunitas Perjanjian melalui sunat (bdk. </w:t>
       </w:r>
-      <w:hyperlink r:id="rId255">
-        <w:r>
-          <w:rPr>
-            <w:lang w:val="id_ID" w:bidi="id_ID"/>
-          </w:rPr>
-          <w:rPr>
-            <w:color w:val="0000EE"/>
-            <w:u w:val="single"/>
-          </w:rPr>
-          <w:t>Yoh. 1:47</w:t>
-        </w:r>
-      </w:hyperlink>
+      <w:r>
+        <w:rPr>
+          <w:lang w:val="id_ID" w:bidi="id_ID"/>
+        </w:rPr>
+        <w:t>Yoh. 1:47</w:t>
+      </w:r>
       <w:r>
         <w:rPr>
           <w:lang w:val="id_ID" w:bidi="id_ID"/>
         </w:rPr>
         <w:t xml:space="preserve">; </w:t>
       </w:r>
-      <w:hyperlink r:id="rId256">
-        <w:r>
-          <w:rPr>
-            <w:lang w:val="id_ID" w:bidi="id_ID"/>
-          </w:rPr>
-          <w:rPr>
-            <w:color w:val="0000EE"/>
-            <w:u w:val="single"/>
-          </w:rPr>
-          <w:t>Rm. 9:4</w:t>
-        </w:r>
-      </w:hyperlink>
+      <w:r>
+        <w:rPr>
+          <w:lang w:val="id_ID" w:bidi="id_ID"/>
+        </w:rPr>
+        <w:t>Rm. 9:4</w:t>
+      </w:r>
       <w:r>
         <w:rPr>
           <w:lang w:val="id_ID" w:bidi="id_ID"/>
         </w:rPr>
         <w:t>). Paulus juga memiliki tanda ini dan bahkan adalah seorang Farisi, pengikut Taurat yang paling setia (</w:t>
       </w:r>
-      <w:hyperlink r:id="rId257">
-        <w:r>
-          <w:rPr>
-            <w:lang w:val="id_ID" w:bidi="id_ID"/>
-          </w:rPr>
-          <w:rPr>
-            <w:color w:val="0000EE"/>
-            <w:u w:val="single"/>
-          </w:rPr>
-          <w:t>Kisah. 26:4–5</w:t>
-        </w:r>
-      </w:hyperlink>
+      <w:r>
+        <w:rPr>
+          <w:lang w:val="id_ID" w:bidi="id_ID"/>
+        </w:rPr>
+        <w:t>Kisah. 26:4–5</w:t>
+      </w:r>
       <w:r>
         <w:rPr>
           <w:lang w:val="id_ID" w:bidi="id_ID"/>
         </w:rPr>
         <w:t xml:space="preserve">; </w:t>
       </w:r>
-      <w:hyperlink r:id="rId258">
-        <w:r>
-          <w:rPr>
-            <w:lang w:val="id_ID" w:bidi="id_ID"/>
-          </w:rPr>
-          <w:rPr>
-            <w:color w:val="0000EE"/>
-            <w:u w:val="single"/>
-          </w:rPr>
-          <w:t>Rm. 11:1</w:t>
-        </w:r>
-      </w:hyperlink>
+      <w:r>
+        <w:rPr>
+          <w:lang w:val="id_ID" w:bidi="id_ID"/>
+        </w:rPr>
+        <w:t>Rm. 11:1</w:t>
+      </w:r>
       <w:r>
         <w:rPr>
           <w:lang w:val="id_ID" w:bidi="id_ID"/>
         </w:rPr>
         <w:t xml:space="preserve">; </w:t>
       </w:r>
-      <w:hyperlink r:id="rId259">
-        <w:r>
-          <w:rPr>
-            <w:lang w:val="id_ID" w:bidi="id_ID"/>
-          </w:rPr>
-          <w:rPr>
-            <w:color w:val="0000EE"/>
-            <w:u w:val="single"/>
-          </w:rPr>
-          <w:t>Flp. 3:5–6</w:t>
-        </w:r>
-      </w:hyperlink>
+      <w:r>
+        <w:rPr>
+          <w:lang w:val="id_ID" w:bidi="id_ID"/>
+        </w:rPr>
+        <w:t>Flp. 3:5–6</w:t>
+      </w:r>
       <w:r>
         <w:rPr>
           <w:lang w:val="id_ID" w:bidi="id_ID"/>
@@ -11049,54 +9429,36 @@
         </w:rPr>
         <w:t xml:space="preserve"> (lihat </w:t>
       </w:r>
-      <w:hyperlink r:id="rId125">
-        <w:r>
-          <w:rPr>
-            <w:lang w:val="id_ID" w:bidi="id_ID"/>
-          </w:rPr>
-          <w:rPr>
-            <w:color w:val="0000EE"/>
-            <w:u w:val="single"/>
-          </w:rPr>
-          <w:t>Rm. 2:28–29</w:t>
-        </w:r>
-      </w:hyperlink>
+      <w:r>
+        <w:rPr>
+          <w:lang w:val="id_ID" w:bidi="id_ID"/>
+        </w:rPr>
+        <w:t>Rm. 2:28–29</w:t>
+      </w:r>
       <w:r>
         <w:rPr>
           <w:lang w:val="id_ID" w:bidi="id_ID"/>
         </w:rPr>
         <w:t xml:space="preserve">; </w:t>
       </w:r>
-      <w:hyperlink r:id="rId260">
-        <w:r>
-          <w:rPr>
-            <w:lang w:val="id_ID" w:bidi="id_ID"/>
-          </w:rPr>
-          <w:rPr>
-            <w:color w:val="0000EE"/>
-            <w:u w:val="single"/>
-          </w:rPr>
-          <w:t>Gal. 3:16</w:t>
-        </w:r>
-      </w:hyperlink>
+      <w:r>
+        <w:rPr>
+          <w:lang w:val="id_ID" w:bidi="id_ID"/>
+        </w:rPr>
+        <w:t>Gal. 3:16</w:t>
+      </w:r>
       <w:r>
         <w:rPr>
           <w:lang w:val="id_ID" w:bidi="id_ID"/>
         </w:rPr>
         <w:t xml:space="preserve">, </w:t>
       </w:r>
-      <w:hyperlink r:id="rId261">
-        <w:r>
-          <w:rPr>
-            <w:lang w:val="id_ID" w:bidi="id_ID"/>
-          </w:rPr>
-          <w:rPr>
-            <w:color w:val="0000EE"/>
-            <w:u w:val="single"/>
-          </w:rPr>
-          <w:t>26–29</w:t>
-        </w:r>
-      </w:hyperlink>
+      <w:r>
+        <w:rPr>
+          <w:lang w:val="id_ID" w:bidi="id_ID"/>
+        </w:rPr>
+        <w:t>26–29</w:t>
+      </w:r>
       <w:r>
         <w:rPr>
           <w:lang w:val="id_ID" w:bidi="id_ID"/>
@@ -11157,36 +9519,24 @@
         </w:rPr>
         <w:t xml:space="preserve">: Misalnya, lihat </w:t>
       </w:r>
-      <w:hyperlink r:id="rId262">
-        <w:r>
-          <w:rPr>
-            <w:lang w:val="id_ID" w:bidi="id_ID"/>
-          </w:rPr>
-          <w:rPr>
-            <w:color w:val="0000EE"/>
-            <w:u w:val="single"/>
-          </w:rPr>
-          <w:t>Kisah. 16:22–23</w:t>
-        </w:r>
-      </w:hyperlink>
+      <w:r>
+        <w:rPr>
+          <w:lang w:val="id_ID" w:bidi="id_ID"/>
+        </w:rPr>
+        <w:t>Kisah. 16:22–23</w:t>
+      </w:r>
       <w:r>
         <w:rPr>
           <w:lang w:val="id_ID" w:bidi="id_ID"/>
         </w:rPr>
         <w:t xml:space="preserve">. Klemens dari Roma menyatakan bahwa Paulus dipenjara sebanyak tujuh kali. • tiga puluh sembilan cambukan: Hukuman ini ditetapkan dalam </w:t>
       </w:r>
-      <w:hyperlink r:id="rId263">
-        <w:r>
-          <w:rPr>
-            <w:lang w:val="id_ID" w:bidi="id_ID"/>
-          </w:rPr>
-          <w:rPr>
-            <w:color w:val="0000EE"/>
-            <w:u w:val="single"/>
-          </w:rPr>
-          <w:t>Ul. 25:1–3</w:t>
-        </w:r>
-      </w:hyperlink>
+      <w:r>
+        <w:rPr>
+          <w:lang w:val="id_ID" w:bidi="id_ID"/>
+        </w:rPr>
+        <w:t>Ul. 25:1–3</w:t>
+      </w:r>
       <w:r>
         <w:rPr>
           <w:lang w:val="id_ID" w:bidi="id_ID"/>
@@ -11301,36 +9651,24 @@
         </w:rPr>
         <w:t>: Paulus mengalami hukuman Roma ini di Filipi, meskipun sebagai warga negara Roma, ia seharusnya dibebaskan (</w:t>
       </w:r>
-      <w:hyperlink r:id="rId264">
-        <w:r>
-          <w:rPr>
-            <w:lang w:val="id_ID" w:bidi="id_ID"/>
-          </w:rPr>
-          <w:rPr>
-            <w:color w:val="0000EE"/>
-            <w:u w:val="single"/>
-          </w:rPr>
-          <w:t>Kisah. 16:22–24</w:t>
-        </w:r>
-      </w:hyperlink>
+      <w:r>
+        <w:rPr>
+          <w:lang w:val="id_ID" w:bidi="id_ID"/>
+        </w:rPr>
+        <w:t>Kisah. 16:22–24</w:t>
+      </w:r>
       <w:r>
         <w:rPr>
           <w:lang w:val="id_ID" w:bidi="id_ID"/>
         </w:rPr>
         <w:t xml:space="preserve">, </w:t>
       </w:r>
-      <w:hyperlink r:id="rId265">
-        <w:r>
-          <w:rPr>
-            <w:lang w:val="id_ID" w:bidi="id_ID"/>
-          </w:rPr>
-          <w:rPr>
-            <w:color w:val="0000EE"/>
-            <w:u w:val="single"/>
-          </w:rPr>
-          <w:t>37</w:t>
-        </w:r>
-      </w:hyperlink>
+      <w:r>
+        <w:rPr>
+          <w:lang w:val="id_ID" w:bidi="id_ID"/>
+        </w:rPr>
+        <w:t>37</w:t>
+      </w:r>
       <w:r>
         <w:rPr>
           <w:lang w:val="id_ID" w:bidi="id_ID"/>
@@ -11349,36 +9687,24 @@
         </w:rPr>
         <w:t>: Ini terjadi di Listra (</w:t>
       </w:r>
-      <w:hyperlink r:id="rId266">
-        <w:r>
-          <w:rPr>
-            <w:lang w:val="id_ID" w:bidi="id_ID"/>
-          </w:rPr>
-          <w:rPr>
-            <w:color w:val="0000EE"/>
-            <w:u w:val="single"/>
-          </w:rPr>
-          <w:t>Kisah. 14:19</w:t>
-        </w:r>
-      </w:hyperlink>
+      <w:r>
+        <w:rPr>
+          <w:lang w:val="id_ID" w:bidi="id_ID"/>
+        </w:rPr>
+        <w:t>Kisah. 14:19</w:t>
+      </w:r>
       <w:r>
         <w:rPr>
           <w:lang w:val="id_ID" w:bidi="id_ID"/>
         </w:rPr>
         <w:t>). • Tiga kali mengalami kapal karam: Peristiwa-peristiwa ini tidak tercatat; kapal karam yang dialami Paulus dalam perjalanan ke Roma akan terjadi kemudian (</w:t>
       </w:r>
-      <w:hyperlink r:id="rId267">
-        <w:r>
-          <w:rPr>
-            <w:lang w:val="id_ID" w:bidi="id_ID"/>
-          </w:rPr>
-          <w:rPr>
-            <w:color w:val="0000EE"/>
-            <w:u w:val="single"/>
-          </w:rPr>
-          <w:t>Kis. 27:1–44</w:t>
-        </w:r>
-      </w:hyperlink>
+      <w:r>
+        <w:rPr>
+          <w:lang w:val="id_ID" w:bidi="id_ID"/>
+        </w:rPr>
+        <w:t>Kis. 27:1–44</w:t>
+      </w:r>
       <w:r>
         <w:rPr>
           <w:lang w:val="id_ID" w:bidi="id_ID"/>
@@ -11433,18 +9759,12 @@
         </w:rPr>
         <w:t xml:space="preserve">Banyak perjalanan panjang Paulus dicatat dalam </w:t>
       </w:r>
-      <w:hyperlink r:id="rId268">
-        <w:r>
-          <w:rPr>
-            <w:lang w:val="id_ID" w:bidi="id_ID"/>
-          </w:rPr>
-          <w:rPr>
-            <w:color w:val="0000EE"/>
-            <w:u w:val="single"/>
-          </w:rPr>
-          <w:t>Kisah. 13–28</w:t>
-        </w:r>
-      </w:hyperlink>
+      <w:r>
+        <w:rPr>
+          <w:lang w:val="id_ID" w:bidi="id_ID"/>
+        </w:rPr>
+        <w:t>Kisah. 13–28</w:t>
+      </w:r>
       <w:r>
         <w:rPr>
           <w:lang w:val="id_ID" w:bidi="id_ID"/>
@@ -11560,18 +9880,12 @@
         </w:rPr>
         <w:t xml:space="preserve">Jika aku harus bermegah, maka aku akan bermegah atas kelemahanku: Paulus mengembangkan tema ini dalam </w:t>
       </w:r>
-      <w:hyperlink r:id="rId269">
-        <w:r>
-          <w:rPr>
-            <w:lang w:val="id_ID" w:bidi="id_ID"/>
-          </w:rPr>
-          <w:rPr>
-            <w:color w:val="0000EE"/>
-            <w:u w:val="single"/>
-          </w:rPr>
-          <w:t>12:1–10</w:t>
-        </w:r>
-      </w:hyperlink>
+      <w:r>
+        <w:rPr>
+          <w:lang w:val="id_ID" w:bidi="id_ID"/>
+        </w:rPr>
+        <w:t>12:1–10</w:t>
+      </w:r>
       <w:r>
         <w:rPr>
           <w:lang w:val="id_ID" w:bidi="id_ID"/>
@@ -11626,36 +9940,24 @@
         </w:rPr>
         <w:t xml:space="preserve">Sebagai "kebanggaan" terakhir dari kelemahannya, Paulus menceritakan kisah pelariannya dari Damsyik beberapa tahun setelah pertobatannya (lihat </w:t>
       </w:r>
-      <w:hyperlink r:id="rId270">
-        <w:r>
-          <w:rPr>
-            <w:lang w:val="id_ID" w:bidi="id_ID"/>
-          </w:rPr>
-          <w:rPr>
-            <w:color w:val="0000EE"/>
-            <w:u w:val="single"/>
-          </w:rPr>
-          <w:t>Kisah. 9:23–25</w:t>
-        </w:r>
-      </w:hyperlink>
+      <w:r>
+        <w:rPr>
+          <w:lang w:val="id_ID" w:bidi="id_ID"/>
+        </w:rPr>
+        <w:t>Kisah. 9:23–25</w:t>
+      </w:r>
       <w:r>
         <w:rPr>
           <w:lang w:val="id_ID" w:bidi="id_ID"/>
         </w:rPr>
         <w:t xml:space="preserve">; </w:t>
       </w:r>
-      <w:hyperlink r:id="rId271">
-        <w:r>
-          <w:rPr>
-            <w:lang w:val="id_ID" w:bidi="id_ID"/>
-          </w:rPr>
-          <w:rPr>
-            <w:color w:val="0000EE"/>
-            <w:u w:val="single"/>
-          </w:rPr>
-          <w:t>Gal.1:15–18</w:t>
-        </w:r>
-      </w:hyperlink>
+      <w:r>
+        <w:rPr>
+          <w:lang w:val="id_ID" w:bidi="id_ID"/>
+        </w:rPr>
+        <w:t>Gal.1:15–18</w:t>
+      </w:r>
       <w:r>
         <w:rPr>
           <w:lang w:val="id_ID" w:bidi="id_ID"/>
@@ -11789,18 +10091,12 @@
         </w:rPr>
         <w:t xml:space="preserve">Para penuduh Paulus di Korintus melontarkan tuduhan bahwa Paulus tidak memiliki pengalaman spiritual yang ekstatis. Mereka mengatakan bahwa dia bukan seorang mistikus, melainkan orang biasa tanpa karunia yang mengesankan (lihat </w:t>
       </w:r>
-      <w:hyperlink r:id="rId203">
-        <w:r>
-          <w:rPr>
-            <w:lang w:val="id_ID" w:bidi="id_ID"/>
-          </w:rPr>
-          <w:rPr>
-            <w:color w:val="0000EE"/>
-            <w:u w:val="single"/>
-          </w:rPr>
-          <w:t>10:10</w:t>
-        </w:r>
-      </w:hyperlink>
+      <w:r>
+        <w:rPr>
+          <w:lang w:val="id_ID" w:bidi="id_ID"/>
+        </w:rPr>
+        <w:t>10:10</w:t>
+      </w:r>
       <w:r>
         <w:rPr>
           <w:lang w:val="id_ID" w:bidi="id_ID"/>
@@ -12015,36 +10311,24 @@
         </w:rPr>
         <w:t>Paulus dapat membanggakan pengalamannya (</w:t>
       </w:r>
-      <w:hyperlink r:id="rId272">
-        <w:r>
-          <w:rPr>
-            <w:lang w:val="id_ID" w:bidi="id_ID"/>
-          </w:rPr>
-          <w:rPr>
-            <w:color w:val="0000EE"/>
-            <w:u w:val="single"/>
-          </w:rPr>
-          <w:t>12:2–4</w:t>
-        </w:r>
-      </w:hyperlink>
+      <w:r>
+        <w:rPr>
+          <w:lang w:val="id_ID" w:bidi="id_ID"/>
+        </w:rPr>
+        <w:t>12:2–4</w:t>
+      </w:r>
       <w:r>
         <w:rPr>
           <w:lang w:val="id_ID" w:bidi="id_ID"/>
         </w:rPr>
         <w:t>), tetapi itu bukanlah sumber kepercayaan dalam pelayanannya. Dia tidak pernah menjadikan pengalaman mistis sebagai bukti otoritas kerasulannya—hidup dan pesannya harus menjadi bukti. Sebaliknya, dia membanggakan kelemahannya (</w:t>
       </w:r>
-      <w:hyperlink r:id="rId273">
-        <w:r>
-          <w:rPr>
-            <w:lang w:val="id_ID" w:bidi="id_ID"/>
-          </w:rPr>
-          <w:rPr>
-            <w:color w:val="0000EE"/>
-            <w:u w:val="single"/>
-          </w:rPr>
-          <w:t>11:23–33</w:t>
-        </w:r>
-      </w:hyperlink>
+      <w:r>
+        <w:rPr>
+          <w:lang w:val="id_ID" w:bidi="id_ID"/>
+        </w:rPr>
+        <w:t>11:23–33</w:t>
+      </w:r>
       <w:r>
         <w:rPr>
           <w:lang w:val="id_ID" w:bidi="id_ID"/>
@@ -12099,54 +10383,36 @@
         </w:rPr>
         <w:t xml:space="preserve">Kita tidak tahu apa yang dimaksud dengan duri dalam daging Paulus (bdk. </w:t>
       </w:r>
-      <w:hyperlink r:id="rId274">
-        <w:r>
-          <w:rPr>
-            <w:lang w:val="id_ID" w:bidi="id_ID"/>
-          </w:rPr>
-          <w:rPr>
-            <w:color w:val="0000EE"/>
-            <w:u w:val="single"/>
-          </w:rPr>
-          <w:t>Bil. 33:55</w:t>
-        </w:r>
-      </w:hyperlink>
+      <w:r>
+        <w:rPr>
+          <w:lang w:val="id_ID" w:bidi="id_ID"/>
+        </w:rPr>
+        <w:t>Bil. 33:55</w:t>
+      </w:r>
       <w:r>
         <w:rPr>
           <w:lang w:val="id_ID" w:bidi="id_ID"/>
         </w:rPr>
         <w:t xml:space="preserve">; </w:t>
       </w:r>
-      <w:hyperlink r:id="rId275">
-        <w:r>
-          <w:rPr>
-            <w:lang w:val="id_ID" w:bidi="id_ID"/>
-          </w:rPr>
-          <w:rPr>
-            <w:color w:val="0000EE"/>
-            <w:u w:val="single"/>
-          </w:rPr>
-          <w:t>Yeh. 28:24</w:t>
-        </w:r>
-      </w:hyperlink>
+      <w:r>
+        <w:rPr>
+          <w:lang w:val="id_ID" w:bidi="id_ID"/>
+        </w:rPr>
+        <w:t>Yeh. 28:24</w:t>
+      </w:r>
       <w:r>
         <w:rPr>
           <w:lang w:val="id_ID" w:bidi="id_ID"/>
         </w:rPr>
         <w:t xml:space="preserve">; </w:t>
       </w:r>
-      <w:hyperlink r:id="rId276">
-        <w:r>
-          <w:rPr>
-            <w:lang w:val="id_ID" w:bidi="id_ID"/>
-          </w:rPr>
-          <w:rPr>
-            <w:color w:val="0000EE"/>
-            <w:u w:val="single"/>
-          </w:rPr>
-          <w:t>Hos. 2:6</w:t>
-        </w:r>
-      </w:hyperlink>
+      <w:r>
+        <w:rPr>
+          <w:lang w:val="id_ID" w:bidi="id_ID"/>
+        </w:rPr>
+        <w:t>Hos. 2:6</w:t>
+      </w:r>
       <w:r>
         <w:rPr>
           <w:lang w:val="id_ID" w:bidi="id_ID"/>
@@ -12238,18 +10504,12 @@
         </w:rPr>
         <w:t xml:space="preserve">“Rasul-rasul yang luar biasa itu”: Lihat </w:t>
       </w:r>
-      <w:hyperlink r:id="rId277">
-        <w:r>
-          <w:rPr>
-            <w:lang w:val="id_ID" w:bidi="id_ID"/>
-          </w:rPr>
-          <w:rPr>
-            <w:color w:val="0000EE"/>
-            <w:u w:val="single"/>
-          </w:rPr>
-          <w:t>11:5</w:t>
-        </w:r>
-      </w:hyperlink>
+      <w:r>
+        <w:rPr>
+          <w:lang w:val="id_ID" w:bidi="id_ID"/>
+        </w:rPr>
+        <w:t>11:5</w:t>
+      </w:r>
       <w:r>
         <w:rPr>
           <w:lang w:val="id_ID" w:bidi="id_ID"/>
@@ -12438,18 +10698,12 @@
         </w:rPr>
         <w:t xml:space="preserve">Satu-satunya hal yang gagal kulakukan merujuk pada tidak menerima pembayaran atas pelayanannya (lihat </w:t>
       </w:r>
-      <w:hyperlink r:id="rId247">
-        <w:r>
-          <w:rPr>
-            <w:lang w:val="id_ID" w:bidi="id_ID"/>
-          </w:rPr>
-          <w:rPr>
-            <w:color w:val="0000EE"/>
-            <w:u w:val="single"/>
-          </w:rPr>
-          <w:t>11:7–11</w:t>
-        </w:r>
-      </w:hyperlink>
+      <w:r>
+        <w:rPr>
+          <w:lang w:val="id_ID" w:bidi="id_ID"/>
+        </w:rPr>
+        <w:t>11:7–11</w:t>
+      </w:r>
       <w:r>
         <w:rPr>
           <w:lang w:val="id_ID" w:bidi="id_ID"/>
@@ -12504,36 +10758,24 @@
         </w:rPr>
         <w:t>Untuk ketiga kalinya: Kunjungan pertama Paulus adalah penginjilan awalnya di Korintus (</w:t>
       </w:r>
-      <w:hyperlink r:id="rId278">
-        <w:r>
-          <w:rPr>
-            <w:lang w:val="id_ID" w:bidi="id_ID"/>
-          </w:rPr>
-          <w:rPr>
-            <w:color w:val="0000EE"/>
-            <w:u w:val="single"/>
-          </w:rPr>
-          <w:t>Kisah. 18:1–18</w:t>
-        </w:r>
-      </w:hyperlink>
+      <w:r>
+        <w:rPr>
+          <w:lang w:val="id_ID" w:bidi="id_ID"/>
+        </w:rPr>
+        <w:t>Kisah. 18:1–18</w:t>
+      </w:r>
       <w:r>
         <w:rPr>
           <w:lang w:val="id_ID" w:bidi="id_ID"/>
         </w:rPr>
         <w:t>); yang kedua adalah “kunjungan menyakitkan” yang tidak direncanakan sebelumnya (</w:t>
       </w:r>
-      <w:hyperlink r:id="rId51">
-        <w:r>
-          <w:rPr>
-            <w:lang w:val="id_ID" w:bidi="id_ID"/>
-          </w:rPr>
-          <w:rPr>
-            <w:color w:val="0000EE"/>
-            <w:u w:val="single"/>
-          </w:rPr>
-          <w:t>2Kor. 2:1</w:t>
-        </w:r>
-      </w:hyperlink>
+      <w:r>
+        <w:rPr>
+          <w:lang w:val="id_ID" w:bidi="id_ID"/>
+        </w:rPr>
+        <w:t>2Kor. 2:1</w:t>
+      </w:r>
       <w:r>
         <w:rPr>
           <w:lang w:val="id_ID" w:bidi="id_ID"/>
@@ -12600,36 +10842,24 @@
         </w:rPr>
         <w:t xml:space="preserve">Beberapa orang Korintus masih percaya bahwa Paulus telah menipu mereka dengan cara licik. Mereka mungkin menyiratkan bahwa Paulus memanfaatkan hasil pengumpulan untuk jemat Yerusalem (pasal </w:t>
       </w:r>
-      <w:hyperlink r:id="rId185">
-        <w:r>
-          <w:rPr>
-            <w:lang w:val="id_ID" w:bidi="id_ID"/>
-          </w:rPr>
-          <w:rPr>
-            <w:color w:val="0000EE"/>
-            <w:u w:val="single"/>
-          </w:rPr>
-          <w:t>8–9</w:t>
-        </w:r>
-      </w:hyperlink>
+      <w:r>
+        <w:rPr>
+          <w:lang w:val="id_ID" w:bidi="id_ID"/>
+        </w:rPr>
+        <w:t>8–9</w:t>
+      </w:r>
       <w:r>
         <w:rPr>
           <w:lang w:val="id_ID" w:bidi="id_ID"/>
         </w:rPr>
         <w:t xml:space="preserve">). Jawaban terhadap tuduhan ini adalah pengingat tentang integritas Titus dan saudara lainnya (lihat </w:t>
       </w:r>
-      <w:hyperlink r:id="rId279">
-        <w:r>
-          <w:rPr>
-            <w:lang w:val="id_ID" w:bidi="id_ID"/>
-          </w:rPr>
-          <w:rPr>
-            <w:color w:val="0000EE"/>
-            <w:u w:val="single"/>
-          </w:rPr>
-          <w:t>8:18–24</w:t>
-        </w:r>
-      </w:hyperlink>
+      <w:r>
+        <w:rPr>
+          <w:lang w:val="id_ID" w:bidi="id_ID"/>
+        </w:rPr>
+        <w:t>8:18–24</w:t>
+      </w:r>
       <w:r>
         <w:rPr>
           <w:lang w:val="id_ID" w:bidi="id_ID"/>
@@ -12744,36 +10974,24 @@
         </w:rPr>
         <w:t xml:space="preserve">: Jika Paulus harus melakukannya, dia akan menangani dengan tegas orang-orang yang berdosa dengan terang-terangan (bdk. </w:t>
       </w:r>
-      <w:hyperlink r:id="rId280">
-        <w:r>
-          <w:rPr>
-            <w:lang w:val="id_ID" w:bidi="id_ID"/>
-          </w:rPr>
-          <w:rPr>
-            <w:color w:val="0000EE"/>
-            <w:u w:val="single"/>
-          </w:rPr>
-          <w:t>1:23–2:17</w:t>
-        </w:r>
-      </w:hyperlink>
+      <w:r>
+        <w:rPr>
+          <w:lang w:val="id_ID" w:bidi="id_ID"/>
+        </w:rPr>
+        <w:t>1:23–2:17</w:t>
+      </w:r>
       <w:r>
         <w:rPr>
           <w:lang w:val="id_ID" w:bidi="id_ID"/>
         </w:rPr>
         <w:t xml:space="preserve">; </w:t>
       </w:r>
-      <w:hyperlink r:id="rId208">
-        <w:r>
-          <w:rPr>
-            <w:lang w:val="id_ID" w:bidi="id_ID"/>
-          </w:rPr>
-          <w:rPr>
-            <w:color w:val="0000EE"/>
-            <w:u w:val="single"/>
-          </w:rPr>
-          <w:t>1Kor 4:21</w:t>
-        </w:r>
-      </w:hyperlink>
+      <w:r>
+        <w:rPr>
+          <w:lang w:val="id_ID" w:bidi="id_ID"/>
+        </w:rPr>
+        <w:t>1Kor 4:21</w:t>
+      </w:r>
       <w:r>
         <w:rPr>
           <w:lang w:val="id_ID" w:bidi="id_ID"/>
@@ -12828,36 +11046,24 @@
         </w:rPr>
         <w:t>Paulus khawatir bahwa Allah akan merendahkanku di hadapanmu—sebuah pengulangan dari kunjungan sebelumnya (</w:t>
       </w:r>
-      <w:hyperlink r:id="rId51">
-        <w:r>
-          <w:rPr>
-            <w:lang w:val="id_ID" w:bidi="id_ID"/>
-          </w:rPr>
-          <w:rPr>
-            <w:color w:val="0000EE"/>
-            <w:u w:val="single"/>
-          </w:rPr>
-          <w:t>2:1</w:t>
-        </w:r>
-      </w:hyperlink>
+      <w:r>
+        <w:rPr>
+          <w:lang w:val="id_ID" w:bidi="id_ID"/>
+        </w:rPr>
+        <w:t>2:1</w:t>
+      </w:r>
       <w:r>
         <w:rPr>
           <w:lang w:val="id_ID" w:bidi="id_ID"/>
         </w:rPr>
         <w:t xml:space="preserve">), ketika jemaat Korintus telah menolak dan mempermalukan Paulus. • Keburukan-keburukan yang tercantum adalah di antara dosa-dosa lama jemaat Korintus (lihat </w:t>
       </w:r>
-      <w:hyperlink r:id="rId155">
-        <w:r>
-          <w:rPr>
-            <w:lang w:val="id_ID" w:bidi="id_ID"/>
-          </w:rPr>
-          <w:rPr>
-            <w:color w:val="0000EE"/>
-            <w:u w:val="single"/>
-          </w:rPr>
-          <w:t>6:14–7:1</w:t>
-        </w:r>
-      </w:hyperlink>
+      <w:r>
+        <w:rPr>
+          <w:lang w:val="id_ID" w:bidi="id_ID"/>
+        </w:rPr>
+        <w:t>6:14–7:1</w:t>
+      </w:r>
       <w:r>
         <w:rPr>
           <w:lang w:val="id_ID" w:bidi="id_ID"/>
@@ -12936,36 +11142,24 @@
         </w:rPr>
         <w:t xml:space="preserve">), Paulus menemukan konfirmasi rencananya dalam Kitab Suci. Alasan untuk kutipan ini tidak jelas, tetapi mungkin, mengingat konteks </w:t>
       </w:r>
-      <w:hyperlink r:id="rId281">
-        <w:r>
-          <w:rPr>
-            <w:lang w:val="id_ID" w:bidi="id_ID"/>
-          </w:rPr>
-          <w:rPr>
-            <w:color w:val="0000EE"/>
-            <w:u w:val="single"/>
-          </w:rPr>
-          <w:t>Ul. 19:15</w:t>
-        </w:r>
-      </w:hyperlink>
+      <w:r>
+        <w:rPr>
+          <w:lang w:val="id_ID" w:bidi="id_ID"/>
+        </w:rPr>
+        <w:t>Ul. 19:15</w:t>
+      </w:r>
       <w:r>
         <w:rPr>
           <w:lang w:val="id_ID" w:bidi="id_ID"/>
         </w:rPr>
         <w:t xml:space="preserve">, Paulus ingin memperingatkan mereka bahwa setiap pelanggaran (tercantum dalam </w:t>
       </w:r>
-      <w:hyperlink r:id="rId282">
-        <w:r>
-          <w:rPr>
-            <w:lang w:val="id_ID" w:bidi="id_ID"/>
-          </w:rPr>
-          <w:rPr>
-            <w:color w:val="0000EE"/>
-            <w:u w:val="single"/>
-          </w:rPr>
-          <w:t>2Kor. 12:20–21</w:t>
-        </w:r>
-      </w:hyperlink>
+      <w:r>
+        <w:rPr>
+          <w:lang w:val="id_ID" w:bidi="id_ID"/>
+        </w:rPr>
+        <w:t>2Kor. 12:20–21</w:t>
+      </w:r>
       <w:r>
         <w:rPr>
           <w:lang w:val="id_ID" w:bidi="id_ID"/>
@@ -13027,54 +11221,36 @@
         </w:rPr>
         <w:t xml:space="preserve">Kristus berkata-kata dengan perantaraan aku: Paulus mewakili Kristus kepada jemaat Korintus, dan dia akan menggunakan kuasa Allah dalam menangani mereka. • Kelemahan Paulus dicontohkan dari penghinaan Kristus, yang disalibkan dalam kelemahan (lihat </w:t>
       </w:r>
-      <w:hyperlink r:id="rId283">
-        <w:r>
-          <w:rPr>
-            <w:lang w:val="id_ID" w:bidi="id_ID"/>
-          </w:rPr>
-          <w:rPr>
-            <w:color w:val="0000EE"/>
-            <w:u w:val="single"/>
-          </w:rPr>
-          <w:t>8:9</w:t>
-        </w:r>
-      </w:hyperlink>
+      <w:r>
+        <w:rPr>
+          <w:lang w:val="id_ID" w:bidi="id_ID"/>
+        </w:rPr>
+        <w:t>8:9</w:t>
+      </w:r>
       <w:r>
         <w:rPr>
           <w:lang w:val="id_ID" w:bidi="id_ID"/>
         </w:rPr>
         <w:t>). Penghakiman Paulus terhadap orang-orang berdosa akan dipengaruhi oleh kasih Kristus (</w:t>
       </w:r>
-      <w:hyperlink r:id="rId284">
-        <w:r>
-          <w:rPr>
-            <w:lang w:val="id_ID" w:bidi="id_ID"/>
-          </w:rPr>
-          <w:rPr>
-            <w:color w:val="0000EE"/>
-            <w:u w:val="single"/>
-          </w:rPr>
-          <w:t>5:14–21</w:t>
-        </w:r>
-      </w:hyperlink>
+      <w:r>
+        <w:rPr>
+          <w:lang w:val="id_ID" w:bidi="id_ID"/>
+        </w:rPr>
+        <w:t>5:14–21</w:t>
+      </w:r>
       <w:r>
         <w:rPr>
           <w:lang w:val="id_ID" w:bidi="id_ID"/>
         </w:rPr>
         <w:t>). • Kita juga lemah: Secara manusiawi, Paulus rapuh, tetapi dia dapat bersandar pada kekuatan Kristus (</w:t>
       </w:r>
-      <w:hyperlink r:id="rId285">
-        <w:r>
-          <w:rPr>
-            <w:lang w:val="id_ID" w:bidi="id_ID"/>
-          </w:rPr>
-          <w:rPr>
-            <w:color w:val="0000EE"/>
-            <w:u w:val="single"/>
-          </w:rPr>
-          <w:t>12:10</w:t>
-        </w:r>
-      </w:hyperlink>
+      <w:r>
+        <w:rPr>
+          <w:lang w:val="id_ID" w:bidi="id_ID"/>
+        </w:rPr>
+        <w:t>12:10</w:t>
+      </w:r>
       <w:r>
         <w:rPr>
           <w:lang w:val="id_ID" w:bidi="id_ID"/>
@@ -13228,36 +11404,24 @@
         </w:rPr>
         <w:t>: Mereka akan membuat kesalahan dengan menerima guru-guru palsu yang telah muncul di tempat kejadian (</w:t>
       </w:r>
-      <w:hyperlink r:id="rId277">
-        <w:r>
-          <w:rPr>
-            <w:lang w:val="id_ID" w:bidi="id_ID"/>
-          </w:rPr>
-          <w:rPr>
-            <w:color w:val="0000EE"/>
-            <w:u w:val="single"/>
-          </w:rPr>
-          <w:t>11:5</w:t>
-        </w:r>
-      </w:hyperlink>
+      <w:r>
+        <w:rPr>
+          <w:lang w:val="id_ID" w:bidi="id_ID"/>
+        </w:rPr>
+        <w:t>11:5</w:t>
+      </w:r>
       <w:r>
         <w:rPr>
           <w:lang w:val="id_ID" w:bidi="id_ID"/>
         </w:rPr>
         <w:t xml:space="preserve">, </w:t>
       </w:r>
-      <w:hyperlink r:id="rId213">
-        <w:r>
-          <w:rPr>
-            <w:lang w:val="id_ID" w:bidi="id_ID"/>
-          </w:rPr>
-          <w:rPr>
-            <w:color w:val="0000EE"/>
-            <w:u w:val="single"/>
-          </w:rPr>
-          <w:t>13–15</w:t>
-        </w:r>
-      </w:hyperlink>
+      <w:r>
+        <w:rPr>
+          <w:lang w:val="id_ID" w:bidi="id_ID"/>
+        </w:rPr>
+        <w:t>13–15</w:t>
+      </w:r>
       <w:r>
         <w:rPr>
           <w:lang w:val="id_ID" w:bidi="id_ID"/>
@@ -13288,36 +11452,24 @@
         </w:rPr>
         <w:t>: Motivasi Paulus dalam pelayanan adalah untuk setia, bukan untuk terlihat sukses (</w:t>
       </w:r>
-      <w:hyperlink r:id="rId286">
-        <w:r>
-          <w:rPr>
-            <w:lang w:val="id_ID" w:bidi="id_ID"/>
-          </w:rPr>
-          <w:rPr>
-            <w:color w:val="0000EE"/>
-            <w:u w:val="single"/>
-          </w:rPr>
-          <w:t>1 Kor 4:2</w:t>
-        </w:r>
-      </w:hyperlink>
+      <w:r>
+        <w:rPr>
+          <w:lang w:val="id_ID" w:bidi="id_ID"/>
+        </w:rPr>
+        <w:t>1 Kor 4:2</w:t>
+      </w:r>
       <w:r>
         <w:rPr>
           <w:lang w:val="id_ID" w:bidi="id_ID"/>
         </w:rPr>
         <w:t>). Dia mencontohkan pelayanannya pada Yesus Kristus sendiri (</w:t>
       </w:r>
-      <w:hyperlink r:id="rId237">
-        <w:r>
-          <w:rPr>
-            <w:lang w:val="id_ID" w:bidi="id_ID"/>
-          </w:rPr>
-          <w:rPr>
-            <w:color w:val="0000EE"/>
-            <w:u w:val="single"/>
-          </w:rPr>
-          <w:t>2Kor 13:4</w:t>
-        </w:r>
-      </w:hyperlink>
+      <w:r>
+        <w:rPr>
+          <w:lang w:val="id_ID" w:bidi="id_ID"/>
+        </w:rPr>
+        <w:t>2Kor 13:4</w:t>
+      </w:r>
       <w:r>
         <w:rPr>
           <w:lang w:val="id_ID" w:bidi="id_ID"/>
@@ -13452,90 +11604,60 @@
         </w:rPr>
         <w:t xml:space="preserve">, yaitu memulihkan sesuatu ke kondisi yang seharusnya, seperti kembali ke kesehatan yang baik (kata terkait digunakan dalam </w:t>
       </w:r>
-      <w:hyperlink r:id="rId287">
-        <w:r>
-          <w:rPr>
-            <w:lang w:val="id_ID" w:bidi="id_ID"/>
-          </w:rPr>
-          <w:rPr>
-            <w:color w:val="0000EE"/>
-            <w:u w:val="single"/>
-          </w:rPr>
-          <w:t>13:11</w:t>
-        </w:r>
-      </w:hyperlink>
+      <w:r>
+        <w:rPr>
+          <w:lang w:val="id_ID" w:bidi="id_ID"/>
+        </w:rPr>
+        <w:t>13:11</w:t>
+      </w:r>
       <w:r>
         <w:rPr>
           <w:lang w:val="id_ID" w:bidi="id_ID"/>
         </w:rPr>
         <w:t xml:space="preserve">, “tumbuh menjadi dewasa”; </w:t>
       </w:r>
-      <w:hyperlink r:id="rId288">
-        <w:r>
-          <w:rPr>
-            <w:lang w:val="id_ID" w:bidi="id_ID"/>
-          </w:rPr>
-          <w:rPr>
-            <w:color w:val="0000EE"/>
-            <w:u w:val="single"/>
-          </w:rPr>
-          <w:t>Mrk. 1:19</w:t>
-        </w:r>
-      </w:hyperlink>
+      <w:r>
+        <w:rPr>
+          <w:lang w:val="id_ID" w:bidi="id_ID"/>
+        </w:rPr>
+        <w:t>Mrk. 1:19</w:t>
+      </w:r>
       <w:r>
         <w:rPr>
           <w:lang w:val="id_ID" w:bidi="id_ID"/>
         </w:rPr>
         <w:t xml:space="preserve">, “memperbaiki”; </w:t>
       </w:r>
-      <w:hyperlink r:id="rId289">
-        <w:r>
-          <w:rPr>
-            <w:lang w:val="id_ID" w:bidi="id_ID"/>
-          </w:rPr>
-          <w:rPr>
-            <w:color w:val="0000EE"/>
-            <w:u w:val="single"/>
-          </w:rPr>
-          <w:t>1Tes. 3:10</w:t>
-        </w:r>
-      </w:hyperlink>
+      <w:r>
+        <w:rPr>
+          <w:lang w:val="id_ID" w:bidi="id_ID"/>
+        </w:rPr>
+        <w:t>1Tes. 3:10</w:t>
+      </w:r>
       <w:r>
         <w:rPr>
           <w:lang w:val="id_ID" w:bidi="id_ID"/>
         </w:rPr>
         <w:t xml:space="preserve">, “mengisi”; </w:t>
       </w:r>
-      <w:hyperlink r:id="rId290">
-        <w:r>
-          <w:rPr>
-            <w:lang w:val="id_ID" w:bidi="id_ID"/>
-          </w:rPr>
-          <w:rPr>
-            <w:color w:val="0000EE"/>
-            <w:u w:val="single"/>
-          </w:rPr>
-          <w:t>Ibr. 13:21</w:t>
-        </w:r>
-      </w:hyperlink>
+      <w:r>
+        <w:rPr>
+          <w:lang w:val="id_ID" w:bidi="id_ID"/>
+        </w:rPr>
+        <w:t>Ibr. 13:21</w:t>
+      </w:r>
       <w:r>
         <w:rPr>
           <w:lang w:val="id_ID" w:bidi="id_ID"/>
         </w:rPr>
         <w:t xml:space="preserve">, “melengkapi”; </w:t>
       </w:r>
-      <w:hyperlink r:id="rId291">
-        <w:r>
-          <w:rPr>
-            <w:lang w:val="id_ID" w:bidi="id_ID"/>
-          </w:rPr>
-          <w:rPr>
-            <w:color w:val="0000EE"/>
-            <w:u w:val="single"/>
-          </w:rPr>
-          <w:t>1Ptr. 5:10</w:t>
-        </w:r>
-      </w:hyperlink>
+      <w:r>
+        <w:rPr>
+          <w:lang w:val="id_ID" w:bidi="id_ID"/>
+        </w:rPr>
+        <w:t>1Ptr. 5:10</w:t>
+      </w:r>
       <w:r>
         <w:rPr>
           <w:lang w:val="id_ID" w:bidi="id_ID"/>
@@ -13590,36 +11712,24 @@
         </w:rPr>
         <w:t>Paulus tidak ingin bersikap keras terhadap jemaat dengan menghukum para pelanggar (</w:t>
       </w:r>
-      <w:hyperlink r:id="rId292">
-        <w:r>
-          <w:rPr>
-            <w:lang w:val="id_ID" w:bidi="id_ID"/>
-          </w:rPr>
-          <w:rPr>
-            <w:color w:val="0000EE"/>
-            <w:u w:val="single"/>
-          </w:rPr>
-          <w:t>12:21</w:t>
-        </w:r>
-      </w:hyperlink>
+      <w:r>
+        <w:rPr>
+          <w:lang w:val="id_ID" w:bidi="id_ID"/>
+        </w:rPr>
+        <w:t>12:21</w:t>
+      </w:r>
       <w:r>
         <w:rPr>
           <w:lang w:val="id_ID" w:bidi="id_ID"/>
         </w:rPr>
         <w:t xml:space="preserve">). Dia ingin menggunakan otoritas kerasulannya secara positif, tetapi pelayanannya mengharuskan dia untuk membangun dan meruntuhkan (bdk. </w:t>
       </w:r>
-      <w:hyperlink r:id="rId293">
-        <w:r>
-          <w:rPr>
-            <w:lang w:val="id_ID" w:bidi="id_ID"/>
-          </w:rPr>
-          <w:rPr>
-            <w:color w:val="0000EE"/>
-            <w:u w:val="single"/>
-          </w:rPr>
-          <w:t>Yer 1:10</w:t>
-        </w:r>
-      </w:hyperlink>
+      <w:r>
+        <w:rPr>
+          <w:lang w:val="id_ID" w:bidi="id_ID"/>
+        </w:rPr>
+        <w:t>Yer 1:10</w:t>
+      </w:r>
       <w:r>
         <w:rPr>
           <w:lang w:val="id_ID" w:bidi="id_ID"/>
@@ -13639,36 +11749,24 @@
         </w:rPr>
         <w:t xml:space="preserve">): Ini adalah ungkapan favorit Paulus untuk komunitas Kristen yang stabil (lihat </w:t>
       </w:r>
-      <w:hyperlink r:id="rId294">
-        <w:r>
-          <w:rPr>
-            <w:lang w:val="id_ID" w:bidi="id_ID"/>
-          </w:rPr>
-          <w:rPr>
-            <w:color w:val="0000EE"/>
-            <w:u w:val="single"/>
-          </w:rPr>
-          <w:t>Ef 4:12</w:t>
-        </w:r>
-      </w:hyperlink>
+      <w:r>
+        <w:rPr>
+          <w:lang w:val="id_ID" w:bidi="id_ID"/>
+        </w:rPr>
+        <w:t>Ef 4:12</w:t>
+      </w:r>
       <w:r>
         <w:rPr>
           <w:lang w:val="id_ID" w:bidi="id_ID"/>
         </w:rPr>
         <w:t>), di mana Tuhan tinggal di dalam dan di antara orang-orang percaya (</w:t>
       </w:r>
-      <w:hyperlink r:id="rId295">
-        <w:r>
-          <w:rPr>
-            <w:lang w:val="id_ID" w:bidi="id_ID"/>
-          </w:rPr>
-          <w:rPr>
-            <w:color w:val="0000EE"/>
-            <w:u w:val="single"/>
-          </w:rPr>
-          <w:t>2Kor. 13:5</w:t>
-        </w:r>
-      </w:hyperlink>
+      <w:r>
+        <w:rPr>
+          <w:lang w:val="id_ID" w:bidi="id_ID"/>
+        </w:rPr>
+        <w:t>2Kor. 13:5</w:t>
+      </w:r>
       <w:r>
         <w:rPr>
           <w:lang w:val="id_ID" w:bidi="id_ID"/>
@@ -13723,36 +11821,24 @@
         </w:rPr>
         <w:t xml:space="preserve">Kata-kata terakhir ini adalah instruksi akhir dari Paulus. • Bersukacitalah: Lihat juga </w:t>
       </w:r>
-      <w:hyperlink r:id="rId296">
-        <w:r>
-          <w:rPr>
-            <w:lang w:val="id_ID" w:bidi="id_ID"/>
-          </w:rPr>
-          <w:rPr>
-            <w:color w:val="0000EE"/>
-            <w:u w:val="single"/>
-          </w:rPr>
-          <w:t>Flp. 3:1</w:t>
-        </w:r>
-      </w:hyperlink>
+      <w:r>
+        <w:rPr>
+          <w:lang w:val="id_ID" w:bidi="id_ID"/>
+        </w:rPr>
+        <w:t>Flp. 3:1</w:t>
+      </w:r>
       <w:r>
         <w:rPr>
           <w:lang w:val="id_ID" w:bidi="id_ID"/>
         </w:rPr>
         <w:t xml:space="preserve">; </w:t>
       </w:r>
-      <w:hyperlink r:id="rId297">
-        <w:r>
-          <w:rPr>
-            <w:lang w:val="id_ID" w:bidi="id_ID"/>
-          </w:rPr>
-          <w:rPr>
-            <w:color w:val="0000EE"/>
-            <w:u w:val="single"/>
-          </w:rPr>
-          <w:t>4:4</w:t>
-        </w:r>
-      </w:hyperlink>
+      <w:r>
+        <w:rPr>
+          <w:lang w:val="id_ID" w:bidi="id_ID"/>
+        </w:rPr>
+        <w:t>4:4</w:t>
+      </w:r>
       <w:r>
         <w:rPr>
           <w:lang w:val="id_ID" w:bidi="id_ID"/>
@@ -13783,18 +11869,12 @@
         </w:rPr>
         <w:t xml:space="preserve">— dorongan Paulus mungkin untuk mereka berusaha mencapai pemulihan. • Saling menguatkan: Kebutuhan akan dorongan semangat sangat menonjol dalam 2 Korintus, dimulai dengan </w:t>
       </w:r>
-      <w:hyperlink r:id="rId298">
-        <w:r>
-          <w:rPr>
-            <w:lang w:val="id_ID" w:bidi="id_ID"/>
-          </w:rPr>
-          <w:rPr>
-            <w:color w:val="0000EE"/>
-            <w:u w:val="single"/>
-          </w:rPr>
-          <w:t>1:3–7</w:t>
-        </w:r>
-      </w:hyperlink>
+      <w:r>
+        <w:rPr>
+          <w:lang w:val="id_ID" w:bidi="id_ID"/>
+        </w:rPr>
+        <w:t>1:3–7</w:t>
+      </w:r>
       <w:r>
         <w:rPr>
           <w:lang w:val="id_ID" w:bidi="id_ID"/>
@@ -13826,18 +11906,12 @@
         </w:rPr>
         <w:t xml:space="preserve">(seperti dalam </w:t>
       </w:r>
-      <w:hyperlink r:id="rId299">
-        <w:r>
-          <w:rPr>
-            <w:lang w:val="id_ID" w:bidi="id_ID"/>
-          </w:rPr>
-          <w:rPr>
-            <w:color w:val="0000EE"/>
-            <w:u w:val="single"/>
-          </w:rPr>
-          <w:t>Flp.2:1–4</w:t>
-        </w:r>
-      </w:hyperlink>
+      <w:r>
+        <w:rPr>
+          <w:lang w:val="id_ID" w:bidi="id_ID"/>
+        </w:rPr>
+        <w:t>Flp.2:1–4</w:t>
+      </w:r>
       <w:r>
         <w:rPr>
           <w:lang w:val="id_ID" w:bidi="id_ID"/>
@@ -13892,54 +11966,36 @@
         </w:rPr>
         <w:t>Surat tersebut diakhiri dengan permohonan terakhir Paulus (</w:t>
       </w:r>
-      <w:hyperlink r:id="rId287">
-        <w:r>
-          <w:rPr>
-            <w:lang w:val="id_ID" w:bidi="id_ID"/>
-          </w:rPr>
-          <w:rPr>
-            <w:color w:val="0000EE"/>
-            <w:u w:val="single"/>
-          </w:rPr>
-          <w:t>13:11</w:t>
-        </w:r>
-      </w:hyperlink>
+      <w:r>
+        <w:rPr>
+          <w:lang w:val="id_ID" w:bidi="id_ID"/>
+        </w:rPr>
+        <w:t>13:11</w:t>
+      </w:r>
       <w:r>
         <w:rPr>
           <w:lang w:val="id_ID" w:bidi="id_ID"/>
         </w:rPr>
         <w:t>), salam (</w:t>
       </w:r>
-      <w:hyperlink r:id="rId300">
-        <w:r>
-          <w:rPr>
-            <w:lang w:val="id_ID" w:bidi="id_ID"/>
-          </w:rPr>
-          <w:rPr>
-            <w:color w:val="0000EE"/>
-            <w:u w:val="single"/>
-          </w:rPr>
-          <w:t>13:12–13</w:t>
-        </w:r>
-      </w:hyperlink>
+      <w:r>
+        <w:rPr>
+          <w:lang w:val="id_ID" w:bidi="id_ID"/>
+        </w:rPr>
+        <w:t>13:12–13</w:t>
+      </w:r>
       <w:r>
         <w:rPr>
           <w:lang w:val="id_ID" w:bidi="id_ID"/>
         </w:rPr>
         <w:t>), dan berkat (</w:t>
       </w:r>
-      <w:hyperlink r:id="rId301">
-        <w:r>
-          <w:rPr>
-            <w:lang w:val="id_ID" w:bidi="id_ID"/>
-          </w:rPr>
-          <w:rPr>
-            <w:color w:val="0000EE"/>
-            <w:u w:val="single"/>
-          </w:rPr>
-          <w:t>13:14</w:t>
-        </w:r>
-      </w:hyperlink>
+      <w:r>
+        <w:rPr>
+          <w:lang w:val="id_ID" w:bidi="id_ID"/>
+        </w:rPr>
+        <w:t>13:14</w:t>
+      </w:r>
       <w:r>
         <w:rPr>
           <w:lang w:val="id_ID" w:bidi="id_ID"/>
@@ -13994,72 +12050,48 @@
         </w:rPr>
         <w:t>Cium yang kudus: Ciuman adalah bentuk salam yang umum dalam tradisi Yahudi, bukan hanya sebagai tanda kasih sayang pribadi. Ini juga umum dalam gereja Perjanjian Baru (</w:t>
       </w:r>
-      <w:hyperlink r:id="rId302">
-        <w:r>
-          <w:rPr>
-            <w:lang w:val="id_ID" w:bidi="id_ID"/>
-          </w:rPr>
-          <w:rPr>
-            <w:color w:val="0000EE"/>
-            <w:u w:val="single"/>
-          </w:rPr>
-          <w:t>Rm. 16:16</w:t>
-        </w:r>
-      </w:hyperlink>
+      <w:r>
+        <w:rPr>
+          <w:lang w:val="id_ID" w:bidi="id_ID"/>
+        </w:rPr>
+        <w:t>Rm. 16:16</w:t>
+      </w:r>
       <w:r>
         <w:rPr>
           <w:lang w:val="id_ID" w:bidi="id_ID"/>
         </w:rPr>
         <w:t xml:space="preserve">; </w:t>
       </w:r>
-      <w:hyperlink r:id="rId303">
-        <w:r>
-          <w:rPr>
-            <w:lang w:val="id_ID" w:bidi="id_ID"/>
-          </w:rPr>
-          <w:rPr>
-            <w:color w:val="0000EE"/>
-            <w:u w:val="single"/>
-          </w:rPr>
-          <w:t>1 Kor. 16:20</w:t>
-        </w:r>
-      </w:hyperlink>
+      <w:r>
+        <w:rPr>
+          <w:lang w:val="id_ID" w:bidi="id_ID"/>
+        </w:rPr>
+        <w:t>1 Kor. 16:20</w:t>
+      </w:r>
       <w:r>
         <w:rPr>
           <w:lang w:val="id_ID" w:bidi="id_ID"/>
         </w:rPr>
         <w:t xml:space="preserve">; </w:t>
       </w:r>
-      <w:hyperlink r:id="rId304">
-        <w:r>
-          <w:rPr>
-            <w:lang w:val="id_ID" w:bidi="id_ID"/>
-          </w:rPr>
-          <w:rPr>
-            <w:color w:val="0000EE"/>
-            <w:u w:val="single"/>
-          </w:rPr>
-          <w:t>1Tes. 5:26</w:t>
-        </w:r>
-      </w:hyperlink>
+      <w:r>
+        <w:rPr>
+          <w:lang w:val="id_ID" w:bidi="id_ID"/>
+        </w:rPr>
+        <w:t>1Tes. 5:26</w:t>
+      </w:r>
       <w:r>
         <w:rPr>
           <w:lang w:val="id_ID" w:bidi="id_ID"/>
         </w:rPr>
         <w:t xml:space="preserve">; </w:t>
       </w:r>
-      <w:hyperlink r:id="rId305">
-        <w:r>
-          <w:rPr>
-            <w:lang w:val="id_ID" w:bidi="id_ID"/>
-          </w:rPr>
-          <w:rPr>
-            <w:color w:val="0000EE"/>
-            <w:u w:val="single"/>
-          </w:rPr>
-          <w:t>1Ptr. 5:14</w:t>
-        </w:r>
-      </w:hyperlink>
+      <w:r>
+        <w:rPr>
+          <w:lang w:val="id_ID" w:bidi="id_ID"/>
+        </w:rPr>
+        <w:t>1Ptr. 5:14</w:t>
+      </w:r>
       <w:r>
         <w:rPr>
           <w:lang w:val="id_ID" w:bidi="id_ID"/>
@@ -14140,72 +12172,48 @@
         </w:rPr>
         <w:t xml:space="preserve">Paulus menutup suratnya dengan doa dan berkat. Dia memohon kepada tiga pribadi Tritunggal, diawali dengan kasih karunia Tuhan Yesus Kristus (lihat </w:t>
       </w:r>
-      <w:hyperlink r:id="rId283">
-        <w:r>
-          <w:rPr>
-            <w:lang w:val="id_ID" w:bidi="id_ID"/>
-          </w:rPr>
-          <w:rPr>
-            <w:color w:val="0000EE"/>
-            <w:u w:val="single"/>
-          </w:rPr>
-          <w:t>8:9</w:t>
-        </w:r>
-      </w:hyperlink>
+      <w:r>
+        <w:rPr>
+          <w:lang w:val="id_ID" w:bidi="id_ID"/>
+        </w:rPr>
+        <w:t>8:9</w:t>
+      </w:r>
       <w:r>
         <w:rPr>
           <w:lang w:val="id_ID" w:bidi="id_ID"/>
         </w:rPr>
         <w:t>). Hal ini karena kita selalu bergantung pada kasih pengorbanan Kristus, yang mendamaikan kita dengan Allah Bapa (</w:t>
       </w:r>
-      <w:hyperlink r:id="rId121">
-        <w:r>
-          <w:rPr>
-            <w:lang w:val="id_ID" w:bidi="id_ID"/>
-          </w:rPr>
-          <w:rPr>
-            <w:color w:val="0000EE"/>
-            <w:u w:val="single"/>
-          </w:rPr>
-          <w:t>5:18–21</w:t>
-        </w:r>
-      </w:hyperlink>
+      <w:r>
+        <w:rPr>
+          <w:lang w:val="id_ID" w:bidi="id_ID"/>
+        </w:rPr>
+        <w:t>5:18–21</w:t>
+      </w:r>
       <w:r>
         <w:rPr>
           <w:lang w:val="id_ID" w:bidi="id_ID"/>
         </w:rPr>
         <w:t>) dan menyatukan kita melalui persekutuan Roh Kudus dengan semua orang percaya. • Kasih Allah memenuhi kebutuhan kita dan dengan murah hati memulihkan kita ke dalam keluarga-Nya. • Persekutuan Roh Kudus berarti hubungan kita dengan Roh, yang menyatukan orang-orang Kristen menjadi satu kesatuan (</w:t>
       </w:r>
-      <w:hyperlink r:id="rId306">
-        <w:r>
-          <w:rPr>
-            <w:lang w:val="id_ID" w:bidi="id_ID"/>
-          </w:rPr>
-          <w:rPr>
-            <w:color w:val="0000EE"/>
-            <w:u w:val="single"/>
-          </w:rPr>
-          <w:t>Ef. 4:3</w:t>
-        </w:r>
-      </w:hyperlink>
+      <w:r>
+        <w:rPr>
+          <w:lang w:val="id_ID" w:bidi="id_ID"/>
+        </w:rPr>
+        <w:t>Ef. 4:3</w:t>
+      </w:r>
       <w:r>
         <w:rPr>
           <w:lang w:val="id_ID" w:bidi="id_ID"/>
         </w:rPr>
         <w:t xml:space="preserve">; </w:t>
       </w:r>
-      <w:hyperlink r:id="rId307">
-        <w:r>
-          <w:rPr>
-            <w:lang w:val="id_ID" w:bidi="id_ID"/>
-          </w:rPr>
-          <w:rPr>
-            <w:color w:val="0000EE"/>
-            <w:u w:val="single"/>
-          </w:rPr>
-          <w:t>Flp. 2:1</w:t>
-        </w:r>
-      </w:hyperlink>
+      <w:r>
+        <w:rPr>
+          <w:lang w:val="id_ID" w:bidi="id_ID"/>
+        </w:rPr>
+        <w:t>Flp. 2:1</w:t>
+      </w:r>
       <w:r>
         <w:rPr>
           <w:lang w:val="id_ID" w:bidi="id_ID"/>
